--- a/modules/09-vulnerability-assessment/docx/Red-Team-Module-09-Vulnerability-Assessment-Omarchy.docx
+++ b/modules/09-vulnerability-assessment/docx/Red-Team-Module-09-Vulnerability-Assessment-Omarchy.docx
@@ -193,118 +193,223 @@
         <w:br w:type="page"/>
       </w:r>
     </w:p>
-    <w:p>
-      <w:pPr>
-        <w:pStyle w:val="Heading1"/>
-      </w:pPr>
-      <w:r>
-        <w:t>1. Tujuan Pembelajaran</w:t>
-      </w:r>
-    </w:p>
-    <w:p>
-      <w:r>
-        <w:rPr>
-          <w:rFonts w:ascii="Liberation Sans" w:hAnsi="Liberation Sans"/>
-          <w:b w:val="0"/>
-        </w:rPr>
-        <w:t>[ ] Membedakan weakness, vulnerability, CVE, CWE, CPE/package identity, severity, dan risk.</w:t>
-      </w:r>
-    </w:p>
-    <w:p>
-      <w:r>
-        <w:rPr>
-          <w:rFonts w:ascii="Liberation Sans" w:hAnsi="Liberation Sans"/>
-          <w:b w:val="0"/>
-        </w:rPr>
-        <w:t>[ ] Membaca hasil vulnerability scanner tanpa langsung percaya severity label.</w:t>
-      </w:r>
-    </w:p>
-    <w:p>
-      <w:r>
-        <w:rPr>
-          <w:rFonts w:ascii="Liberation Sans" w:hAnsi="Liberation Sans"/>
-          <w:b w:val="0"/>
-        </w:rPr>
-        <w:t>[ ] Menggunakan CVSS v4.0 sebagai severity framework, bukan sebagai risk score tunggal.</w:t>
-      </w:r>
-    </w:p>
-    <w:p>
-      <w:r>
-        <w:rPr>
-          <w:rFonts w:ascii="Liberation Sans" w:hAnsi="Liberation Sans"/>
-          <w:b w:val="0"/>
-        </w:rPr>
-        <w:t>[ ] Menilai product/version match, fixed version, reachability, configuration, dan evidence.</w:t>
-      </w:r>
-    </w:p>
-    <w:p>
-      <w:r>
-        <w:rPr>
-          <w:rFonts w:ascii="Liberation Sans" w:hAnsi="Liberation Sans"/>
-          <w:b w:val="0"/>
-        </w:rPr>
-        <w:t>[ ] Memahami false positive, false negative, duplicate, accepted risk, dan not-applicable.</w:t>
-      </w:r>
-    </w:p>
-    <w:p>
-      <w:r>
-        <w:rPr>
-          <w:rFonts w:ascii="Liberation Sans" w:hAnsi="Liberation Sans"/>
-          <w:b w:val="0"/>
-        </w:rPr>
-        <w:t>[ ] Memprioritaskan remediation menggunakan technical severity, exploitation evidence, exposure, dan business criticality.</w:t>
-      </w:r>
-    </w:p>
-    <w:p>
-      <w:r>
-        <w:rPr>
-          <w:rFonts w:ascii="Liberation Sans" w:hAnsi="Liberation Sans"/>
-          <w:b w:val="0"/>
-        </w:rPr>
-        <w:t>[ ] Melakukan rescan untuk membuktikan remediation, bukan hanya menutup ticket.</w:t>
-      </w:r>
-    </w:p>
-    <w:p>
-      <w:pPr>
-        <w:pStyle w:val="Heading1"/>
-      </w:pPr>
-      <w:r>
-        <w:t>2. Prerequisite &amp; Tools</w:t>
-      </w:r>
-    </w:p>
-    <w:p>
-      <w:pPr>
-        <w:pStyle w:val="ListBullet"/>
-        <w:spacing w:after="40"/>
-      </w:pPr>
-      <w:r>
-        <w:t>Module 00-08 sudah dipahami, khususnya scope/RoE, recon, networking, service enumeration, evidence handling, dan scripting dasar.</w:t>
-      </w:r>
-    </w:p>
-    <w:p>
-      <w:pPr>
-        <w:pStyle w:val="ListBullet"/>
-        <w:spacing w:after="40"/>
-      </w:pPr>
-      <w:r>
-        <w:t>Tools utama module: Trivy, jq, Python, optional Syft untuk SBOM, browser untuk CVE/NVD/FIRST/CISA references.</w:t>
-      </w:r>
-    </w:p>
-    <w:p>
-      <w:pPr>
-        <w:pStyle w:val="ListBullet"/>
-        <w:spacing w:after="40"/>
-      </w:pPr>
-      <w:r>
-        <w:t>Lab menggunakan manifest dependency lokal yang sengaja outdated. Tidak ada package vulnerable yang di-install atau dieksekusi.</w:t>
-      </w:r>
-    </w:p>
     <w:tbl>
       <w:tblPr>
         <w:tblW w:type="auto" w:w="0"/>
         <w:jc w:val="center"/>
         <w:tblLayout w:type="autofit"/>
-        <w:tblLook w:firstColumn="1" w:firstRow="1" w:lastColumn="0" w:lastRow="0" w:noHBand="0" w:noVBand="1" w:val="04A0"/>
+        <w:tblBorders>
+          <w:top w:val="single" w:sz="5" w:space="0" w:color="E5E7EB"/>
+          <w:left w:val="single" w:sz="5" w:space="0" w:color="E5E7EB"/>
+          <w:bottom w:val="single" w:sz="5" w:space="0" w:color="E5E7EB"/>
+          <w:right w:val="single" w:sz="5" w:space="0" w:color="E5E7EB"/>
+          <w:insideH w:val="single" w:sz="5" w:space="0" w:color="E5E7EB"/>
+          <w:insideV w:val="single" w:sz="5" w:space="0" w:color="E5E7EB"/>
+        </w:tblBorders>
+      </w:tblPr>
+      <w:tblGrid>
+        <w:gridCol w:w="4984"/>
+        <w:gridCol w:w="4984"/>
+      </w:tblGrid>
+      <w:tr>
+        <w:tc>
+          <w:tcPr>
+            <w:tcW w:type="dxa" w:w="4984"/>
+            <w:shd w:fill="111827"/>
+            <w:tcMar>
+              <w:top w:w="85" w:type="dxa"/>
+              <w:start w:w="90" w:type="dxa"/>
+              <w:bottom w:w="85" w:type="dxa"/>
+              <w:end w:w="90" w:type="dxa"/>
+            </w:tcMar>
+            <w:vAlign w:val="center"/>
+          </w:tcPr>
+          <w:p>
+            <w:r>
+              <w:rPr>
+                <w:b/>
+                <w:color w:val="FFFFFF"/>
+                <w:sz w:val="16"/>
+              </w:rPr>
+              <w:t xml:space="preserve">Field</w:t>
+            </w:r>
+          </w:p>
+        </w:tc>
+        <w:tc>
+          <w:tcPr>
+            <w:tcW w:type="dxa" w:w="4984"/>
+            <w:shd w:fill="111827"/>
+            <w:tcMar>
+              <w:top w:w="85" w:type="dxa"/>
+              <w:start w:w="90" w:type="dxa"/>
+              <w:bottom w:w="85" w:type="dxa"/>
+              <w:end w:w="90" w:type="dxa"/>
+            </w:tcMar>
+            <w:vAlign w:val="center"/>
+          </w:tcPr>
+          <w:p>
+            <w:r>
+              <w:rPr>
+                <w:b/>
+                <w:color w:val="FFFFFF"/>
+                <w:sz w:val="16"/>
+              </w:rPr>
+              <w:t xml:space="preserve">Value</w:t>
+            </w:r>
+          </w:p>
+        </w:tc>
+      </w:tr>
+      <w:tr>
+        <w:tc>
+          <w:tcPr>
+            <w:tcW w:type="dxa" w:w="4984"/>
+            <w:tcMar>
+              <w:top w:w="85" w:type="dxa"/>
+              <w:start w:w="90" w:type="dxa"/>
+              <w:bottom w:w="85" w:type="dxa"/>
+              <w:end w:w="90" w:type="dxa"/>
+            </w:tcMar>
+          </w:tcPr>
+          <w:p>
+            <w:r>
+              <w:t xml:space="preserve">Prerequisite</w:t>
+            </w:r>
+          </w:p>
+        </w:tc>
+        <w:tc>
+          <w:tcPr>
+            <w:tcW w:type="dxa" w:w="4984"/>
+            <w:tcMar>
+              <w:top w:w="85" w:type="dxa"/>
+              <w:start w:w="90" w:type="dxa"/>
+              <w:bottom w:w="85" w:type="dxa"/>
+              <w:end w:w="90" w:type="dxa"/>
+            </w:tcMar>
+          </w:tcPr>
+          <w:p>
+            <w:r>
+              <w:t xml:space="preserve">Module 00–08 — scope/RoE, recon, networking, service enumeration, evidence handling, scripting dasar</w:t>
+            </w:r>
+          </w:p>
+        </w:tc>
+      </w:tr>
+      <w:tr>
+        <w:tc>
+          <w:tcPr>
+            <w:tcW w:type="dxa" w:w="4984"/>
+            <w:tcMar>
+              <w:top w:w="85" w:type="dxa"/>
+              <w:start w:w="90" w:type="dxa"/>
+              <w:bottom w:w="85" w:type="dxa"/>
+              <w:end w:w="90" w:type="dxa"/>
+            </w:tcMar>
+          </w:tcPr>
+          <w:p>
+            <w:r>
+              <w:t xml:space="preserve">Core tools</w:t>
+            </w:r>
+          </w:p>
+        </w:tc>
+        <w:tc>
+          <w:tcPr>
+            <w:tcW w:type="dxa" w:w="4984"/>
+            <w:tcMar>
+              <w:top w:w="85" w:type="dxa"/>
+              <w:start w:w="90" w:type="dxa"/>
+              <w:bottom w:w="85" w:type="dxa"/>
+              <w:end w:w="90" w:type="dxa"/>
+            </w:tcMar>
+          </w:tcPr>
+          <w:p>
+            <w:r>
+              <w:t xml:space="preserve">Trivy, jq, Python, optional Syft (SBOM), browser untuk CVE/NVD/FIRST/CISA</w:t>
+            </w:r>
+          </w:p>
+        </w:tc>
+      </w:tr>
+      <w:tr>
+        <w:tc>
+          <w:tcPr>
+            <w:tcW w:type="dxa" w:w="4984"/>
+            <w:tcMar>
+              <w:top w:w="85" w:type="dxa"/>
+              <w:start w:w="90" w:type="dxa"/>
+              <w:bottom w:w="85" w:type="dxa"/>
+              <w:end w:w="90" w:type="dxa"/>
+            </w:tcMar>
+          </w:tcPr>
+          <w:p>
+            <w:r>
+              <w:t xml:space="preserve">Lab safety</w:t>
+            </w:r>
+          </w:p>
+        </w:tc>
+        <w:tc>
+          <w:tcPr>
+            <w:tcW w:type="dxa" w:w="4984"/>
+            <w:tcMar>
+              <w:top w:w="85" w:type="dxa"/>
+              <w:start w:w="90" w:type="dxa"/>
+              <w:bottom w:w="85" w:type="dxa"/>
+              <w:end w:w="90" w:type="dxa"/>
+            </w:tcMar>
+          </w:tcPr>
+          <w:p>
+            <w:r>
+              <w:t xml:space="preserve">Hanya menganalisis manifest dependency lokal yang sengaja outdated — dependency </w:t>
+            </w:r>
+            <w:r>
+              <w:rPr>
+                <w:b/>
+              </w:rPr>
+              <w:t xml:space="preserve">tidak</w:t>
+            </w:r>
+            <w:r>
+              <w:t xml:space="preserve"> di-install/dieksekusi</w:t>
+            </w:r>
+          </w:p>
+        </w:tc>
+      </w:tr>
+      <w:tr>
+        <w:tc>
+          <w:tcPr>
+            <w:tcW w:type="dxa" w:w="4984"/>
+            <w:tcMar>
+              <w:top w:w="85" w:type="dxa"/>
+              <w:start w:w="90" w:type="dxa"/>
+              <w:bottom w:w="85" w:type="dxa"/>
+              <w:end w:w="90" w:type="dxa"/>
+            </w:tcMar>
+          </w:tcPr>
+          <w:p>
+            <w:r>
+              <w:t xml:space="preserve">Outcome</w:t>
+            </w:r>
+          </w:p>
+        </w:tc>
+        <w:tc>
+          <w:tcPr>
+            <w:tcW w:type="dxa" w:w="4984"/>
+            <w:tcMar>
+              <w:top w:w="85" w:type="dxa"/>
+              <w:start w:w="90" w:type="dxa"/>
+              <w:bottom w:w="85" w:type="dxa"/>
+              <w:end w:w="90" w:type="dxa"/>
+            </w:tcMar>
+          </w:tcPr>
+          <w:p>
+            <w:r>
+              <w:t xml:space="preserve">Mengubah scanner hit jadi keputusan triage yang bisa dipertanggungjawabkan, lengkap dengan remediation + rescan evidence</w:t>
+            </w:r>
+          </w:p>
+        </w:tc>
+      </w:tr>
+    </w:tbl>
+    <w:tbl>
+      <w:tblPr>
+        <w:tblW w:type="auto" w:w="0"/>
+        <w:jc w:val="center"/>
+        <w:tblLayout w:type="autofit"/>
       </w:tblPr>
       <w:tblGrid>
         <w:gridCol w:w="9968"/>
@@ -334,22 +439,16 @@
                 <w:color w:val="F9FAFB"/>
                 <w:sz w:val="15"/>
               </w:rPr>
-              <w:t>omarchy pkg add trivy syft jq python curl</w:t>
+              <w:t xml:space="preserve">omarchy pkg add trivy syft jq python curl</w:t>
             </w:r>
           </w:p>
         </w:tc>
       </w:tr>
     </w:tbl>
-    <w:p>
-      <w:pPr>
-        <w:spacing w:after="20"/>
-      </w:pPr>
-    </w:p>
     <w:tbl>
       <w:tblPr>
         <w:tblW w:type="auto" w:w="0"/>
         <w:jc w:val="center"/>
-        <w:tblLook w:firstColumn="1" w:firstRow="1" w:lastColumn="0" w:lastRow="0" w:noHBand="0" w:noVBand="1" w:val="04A0"/>
       </w:tblPr>
       <w:tblGrid>
         <w:gridCol w:w="9968"/>
@@ -371,23 +470,10 @@
           </w:tcPr>
           <w:p>
             <w:pPr>
-              <w:spacing w:after="60"/>
+              <w:spacing w:after="0"/>
             </w:pPr>
             <w:r>
-              <w:rPr>
-                <w:b/>
-                <w:color w:val="1D4ED8"/>
-                <w:sz w:val="18"/>
-              </w:rPr>
-              <w:t>Tool placement</w:t>
-            </w:r>
-          </w:p>
-          <w:p>
-            <w:pPr>
-              <w:spacing w:after="0" w:line="252" w:lineRule="auto"/>
-            </w:pPr>
-            <w:r>
-              <w:t>Trivy tersedia di repository resmi Arch dan dapat mendeteksi known vulnerabilities pada OS packages, language packages, container images, dan beberapa software components. Greenbone/OpenVAS dibahas sebagai infrastructure vulnerability management platform, tetapi bukan dependency wajib untuk lab ini.</w:t>
+              <w:t xml:space="preserve">Trivy tersedia di repo resmi Arch dan bisa mendeteksi known vulnerability pada OS packages, language packages, container image, dan sebagian software component. Greenbone/OpenVAS dibahas sebagai contoh infrastructure vulnerability-management platform, tapi bukan dependency wajib untuk lab ini.</w:t>
             </w:r>
           </w:p>
         </w:tc>
@@ -395,15 +481,134 @@
     </w:tbl>
     <w:p>
       <w:pPr>
-        <w:spacing w:after="20"/>
+        <w:pStyle w:val="Heading1"/>
       </w:pPr>
+      <w:r>
+        <w:t xml:space="preserve">1. Learning Objectives</w:t>
+      </w:r>
+    </w:p>
+    <w:p>
+      <w:r>
+        <w:t xml:space="preserve">[ ] Membedakan </w:t>
+      </w:r>
+      <w:r>
+        <w:rPr>
+          <w:b/>
+        </w:rPr>
+        <w:t xml:space="preserve">weakness</w:t>
+      </w:r>
+      <w:r>
+        <w:t xml:space="preserve">, </w:t>
+      </w:r>
+      <w:r>
+        <w:rPr>
+          <w:b/>
+        </w:rPr>
+        <w:t xml:space="preserve">vulnerability</w:t>
+      </w:r>
+      <w:r>
+        <w:t xml:space="preserve">, </w:t>
+      </w:r>
+      <w:r>
+        <w:rPr>
+          <w:b/>
+        </w:rPr>
+        <w:t xml:space="preserve">CVE</w:t>
+      </w:r>
+      <w:r>
+        <w:t xml:space="preserve">, </w:t>
+      </w:r>
+      <w:r>
+        <w:rPr>
+          <w:b/>
+        </w:rPr>
+        <w:t xml:space="preserve">CWE</w:t>
+      </w:r>
+      <w:r>
+        <w:t xml:space="preserve">, </w:t>
+      </w:r>
+      <w:r>
+        <w:rPr>
+          <w:b/>
+        </w:rPr>
+        <w:t xml:space="preserve">CPE/package identity</w:t>
+      </w:r>
+      <w:r>
+        <w:t xml:space="preserve">, </w:t>
+      </w:r>
+      <w:r>
+        <w:rPr>
+          <w:b/>
+        </w:rPr>
+        <w:t xml:space="preserve">severity</w:t>
+      </w:r>
+      <w:r>
+        <w:t xml:space="preserve">, dan </w:t>
+      </w:r>
+      <w:r>
+        <w:rPr>
+          <w:b/>
+        </w:rPr>
+        <w:t xml:space="preserve">risk</w:t>
+      </w:r>
+      <w:r>
+        <w:t xml:space="preserve"> — enam istilah yang sering dipakai bergantian padahal beda makna.</w:t>
+      </w:r>
+    </w:p>
+    <w:p>
+      <w:r>
+        <w:t xml:space="preserve">[ ] Membaca hasil vulnerability scanner tanpa langsung percaya label severity-nya.</w:t>
+      </w:r>
+    </w:p>
+    <w:p>
+      <w:r>
+        <w:t xml:space="preserve">[ ] Menggunakan </w:t>
+      </w:r>
+      <w:r>
+        <w:rPr>
+          <w:b/>
+        </w:rPr>
+        <w:t xml:space="preserve">CVSS v4.0</w:t>
+      </w:r>
+      <w:r>
+        <w:t xml:space="preserve"> sebagai severity framework — bukan sebagai risk score tunggal.</w:t>
+      </w:r>
+    </w:p>
+    <w:p>
+      <w:r>
+        <w:t xml:space="preserve">[ ] Menilai product/version match, fixed version, reachability, konfigurasi, dan evidence sebelum menyatakan "affected".</w:t>
+      </w:r>
+    </w:p>
+    <w:p>
+      <w:r>
+        <w:t xml:space="preserve">[ ] Memahami false positive, false negative, duplicate, accepted risk, dan not-applicable.</w:t>
+      </w:r>
+    </w:p>
+    <w:p>
+      <w:r>
+        <w:t xml:space="preserve">[ ] Memprioritaskan remediation memakai technical severity + exploitation evidence + exposure + business criticality.</w:t>
+      </w:r>
+    </w:p>
+    <w:p>
+      <w:r>
+        <w:t xml:space="preserve">[ ] Melakukan rescan untuk </w:t>
+      </w:r>
+      <w:r>
+        <w:rPr>
+          <w:b/>
+        </w:rPr>
+        <w:t xml:space="preserve">membuktikan</w:t>
+      </w:r>
+      <w:r>
+        <w:t xml:space="preserve"> remediation — bukan sekadar menutup ticket.</w:t>
+      </w:r>
     </w:p>
     <w:p>
       <w:pPr>
         <w:pStyle w:val="Heading1"/>
       </w:pPr>
       <w:r>
-        <w:t>3. Mental Model: Detection -&gt; Validation -&gt; Decision</w:t>
+        <w:t xml:space="preserve">2. Mental Model: Detection → Validation → Decision</w:t>
       </w:r>
     </w:p>
     <w:p>
@@ -462,16 +667,126 @@
     </w:p>
     <w:p>
       <w:r>
+        <w:t xml:space="preserve">Vulnerability assessment bukan lomba menghasilkan angka finding sebanyak mungkin. Goal-nya adalah membuat daftar </w:t>
+      </w:r>
+      <w:r>
         <w:rPr>
-          <w:rFonts w:ascii="Liberation Sans" w:hAnsi="Liberation Sans"/>
-          <w:b w:val="0"/>
+          <w:b/>
         </w:rPr>
-        <w:t>Vulnerability assessment bukan lomba menghasilkan angka findings sebanyak mungkin. Goal-nya adalah membuat daftar keputusan yang bisa dipertanggungjawabkan: apa yang benar-benar affected, seberapa serius, kenapa prioritasnya demikian, dan apa bukti remediation-nya.</w:t>
+        <w:t xml:space="preserve">keputusan yang bisa dipertanggungjawabkan</w:t>
+      </w:r>
+      <w:r>
+        <w:t xml:space="preserve">: apa yang benar-benar affected, seberapa serius, kenapa prioritasnya begitu, dan apa bukti remediation-nya.</w:t>
       </w:r>
     </w:p>
+    <w:tbl>
+      <w:tblPr>
+        <w:tblW w:type="auto" w:w="0"/>
+        <w:jc w:val="center"/>
+        <w:tblLayout w:type="autofit"/>
+      </w:tblPr>
+      <w:tblGrid>
+        <w:gridCol w:w="9968"/>
+      </w:tblGrid>
+      <w:tr>
+        <w:trPr>
+          <w:cantSplit/>
+        </w:trPr>
+        <w:tc>
+          <w:tcPr>
+            <w:tcW w:type="dxa" w:w="9968"/>
+            <w:shd w:fill="111827"/>
+            <w:tcMar>
+              <w:top w:w="125" w:type="dxa"/>
+              <w:start w:w="155" w:type="dxa"/>
+              <w:bottom w:w="125" w:type="dxa"/>
+              <w:end w:w="155" w:type="dxa"/>
+            </w:tcMar>
+          </w:tcPr>
+          <w:p>
+            <w:pPr>
+              <w:spacing w:after="0" w:line="240" w:lineRule="auto"/>
+            </w:pPr>
+            <w:r>
+              <w:rPr>
+                <w:rFonts w:ascii="Liberation Mono" w:hAnsi="Liberation Mono"/>
+                <w:color w:val="F9FAFB"/>
+                <w:sz w:val="15"/>
+              </w:rPr>
+              <w:t xml:space="preserve">Candidate set (scanner raw output, besar &amp; noisy)</w:t>
+            </w:r>
+          </w:p>
+          <w:p>
+            <w:pPr>
+              <w:spacing w:after="0" w:line="240" w:lineRule="auto"/>
+            </w:pPr>
+            <w:r>
+              <w:rPr>
+                <w:rFonts w:ascii="Liberation Mono" w:hAnsi="Liberation Mono"/>
+                <w:color w:val="F9FAFB"/>
+                <w:sz w:val="15"/>
+              </w:rPr>
+              <w:t xml:space="preserve">        ↓ validasi product/version</w:t>
+            </w:r>
+          </w:p>
+          <w:p>
+            <w:pPr>
+              <w:spacing w:after="0" w:line="240" w:lineRule="auto"/>
+            </w:pPr>
+            <w:r>
+              <w:rPr>
+                <w:rFonts w:ascii="Liberation Mono" w:hAnsi="Liberation Mono"/>
+                <w:color w:val="F9FAFB"/>
+                <w:sz w:val="15"/>
+              </w:rPr>
+              <w:t xml:space="preserve">        ↓ validasi reachability/config</w:t>
+            </w:r>
+          </w:p>
+          <w:p>
+            <w:pPr>
+              <w:spacing w:after="0" w:line="240" w:lineRule="auto"/>
+            </w:pPr>
+            <w:r>
+              <w:rPr>
+                <w:rFonts w:ascii="Liberation Mono" w:hAnsi="Liberation Mono"/>
+                <w:color w:val="F9FAFB"/>
+                <w:sz w:val="15"/>
+              </w:rPr>
+              <w:t xml:space="preserve">        ↓ validasi exploitation evidence (KEV, advisory)</w:t>
+            </w:r>
+          </w:p>
+          <w:p>
+            <w:pPr>
+              <w:spacing w:after="0" w:line="240" w:lineRule="auto"/>
+            </w:pPr>
+            <w:r>
+              <w:rPr>
+                <w:rFonts w:ascii="Liberation Mono" w:hAnsi="Liberation Mono"/>
+                <w:color w:val="F9FAFB"/>
+                <w:sz w:val="15"/>
+              </w:rPr>
+              <w:t xml:space="preserve">        ↓ tambahkan business context</w:t>
+            </w:r>
+          </w:p>
+          <w:p>
+            <w:pPr>
+              <w:spacing w:after="0" w:line="240" w:lineRule="auto"/>
+            </w:pPr>
+            <w:r>
+              <w:rPr>
+                <w:rFonts w:ascii="Liberation Mono" w:hAnsi="Liberation Mono"/>
+                <w:color w:val="F9FAFB"/>
+                <w:sz w:val="15"/>
+              </w:rPr>
+              <w:t xml:space="preserve">Validated finding set (lebih kecil, defensible)</w:t>
+            </w:r>
+          </w:p>
+        </w:tc>
+      </w:tr>
+    </w:tbl>
     <w:p>
       <w:r>
-        <w:br w:type="page"/>
+        <w:t xml:space="preserve">Semakin tinggi kualitas evidence yang lo kumpulkan, semakin kecil (dan semakin akurat) daftar finding yang tersisa.</w:t>
       </w:r>
     </w:p>
     <w:p>
@@ -479,7 +794,7 @@
         <w:pStyle w:val="Heading1"/>
       </w:pPr>
       <w:r>
-        <w:t>4. Terminologi: CWE, CVE, Product Mapping, NVD</w:t>
+        <w:t xml:space="preserve">3. Terminologi Inti: CWE, CVE, CPE, NVD, KEV</w:t>
       </w:r>
     </w:p>
     <w:p>
@@ -541,7 +856,6 @@
         <w:tblW w:type="auto" w:w="0"/>
         <w:jc w:val="center"/>
         <w:tblLayout w:type="autofit"/>
-        <w:tblLook w:firstColumn="1" w:firstRow="1" w:lastColumn="0" w:lastRow="0" w:noHBand="0" w:noVBand="1" w:val="04A0"/>
         <w:tblBorders>
           <w:top w:val="single" w:sz="5" w:space="0" w:color="E5E7EB"/>
           <w:left w:val="single" w:sz="5" w:space="0" w:color="E5E7EB"/>
@@ -569,16 +883,13 @@
             <w:vAlign w:val="center"/>
           </w:tcPr>
           <w:p>
-            <w:pPr>
-              <w:spacing w:after="0"/>
-            </w:pPr>
             <w:r>
               <w:rPr>
                 <w:b/>
                 <w:color w:val="FFFFFF"/>
-                <w:sz w:val="15"/>
+                <w:sz w:val="16"/>
               </w:rPr>
-              <w:t>Istilah</w:t>
+              <w:t xml:space="preserve">Istilah</w:t>
             </w:r>
           </w:p>
         </w:tc>
@@ -595,16 +906,13 @@
             <w:vAlign w:val="center"/>
           </w:tcPr>
           <w:p>
-            <w:pPr>
-              <w:spacing w:after="0"/>
-            </w:pPr>
             <w:r>
               <w:rPr>
                 <w:b/>
                 <w:color w:val="FFFFFF"/>
-                <w:sz w:val="15"/>
+                <w:sz w:val="16"/>
               </w:rPr>
-              <w:t>Makna praktis</w:t>
+              <w:t xml:space="preserve">Makna praktis</w:t>
             </w:r>
           </w:p>
         </w:tc>
@@ -614,21 +922,18 @@
           <w:tcPr>
             <w:tcW w:type="dxa" w:w="4984"/>
             <w:tcMar>
-              <w:top w:w="70" w:type="dxa"/>
-              <w:start w:w="80" w:type="dxa"/>
-              <w:bottom w:w="70" w:type="dxa"/>
-              <w:end w:w="80" w:type="dxa"/>
+              <w:top w:w="85" w:type="dxa"/>
+              <w:start w:w="90" w:type="dxa"/>
+              <w:bottom w:w="85" w:type="dxa"/>
+              <w:end w:w="90" w:type="dxa"/>
             </w:tcMar>
           </w:tcPr>
           <w:p>
-            <w:pPr>
-              <w:spacing w:after="0"/>
-            </w:pPr>
             <w:r>
               <w:rPr>
-                <w:sz w:val="15"/>
+                <w:b/>
               </w:rPr>
-              <w:t>CWE</w:t>
+              <w:t xml:space="preserve">CWE</w:t>
             </w:r>
           </w:p>
         </w:tc>
@@ -636,21 +941,24 @@
           <w:tcPr>
             <w:tcW w:type="dxa" w:w="4984"/>
             <w:tcMar>
-              <w:top w:w="70" w:type="dxa"/>
-              <w:start w:w="80" w:type="dxa"/>
-              <w:bottom w:w="70" w:type="dxa"/>
-              <w:end w:w="80" w:type="dxa"/>
+              <w:top w:w="85" w:type="dxa"/>
+              <w:start w:w="90" w:type="dxa"/>
+              <w:bottom w:w="85" w:type="dxa"/>
+              <w:end w:w="90" w:type="dxa"/>
             </w:tcMar>
           </w:tcPr>
           <w:p>
-            <w:pPr>
-              <w:spacing w:after="0"/>
-            </w:pPr>
+            <w:r>
+              <w:t xml:space="preserve">Kelas weakness/root cause (mis. </w:t>
+            </w:r>
             <w:r>
               <w:rPr>
-                <w:sz w:val="15"/>
+                <w:i/>
               </w:rPr>
-              <w:t>Kelas weakness/root cause, misalnya improper input validation. Bukan instance product tertentu.</w:t>
+              <w:t xml:space="preserve">improper input validation</w:t>
+            </w:r>
+            <w:r>
+              <w:t xml:space="preserve">). Bukan instance di product tertentu.</w:t>
             </w:r>
           </w:p>
         </w:tc>
@@ -660,21 +968,18 @@
           <w:tcPr>
             <w:tcW w:type="dxa" w:w="4984"/>
             <w:tcMar>
-              <w:top w:w="70" w:type="dxa"/>
-              <w:start w:w="80" w:type="dxa"/>
-              <w:bottom w:w="70" w:type="dxa"/>
-              <w:end w:w="80" w:type="dxa"/>
+              <w:top w:w="85" w:type="dxa"/>
+              <w:start w:w="90" w:type="dxa"/>
+              <w:bottom w:w="85" w:type="dxa"/>
+              <w:end w:w="90" w:type="dxa"/>
             </w:tcMar>
           </w:tcPr>
           <w:p>
-            <w:pPr>
-              <w:spacing w:after="0"/>
-            </w:pPr>
             <w:r>
               <w:rPr>
-                <w:sz w:val="15"/>
+                <w:b/>
               </w:rPr>
-              <w:t>CVE</w:t>
+              <w:t xml:space="preserve">CVE</w:t>
             </w:r>
           </w:p>
         </w:tc>
@@ -682,21 +987,24 @@
           <w:tcPr>
             <w:tcW w:type="dxa" w:w="4984"/>
             <w:tcMar>
-              <w:top w:w="70" w:type="dxa"/>
-              <w:start w:w="80" w:type="dxa"/>
-              <w:bottom w:w="70" w:type="dxa"/>
-              <w:end w:w="80" w:type="dxa"/>
+              <w:top w:w="85" w:type="dxa"/>
+              <w:start w:w="90" w:type="dxa"/>
+              <w:bottom w:w="85" w:type="dxa"/>
+              <w:end w:w="90" w:type="dxa"/>
             </w:tcMar>
           </w:tcPr>
           <w:p>
-            <w:pPr>
-              <w:spacing w:after="0"/>
-            </w:pPr>
+            <w:r>
+              <w:t xml:space="preserve">Identifier untuk vulnerability yang </w:t>
+            </w:r>
             <w:r>
               <w:rPr>
-                <w:sz w:val="15"/>
+                <w:i/>
               </w:rPr>
-              <w:t>Identifier untuk vulnerability yang publicly disclosed pada product/version tertentu.</w:t>
+              <w:t xml:space="preserve">publicly disclosed</w:t>
+            </w:r>
+            <w:r>
+              <w:t xml:space="preserve"> pada product/version tertentu.</w:t>
             </w:r>
           </w:p>
         </w:tc>
@@ -706,21 +1014,18 @@
           <w:tcPr>
             <w:tcW w:type="dxa" w:w="4984"/>
             <w:tcMar>
-              <w:top w:w="70" w:type="dxa"/>
-              <w:start w:w="80" w:type="dxa"/>
-              <w:bottom w:w="70" w:type="dxa"/>
-              <w:end w:w="80" w:type="dxa"/>
+              <w:top w:w="85" w:type="dxa"/>
+              <w:start w:w="90" w:type="dxa"/>
+              <w:bottom w:w="85" w:type="dxa"/>
+              <w:end w:w="90" w:type="dxa"/>
             </w:tcMar>
           </w:tcPr>
           <w:p>
-            <w:pPr>
-              <w:spacing w:after="0"/>
-            </w:pPr>
             <w:r>
               <w:rPr>
-                <w:sz w:val="15"/>
+                <w:b/>
               </w:rPr>
-              <w:t>CPE / package identity</w:t>
+              <w:t xml:space="preserve">CPE / package identity</w:t>
             </w:r>
           </w:p>
         </w:tc>
@@ -728,21 +1033,15 @@
           <w:tcPr>
             <w:tcW w:type="dxa" w:w="4984"/>
             <w:tcMar>
-              <w:top w:w="70" w:type="dxa"/>
-              <w:start w:w="80" w:type="dxa"/>
-              <w:bottom w:w="70" w:type="dxa"/>
-              <w:end w:w="80" w:type="dxa"/>
+              <w:top w:w="85" w:type="dxa"/>
+              <w:start w:w="90" w:type="dxa"/>
+              <w:bottom w:w="85" w:type="dxa"/>
+              <w:end w:w="90" w:type="dxa"/>
             </w:tcMar>
           </w:tcPr>
           <w:p>
-            <w:pPr>
-              <w:spacing w:after="0"/>
-            </w:pPr>
             <w:r>
-              <w:rPr>
-                <w:sz w:val="15"/>
-              </w:rPr>
-              <w:t>Cara mengaitkan finding ke product/platform/package yang affected; mapping bisa imperfect.</w:t>
+              <w:t xml:space="preserve">Cara mengaitkan finding ke product/platform/package yang affected — mapping-nya bisa imperfect.</w:t>
             </w:r>
           </w:p>
         </w:tc>
@@ -752,21 +1051,18 @@
           <w:tcPr>
             <w:tcW w:type="dxa" w:w="4984"/>
             <w:tcMar>
-              <w:top w:w="70" w:type="dxa"/>
-              <w:start w:w="80" w:type="dxa"/>
-              <w:bottom w:w="70" w:type="dxa"/>
-              <w:end w:w="80" w:type="dxa"/>
+              <w:top w:w="85" w:type="dxa"/>
+              <w:start w:w="90" w:type="dxa"/>
+              <w:bottom w:w="85" w:type="dxa"/>
+              <w:end w:w="90" w:type="dxa"/>
             </w:tcMar>
           </w:tcPr>
           <w:p>
-            <w:pPr>
-              <w:spacing w:after="0"/>
-            </w:pPr>
             <w:r>
               <w:rPr>
-                <w:sz w:val="15"/>
+                <w:b/>
               </w:rPr>
-              <w:t>NVD</w:t>
+              <w:t xml:space="preserve">NVD</w:t>
             </w:r>
           </w:p>
         </w:tc>
@@ -774,21 +1070,24 @@
           <w:tcPr>
             <w:tcW w:type="dxa" w:w="4984"/>
             <w:tcMar>
-              <w:top w:w="70" w:type="dxa"/>
-              <w:start w:w="80" w:type="dxa"/>
-              <w:bottom w:w="70" w:type="dxa"/>
-              <w:end w:w="80" w:type="dxa"/>
+              <w:top w:w="85" w:type="dxa"/>
+              <w:start w:w="90" w:type="dxa"/>
+              <w:bottom w:w="85" w:type="dxa"/>
+              <w:end w:w="90" w:type="dxa"/>
             </w:tcMar>
           </w:tcPr>
           <w:p>
-            <w:pPr>
-              <w:spacing w:after="0"/>
-            </w:pPr>
+            <w:r>
+              <w:t xml:space="preserve">Database NIST yang meng-</w:t>
+            </w:r>
             <w:r>
               <w:rPr>
-                <w:sz w:val="15"/>
+                <w:i/>
               </w:rPr>
-              <w:t>NIST database yang meng-enrich CVE dengan metadata seperti CVSS, CWE, references, dan applicability.</w:t>
+              <w:t xml:space="preserve">enrich</w:t>
+            </w:r>
+            <w:r>
+              <w:t xml:space="preserve"> CVE dengan metadata: CVSS, CWE, references, applicability.</w:t>
             </w:r>
           </w:p>
         </w:tc>
@@ -798,21 +1097,18 @@
           <w:tcPr>
             <w:tcW w:type="dxa" w:w="4984"/>
             <w:tcMar>
-              <w:top w:w="70" w:type="dxa"/>
-              <w:start w:w="80" w:type="dxa"/>
-              <w:bottom w:w="70" w:type="dxa"/>
-              <w:end w:w="80" w:type="dxa"/>
+              <w:top w:w="85" w:type="dxa"/>
+              <w:start w:w="90" w:type="dxa"/>
+              <w:bottom w:w="85" w:type="dxa"/>
+              <w:end w:w="90" w:type="dxa"/>
             </w:tcMar>
           </w:tcPr>
           <w:p>
-            <w:pPr>
-              <w:spacing w:after="0"/>
-            </w:pPr>
             <w:r>
               <w:rPr>
-                <w:sz w:val="15"/>
+                <w:b/>
               </w:rPr>
-              <w:t>Vendor advisory</w:t>
+              <w:t xml:space="preserve">Vendor advisory</w:t>
             </w:r>
           </w:p>
         </w:tc>
@@ -820,21 +1116,15 @@
           <w:tcPr>
             <w:tcW w:type="dxa" w:w="4984"/>
             <w:tcMar>
-              <w:top w:w="70" w:type="dxa"/>
-              <w:start w:w="80" w:type="dxa"/>
-              <w:bottom w:w="70" w:type="dxa"/>
-              <w:end w:w="80" w:type="dxa"/>
+              <w:top w:w="85" w:type="dxa"/>
+              <w:start w:w="90" w:type="dxa"/>
+              <w:bottom w:w="85" w:type="dxa"/>
+              <w:end w:w="90" w:type="dxa"/>
             </w:tcMar>
           </w:tcPr>
           <w:p>
-            <w:pPr>
-              <w:spacing w:after="0"/>
-            </w:pPr>
             <w:r>
-              <w:rPr>
-                <w:sz w:val="15"/>
-              </w:rPr>
-              <w:t>Sumber penting untuk affected/fixed versions, configuration prerequisites, workaround, dan patch.</w:t>
+              <w:t xml:space="preserve">Sumber penting untuk affected/fixed version, prasyarat konfigurasi, workaround, patch.</w:t>
             </w:r>
           </w:p>
         </w:tc>
@@ -844,21 +1134,18 @@
           <w:tcPr>
             <w:tcW w:type="dxa" w:w="4984"/>
             <w:tcMar>
-              <w:top w:w="70" w:type="dxa"/>
-              <w:start w:w="80" w:type="dxa"/>
-              <w:bottom w:w="70" w:type="dxa"/>
-              <w:end w:w="80" w:type="dxa"/>
+              <w:top w:w="85" w:type="dxa"/>
+              <w:start w:w="90" w:type="dxa"/>
+              <w:bottom w:w="85" w:type="dxa"/>
+              <w:end w:w="90" w:type="dxa"/>
             </w:tcMar>
           </w:tcPr>
           <w:p>
-            <w:pPr>
-              <w:spacing w:after="0"/>
-            </w:pPr>
             <w:r>
               <w:rPr>
-                <w:sz w:val="15"/>
+                <w:b/>
               </w:rPr>
-              <w:t>KEV</w:t>
+              <w:t xml:space="preserve">KEV</w:t>
             </w:r>
           </w:p>
         </w:tc>
@@ -866,36 +1153,33 @@
           <w:tcPr>
             <w:tcW w:type="dxa" w:w="4984"/>
             <w:tcMar>
-              <w:top w:w="70" w:type="dxa"/>
-              <w:start w:w="80" w:type="dxa"/>
-              <w:bottom w:w="70" w:type="dxa"/>
-              <w:end w:w="80" w:type="dxa"/>
+              <w:top w:w="85" w:type="dxa"/>
+              <w:start w:w="90" w:type="dxa"/>
+              <w:bottom w:w="85" w:type="dxa"/>
+              <w:end w:w="90" w:type="dxa"/>
             </w:tcMar>
           </w:tcPr>
           <w:p>
-            <w:pPr>
-              <w:spacing w:after="0"/>
-            </w:pPr>
+            <w:r>
+              <w:t xml:space="preserve">Katalog CISA untuk vulnerability yang </w:t>
+            </w:r>
             <w:r>
               <w:rPr>
-                <w:sz w:val="15"/>
+                <w:b/>
               </w:rPr>
-              <w:t>CISA catalog untuk vulnerabilities yang diketahui telah dieksploitasi di dunia nyata.</w:t>
+              <w:t xml:space="preserve">diketahui sudah dieksploitasi</w:t>
+            </w:r>
+            <w:r>
+              <w:t xml:space="preserve"> di dunia nyata.</w:t>
             </w:r>
           </w:p>
         </w:tc>
       </w:tr>
     </w:tbl>
-    <w:p>
-      <w:pPr>
-        <w:spacing w:after="20"/>
-      </w:pPr>
-    </w:p>
     <w:tbl>
       <w:tblPr>
         <w:tblW w:type="auto" w:w="0"/>
         <w:jc w:val="center"/>
-        <w:tblLook w:firstColumn="1" w:firstRow="1" w:lastColumn="0" w:lastRow="0" w:noHBand="0" w:noVBand="1" w:val="04A0"/>
       </w:tblPr>
       <w:tblGrid>
         <w:gridCol w:w="9968"/>
@@ -923,17 +1207,26 @@
               <w:rPr>
                 <w:b/>
                 <w:color w:val="1D4ED8"/>
-                <w:sz w:val="18"/>
+                <w:sz w:val="19"/>
               </w:rPr>
-              <w:t>Weakness != vulnerability</w:t>
+              <w:t xml:space="preserve">Weakness ≠ vulnerability.</w:t>
             </w:r>
           </w:p>
           <w:p>
             <w:pPr>
-              <w:spacing w:after="0" w:line="252" w:lineRule="auto"/>
+              <w:spacing w:after="0"/>
             </w:pPr>
             <w:r>
-              <w:t>MITRE CWE menjelaskan weakness sebagai kondisi yang dapat berkontribusi pada vulnerability. CVE adalah instance vulnerability pada product tertentu. Jangan menulis report seolah CWE-79 dan CVE adalah jenis identifier yang sama.</w:t>
+              <w:t xml:space="preserve">MITRE CWE mendefinisikan weakness sebagai kondisi yang </w:t>
+            </w:r>
+            <w:r>
+              <w:rPr>
+                <w:i/>
+              </w:rPr>
+              <w:t xml:space="preserve">dapat berkontribusi</w:t>
+            </w:r>
+            <w:r>
+              <w:t xml:space="preserve"> pada vulnerability. CVE adalah instance vulnerability pada product tertentu. Jangan menulis report seolah CWE-79 dan sebuah CVE adalah jenis identifier yang sama level-nya.</w:t>
             </w:r>
           </w:p>
         </w:tc>
@@ -941,15 +1234,10 @@
     </w:tbl>
     <w:p>
       <w:pPr>
-        <w:spacing w:after="20"/>
-      </w:pPr>
-    </w:p>
-    <w:p>
-      <w:pPr>
         <w:pStyle w:val="Heading1"/>
       </w:pPr>
       <w:r>
-        <w:t>5. Candidate Finding vs Validated Finding</w:t>
+        <w:t xml:space="preserve">4. Candidate Finding vs Validated Finding</w:t>
       </w:r>
     </w:p>
     <w:tbl>
@@ -957,7 +1245,6 @@
         <w:tblW w:type="auto" w:w="0"/>
         <w:jc w:val="center"/>
         <w:tblLayout w:type="autofit"/>
-        <w:tblLook w:firstColumn="1" w:firstRow="1" w:lastColumn="0" w:lastRow="0" w:noHBand="0" w:noVBand="1" w:val="04A0"/>
         <w:tblBorders>
           <w:top w:val="single" w:sz="5" w:space="0" w:color="E5E7EB"/>
           <w:left w:val="single" w:sz="5" w:space="0" w:color="E5E7EB"/>
@@ -985,16 +1272,13 @@
             <w:vAlign w:val="center"/>
           </w:tcPr>
           <w:p>
-            <w:pPr>
-              <w:spacing w:after="0"/>
-            </w:pPr>
             <w:r>
               <w:rPr>
                 <w:b/>
                 <w:color w:val="FFFFFF"/>
-                <w:sz w:val="15"/>
+                <w:sz w:val="16"/>
               </w:rPr>
-              <w:t>Pertanyaan</w:t>
+              <w:t xml:space="preserve">Pertanyaan</w:t>
             </w:r>
           </w:p>
         </w:tc>
@@ -1011,16 +1295,13 @@
             <w:vAlign w:val="center"/>
           </w:tcPr>
           <w:p>
-            <w:pPr>
-              <w:spacing w:after="0"/>
-            </w:pPr>
             <w:r>
               <w:rPr>
                 <w:b/>
                 <w:color w:val="FFFFFF"/>
-                <w:sz w:val="15"/>
+                <w:sz w:val="16"/>
               </w:rPr>
-              <w:t>Evidence yang dicari</w:t>
+              <w:t xml:space="preserve">Evidence yang dicari</w:t>
             </w:r>
           </w:p>
         </w:tc>
@@ -1030,21 +1311,15 @@
           <w:tcPr>
             <w:tcW w:type="dxa" w:w="4984"/>
             <w:tcMar>
-              <w:top w:w="70" w:type="dxa"/>
-              <w:start w:w="80" w:type="dxa"/>
-              <w:bottom w:w="70" w:type="dxa"/>
-              <w:end w:w="80" w:type="dxa"/>
+              <w:top w:w="85" w:type="dxa"/>
+              <w:start w:w="90" w:type="dxa"/>
+              <w:bottom w:w="85" w:type="dxa"/>
+              <w:end w:w="90" w:type="dxa"/>
             </w:tcMar>
           </w:tcPr>
           <w:p>
-            <w:pPr>
-              <w:spacing w:after="0"/>
-            </w:pPr>
             <w:r>
-              <w:rPr>
-                <w:sz w:val="15"/>
-              </w:rPr>
-              <w:t>Product benar?</w:t>
+              <w:t xml:space="preserve">Product benar?</w:t>
             </w:r>
           </w:p>
         </w:tc>
@@ -1052,21 +1327,15 @@
           <w:tcPr>
             <w:tcW w:type="dxa" w:w="4984"/>
             <w:tcMar>
-              <w:top w:w="70" w:type="dxa"/>
-              <w:start w:w="80" w:type="dxa"/>
-              <w:bottom w:w="70" w:type="dxa"/>
-              <w:end w:w="80" w:type="dxa"/>
+              <w:top w:w="85" w:type="dxa"/>
+              <w:start w:w="90" w:type="dxa"/>
+              <w:bottom w:w="85" w:type="dxa"/>
+              <w:end w:w="90" w:type="dxa"/>
             </w:tcMar>
           </w:tcPr>
           <w:p>
-            <w:pPr>
-              <w:spacing w:after="0"/>
-            </w:pPr>
             <w:r>
-              <w:rPr>
-                <w:sz w:val="15"/>
-              </w:rPr>
-              <w:t>Package manager, SBOM, banner + manual verification, vendor inventory.</w:t>
+              <w:t xml:space="preserve">Package manager, SBOM, banner + manual verification, vendor inventory</w:t>
             </w:r>
           </w:p>
         </w:tc>
@@ -1076,21 +1345,15 @@
           <w:tcPr>
             <w:tcW w:type="dxa" w:w="4984"/>
             <w:tcMar>
-              <w:top w:w="70" w:type="dxa"/>
-              <w:start w:w="80" w:type="dxa"/>
-              <w:bottom w:w="70" w:type="dxa"/>
-              <w:end w:w="80" w:type="dxa"/>
+              <w:top w:w="85" w:type="dxa"/>
+              <w:start w:w="90" w:type="dxa"/>
+              <w:bottom w:w="85" w:type="dxa"/>
+              <w:end w:w="90" w:type="dxa"/>
             </w:tcMar>
           </w:tcPr>
           <w:p>
-            <w:pPr>
-              <w:spacing w:after="0"/>
-            </w:pPr>
             <w:r>
-              <w:rPr>
-                <w:sz w:val="15"/>
-              </w:rPr>
-              <w:t>Version affected?</w:t>
+              <w:t xml:space="preserve">Version affected?</w:t>
             </w:r>
           </w:p>
         </w:tc>
@@ -1098,21 +1361,15 @@
           <w:tcPr>
             <w:tcW w:type="dxa" w:w="4984"/>
             <w:tcMar>
-              <w:top w:w="70" w:type="dxa"/>
-              <w:start w:w="80" w:type="dxa"/>
-              <w:bottom w:w="70" w:type="dxa"/>
-              <w:end w:w="80" w:type="dxa"/>
+              <w:top w:w="85" w:type="dxa"/>
+              <w:start w:w="90" w:type="dxa"/>
+              <w:bottom w:w="85" w:type="dxa"/>
+              <w:end w:w="90" w:type="dxa"/>
             </w:tcMar>
           </w:tcPr>
           <w:p>
-            <w:pPr>
-              <w:spacing w:after="0"/>
-            </w:pPr>
             <w:r>
-              <w:rPr>
-                <w:sz w:val="15"/>
-              </w:rPr>
-              <w:t>Vendor advisory / CVE record / distro advisory; perhatikan backport patch.</w:t>
+              <w:t xml:space="preserve">Vendor advisory / CVE record / distro advisory — perhatikan backport patch</w:t>
             </w:r>
           </w:p>
         </w:tc>
@@ -1122,21 +1379,15 @@
           <w:tcPr>
             <w:tcW w:type="dxa" w:w="4984"/>
             <w:tcMar>
-              <w:top w:w="70" w:type="dxa"/>
-              <w:start w:w="80" w:type="dxa"/>
-              <w:bottom w:w="70" w:type="dxa"/>
-              <w:end w:w="80" w:type="dxa"/>
+              <w:top w:w="85" w:type="dxa"/>
+              <w:start w:w="90" w:type="dxa"/>
+              <w:bottom w:w="85" w:type="dxa"/>
+              <w:end w:w="90" w:type="dxa"/>
             </w:tcMar>
           </w:tcPr>
           <w:p>
-            <w:pPr>
-              <w:spacing w:after="0"/>
-            </w:pPr>
             <w:r>
-              <w:rPr>
-                <w:sz w:val="15"/>
-              </w:rPr>
-              <w:t>Component reachable?</w:t>
+              <w:t xml:space="preserve">Component reachable?</w:t>
             </w:r>
           </w:p>
         </w:tc>
@@ -1144,21 +1395,15 @@
           <w:tcPr>
             <w:tcW w:type="dxa" w:w="4984"/>
             <w:tcMar>
-              <w:top w:w="70" w:type="dxa"/>
-              <w:start w:w="80" w:type="dxa"/>
-              <w:bottom w:w="70" w:type="dxa"/>
-              <w:end w:w="80" w:type="dxa"/>
+              <w:top w:w="85" w:type="dxa"/>
+              <w:start w:w="90" w:type="dxa"/>
+              <w:bottom w:w="85" w:type="dxa"/>
+              <w:end w:w="90" w:type="dxa"/>
             </w:tcMar>
           </w:tcPr>
           <w:p>
-            <w:pPr>
-              <w:spacing w:after="0"/>
-            </w:pPr>
             <w:r>
-              <w:rPr>
-                <w:sz w:val="15"/>
-              </w:rPr>
-              <w:t>Network path, API/function exposure, feature enabled, access control.</w:t>
+              <w:t xml:space="preserve">Network path, API/function exposure, feature enabled, access control</w:t>
             </w:r>
           </w:p>
         </w:tc>
@@ -1168,21 +1413,15 @@
           <w:tcPr>
             <w:tcW w:type="dxa" w:w="4984"/>
             <w:tcMar>
-              <w:top w:w="70" w:type="dxa"/>
-              <w:start w:w="80" w:type="dxa"/>
-              <w:bottom w:w="70" w:type="dxa"/>
-              <w:end w:w="80" w:type="dxa"/>
+              <w:top w:w="85" w:type="dxa"/>
+              <w:start w:w="90" w:type="dxa"/>
+              <w:bottom w:w="85" w:type="dxa"/>
+              <w:end w:w="90" w:type="dxa"/>
             </w:tcMar>
           </w:tcPr>
           <w:p>
-            <w:pPr>
-              <w:spacing w:after="0"/>
-            </w:pPr>
             <w:r>
-              <w:rPr>
-                <w:sz w:val="15"/>
-              </w:rPr>
-              <w:t>Config prerequisite terpenuhi?</w:t>
+              <w:t xml:space="preserve">Config prerequisite terpenuhi?</w:t>
             </w:r>
           </w:p>
         </w:tc>
@@ -1190,21 +1429,15 @@
           <w:tcPr>
             <w:tcW w:type="dxa" w:w="4984"/>
             <w:tcMar>
-              <w:top w:w="70" w:type="dxa"/>
-              <w:start w:w="80" w:type="dxa"/>
-              <w:bottom w:w="70" w:type="dxa"/>
-              <w:end w:w="80" w:type="dxa"/>
+              <w:top w:w="85" w:type="dxa"/>
+              <w:start w:w="90" w:type="dxa"/>
+              <w:bottom w:w="85" w:type="dxa"/>
+              <w:end w:w="90" w:type="dxa"/>
             </w:tcMar>
           </w:tcPr>
           <w:p>
-            <w:pPr>
-              <w:spacing w:after="0"/>
-            </w:pPr>
             <w:r>
-              <w:rPr>
-                <w:sz w:val="15"/>
-              </w:rPr>
-              <w:t>Feature flag, plugin/module, auth requirement, deployment mode.</w:t>
+              <w:t xml:space="preserve">Feature flag, plugin/module, auth requirement, deployment mode</w:t>
             </w:r>
           </w:p>
         </w:tc>
@@ -1214,21 +1447,15 @@
           <w:tcPr>
             <w:tcW w:type="dxa" w:w="4984"/>
             <w:tcMar>
-              <w:top w:w="70" w:type="dxa"/>
-              <w:start w:w="80" w:type="dxa"/>
-              <w:bottom w:w="70" w:type="dxa"/>
-              <w:end w:w="80" w:type="dxa"/>
+              <w:top w:w="85" w:type="dxa"/>
+              <w:start w:w="90" w:type="dxa"/>
+              <w:bottom w:w="85" w:type="dxa"/>
+              <w:end w:w="90" w:type="dxa"/>
             </w:tcMar>
           </w:tcPr>
           <w:p>
-            <w:pPr>
-              <w:spacing w:after="0"/>
-            </w:pPr>
             <w:r>
-              <w:rPr>
-                <w:sz w:val="15"/>
-              </w:rPr>
-              <w:t>Fix tersedia?</w:t>
+              <w:t xml:space="preserve">Fix tersedia?</w:t>
             </w:r>
           </w:p>
         </w:tc>
@@ -1236,21 +1463,15 @@
           <w:tcPr>
             <w:tcW w:type="dxa" w:w="4984"/>
             <w:tcMar>
-              <w:top w:w="70" w:type="dxa"/>
-              <w:start w:w="80" w:type="dxa"/>
-              <w:bottom w:w="70" w:type="dxa"/>
-              <w:end w:w="80" w:type="dxa"/>
+              <w:top w:w="85" w:type="dxa"/>
+              <w:start w:w="90" w:type="dxa"/>
+              <w:bottom w:w="85" w:type="dxa"/>
+              <w:end w:w="90" w:type="dxa"/>
             </w:tcMar>
           </w:tcPr>
           <w:p>
-            <w:pPr>
-              <w:spacing w:after="0"/>
-            </w:pPr>
             <w:r>
-              <w:rPr>
-                <w:sz w:val="15"/>
-              </w:rPr>
-              <w:t>Fixed version, patch, workaround, compensating control.</w:t>
+              <w:t xml:space="preserve">Fixed version, patch, workaround, compensating control</w:t>
             </w:r>
           </w:p>
         </w:tc>
@@ -1260,21 +1481,15 @@
           <w:tcPr>
             <w:tcW w:type="dxa" w:w="4984"/>
             <w:tcMar>
-              <w:top w:w="70" w:type="dxa"/>
-              <w:start w:w="80" w:type="dxa"/>
-              <w:bottom w:w="70" w:type="dxa"/>
-              <w:end w:w="80" w:type="dxa"/>
+              <w:top w:w="85" w:type="dxa"/>
+              <w:start w:w="90" w:type="dxa"/>
+              <w:bottom w:w="85" w:type="dxa"/>
+              <w:end w:w="90" w:type="dxa"/>
             </w:tcMar>
           </w:tcPr>
           <w:p>
-            <w:pPr>
-              <w:spacing w:after="0"/>
-            </w:pPr>
             <w:r>
-              <w:rPr>
-                <w:sz w:val="15"/>
-              </w:rPr>
-              <w:t>Eksploitasi aktif?</w:t>
+              <w:t xml:space="preserve">Eksploitasi aktif?</w:t>
             </w:r>
           </w:p>
         </w:tc>
@@ -1282,21 +1497,15 @@
           <w:tcPr>
             <w:tcW w:type="dxa" w:w="4984"/>
             <w:tcMar>
-              <w:top w:w="70" w:type="dxa"/>
-              <w:start w:w="80" w:type="dxa"/>
-              <w:bottom w:w="70" w:type="dxa"/>
-              <w:end w:w="80" w:type="dxa"/>
+              <w:top w:w="85" w:type="dxa"/>
+              <w:start w:w="90" w:type="dxa"/>
+              <w:bottom w:w="85" w:type="dxa"/>
+              <w:end w:w="90" w:type="dxa"/>
             </w:tcMar>
           </w:tcPr>
           <w:p>
-            <w:pPr>
-              <w:spacing w:after="0"/>
-            </w:pPr>
             <w:r>
-              <w:rPr>
-                <w:sz w:val="15"/>
-              </w:rPr>
-              <w:t>CISA KEV/vendor threat intel/public exploitation evidence.</w:t>
+              <w:t xml:space="preserve">CISA KEV / vendor threat intel / public exploitation evidence</w:t>
             </w:r>
           </w:p>
         </w:tc>
@@ -1306,21 +1515,15 @@
           <w:tcPr>
             <w:tcW w:type="dxa" w:w="4984"/>
             <w:tcMar>
-              <w:top w:w="70" w:type="dxa"/>
-              <w:start w:w="80" w:type="dxa"/>
-              <w:bottom w:w="70" w:type="dxa"/>
-              <w:end w:w="80" w:type="dxa"/>
+              <w:top w:w="85" w:type="dxa"/>
+              <w:start w:w="90" w:type="dxa"/>
+              <w:bottom w:w="85" w:type="dxa"/>
+              <w:end w:w="90" w:type="dxa"/>
             </w:tcMar>
           </w:tcPr>
           <w:p>
-            <w:pPr>
-              <w:spacing w:after="0"/>
-            </w:pPr>
             <w:r>
-              <w:rPr>
-                <w:sz w:val="15"/>
-              </w:rPr>
-              <w:t>Business impact?</w:t>
+              <w:t xml:space="preserve">Business impact?</w:t>
             </w:r>
           </w:p>
         </w:tc>
@@ -1328,36 +1531,24 @@
           <w:tcPr>
             <w:tcW w:type="dxa" w:w="4984"/>
             <w:tcMar>
-              <w:top w:w="70" w:type="dxa"/>
-              <w:start w:w="80" w:type="dxa"/>
-              <w:bottom w:w="70" w:type="dxa"/>
-              <w:end w:w="80" w:type="dxa"/>
+              <w:top w:w="85" w:type="dxa"/>
+              <w:start w:w="90" w:type="dxa"/>
+              <w:bottom w:w="85" w:type="dxa"/>
+              <w:end w:w="90" w:type="dxa"/>
             </w:tcMar>
           </w:tcPr>
           <w:p>
-            <w:pPr>
-              <w:spacing w:after="0"/>
-            </w:pPr>
             <w:r>
-              <w:rPr>
-                <w:sz w:val="15"/>
-              </w:rPr>
-              <w:t>Asset criticality, data sensitivity, privilege, blast radius, availability requirements.</w:t>
+              <w:t xml:space="preserve">Asset criticality, data sensitivity, privilege, blast radius, availability requirement</w:t>
             </w:r>
           </w:p>
         </w:tc>
       </w:tr>
     </w:tbl>
-    <w:p>
-      <w:pPr>
-        <w:spacing w:after="20"/>
-      </w:pPr>
-    </w:p>
     <w:tbl>
       <w:tblPr>
         <w:tblW w:type="auto" w:w="0"/>
         <w:jc w:val="center"/>
-        <w:tblLook w:firstColumn="1" w:firstRow="1" w:lastColumn="0" w:lastRow="0" w:noHBand="0" w:noVBand="1" w:val="04A0"/>
       </w:tblPr>
       <w:tblGrid>
         <w:gridCol w:w="9968"/>
@@ -1385,17 +1576,35 @@
               <w:rPr>
                 <w:b/>
                 <w:color w:val="92400E"/>
-                <w:sz w:val="18"/>
+                <w:sz w:val="19"/>
               </w:rPr>
-              <w:t>Backport trap</w:t>
+              <w:t xml:space="preserve">Backport trap.</w:t>
             </w:r>
           </w:p>
           <w:p>
             <w:pPr>
-              <w:spacing w:after="0" w:line="252" w:lineRule="auto"/>
+              <w:spacing w:after="0"/>
             </w:pPr>
             <w:r>
-              <w:t>Linux distro/vendor dapat backport security patch tanpa mengubah upstream version string seperti yang lo harapkan. Version string saja tidak selalu cukup untuk menyatakan vulnerable. Cek advisory vendor/distro.</w:t>
+              <w:t xml:space="preserve">Distro/vendor Linux bisa meng-</w:t>
+            </w:r>
+            <w:r>
+              <w:rPr>
+                <w:i/>
+              </w:rPr>
+              <w:t xml:space="preserve">backport</w:t>
+            </w:r>
+            <w:r>
+              <w:t xml:space="preserve"> security patch </w:t>
+            </w:r>
+            <w:r>
+              <w:rPr>
+                <w:b/>
+              </w:rPr>
+              <w:t xml:space="preserve">tanpa mengubah version string</w:t>
+            </w:r>
+            <w:r>
+              <w:t xml:space="preserve"> upstream seperti yang lo harapkan. Version string saja tidak selalu cukup untuk menyatakan vulnerable — selalu cek advisory vendor/distro sebelum final decision.</w:t>
             </w:r>
           </w:p>
         </w:tc>
@@ -1403,29 +1612,15 @@
     </w:tbl>
     <w:p>
       <w:pPr>
-        <w:spacing w:after="20"/>
-      </w:pPr>
-    </w:p>
-    <w:p>
-      <w:r>
-        <w:br w:type="page"/>
-      </w:r>
-    </w:p>
-    <w:p>
-      <w:pPr>
         <w:pStyle w:val="Heading1"/>
       </w:pPr>
       <w:r>
-        <w:t>6. CVSS v4.0: Severity, Bukan Risk Tunggal</w:t>
+        <w:t xml:space="preserve">5. CVSS v4.0: Severity, Bukan Risk Tunggal</w:t>
       </w:r>
     </w:p>
     <w:p>
       <w:r>
-        <w:rPr>
-          <w:rFonts w:ascii="Liberation Sans" w:hAnsi="Liberation Sans"/>
-          <w:b w:val="0"/>
-        </w:rPr>
-        <w:t>CVSS v4.0 adalah framework FIRST untuk mengkomunikasikan technical characteristics dan severity. Metric groups utama: Base, Threat, Environmental, dan Supplemental. Base score 0-10 berguna sebagai baseline, tetapi prioritas remediation seharusnya mempertimbangkan Threat dan Environmental context bila tersedia.</w:t>
+        <w:t xml:space="preserve">CVSS v4.0 adalah framework FIRST untuk mengomunikasikan karakteristik teknis dan severity. Ada empat metric group:</w:t>
       </w:r>
     </w:p>
     <w:tbl>
@@ -1433,7 +1628,6 @@
         <w:tblW w:type="auto" w:w="0"/>
         <w:jc w:val="center"/>
         <w:tblLayout w:type="autofit"/>
-        <w:tblLook w:firstColumn="1" w:firstRow="1" w:lastColumn="0" w:lastRow="0" w:noHBand="0" w:noVBand="1" w:val="04A0"/>
         <w:tblBorders>
           <w:top w:val="single" w:sz="5" w:space="0" w:color="E5E7EB"/>
           <w:left w:val="single" w:sz="5" w:space="0" w:color="E5E7EB"/>
@@ -1461,16 +1655,13 @@
             <w:vAlign w:val="center"/>
           </w:tcPr>
           <w:p>
-            <w:pPr>
-              <w:spacing w:after="0"/>
-            </w:pPr>
             <w:r>
               <w:rPr>
                 <w:b/>
                 <w:color w:val="FFFFFF"/>
-                <w:sz w:val="15"/>
+                <w:sz w:val="16"/>
               </w:rPr>
-              <w:t>Metric group</w:t>
+              <w:t xml:space="preserve">Metric group</w:t>
             </w:r>
           </w:p>
         </w:tc>
@@ -1487,16 +1678,13 @@
             <w:vAlign w:val="center"/>
           </w:tcPr>
           <w:p>
-            <w:pPr>
-              <w:spacing w:after="0"/>
-            </w:pPr>
             <w:r>
               <w:rPr>
                 <w:b/>
                 <w:color w:val="FFFFFF"/>
-                <w:sz w:val="15"/>
+                <w:sz w:val="16"/>
               </w:rPr>
-              <w:t>Pertanyaan</w:t>
+              <w:t xml:space="preserve">Pertanyaan</w:t>
             </w:r>
           </w:p>
         </w:tc>
@@ -1506,21 +1694,18 @@
           <w:tcPr>
             <w:tcW w:type="dxa" w:w="4984"/>
             <w:tcMar>
-              <w:top w:w="70" w:type="dxa"/>
-              <w:start w:w="80" w:type="dxa"/>
-              <w:bottom w:w="70" w:type="dxa"/>
-              <w:end w:w="80" w:type="dxa"/>
+              <w:top w:w="85" w:type="dxa"/>
+              <w:start w:w="90" w:type="dxa"/>
+              <w:bottom w:w="85" w:type="dxa"/>
+              <w:end w:w="90" w:type="dxa"/>
             </w:tcMar>
           </w:tcPr>
           <w:p>
-            <w:pPr>
-              <w:spacing w:after="0"/>
-            </w:pPr>
             <w:r>
               <w:rPr>
-                <w:sz w:val="15"/>
+                <w:b/>
               </w:rPr>
-              <w:t>Base</w:t>
+              <w:t xml:space="preserve">Base</w:t>
             </w:r>
           </w:p>
         </w:tc>
@@ -1528,21 +1713,15 @@
           <w:tcPr>
             <w:tcW w:type="dxa" w:w="4984"/>
             <w:tcMar>
-              <w:top w:w="70" w:type="dxa"/>
-              <w:start w:w="80" w:type="dxa"/>
-              <w:bottom w:w="70" w:type="dxa"/>
-              <w:end w:w="80" w:type="dxa"/>
+              <w:top w:w="85" w:type="dxa"/>
+              <w:start w:w="90" w:type="dxa"/>
+              <w:bottom w:w="85" w:type="dxa"/>
+              <w:end w:w="90" w:type="dxa"/>
             </w:tcMar>
           </w:tcPr>
           <w:p>
-            <w:pPr>
-              <w:spacing w:after="0"/>
-            </w:pPr>
             <w:r>
-              <w:rPr>
-                <w:sz w:val="15"/>
-              </w:rPr>
-              <w:t>Seberapa berat intrinsic technical characteristics vulnerability?</w:t>
+              <w:t xml:space="preserve">Seberapa berat karakteristik teknis intrinsik vulnerability-nya?</w:t>
             </w:r>
           </w:p>
         </w:tc>
@@ -1552,21 +1731,18 @@
           <w:tcPr>
             <w:tcW w:type="dxa" w:w="4984"/>
             <w:tcMar>
-              <w:top w:w="70" w:type="dxa"/>
-              <w:start w:w="80" w:type="dxa"/>
-              <w:bottom w:w="70" w:type="dxa"/>
-              <w:end w:w="80" w:type="dxa"/>
+              <w:top w:w="85" w:type="dxa"/>
+              <w:start w:w="90" w:type="dxa"/>
+              <w:bottom w:w="85" w:type="dxa"/>
+              <w:end w:w="90" w:type="dxa"/>
             </w:tcMar>
           </w:tcPr>
           <w:p>
-            <w:pPr>
-              <w:spacing w:after="0"/>
-            </w:pPr>
             <w:r>
               <w:rPr>
-                <w:sz w:val="15"/>
+                <w:b/>
               </w:rPr>
-              <w:t>Threat</w:t>
+              <w:t xml:space="preserve">Threat</w:t>
             </w:r>
           </w:p>
         </w:tc>
@@ -1574,21 +1750,15 @@
           <w:tcPr>
             <w:tcW w:type="dxa" w:w="4984"/>
             <w:tcMar>
-              <w:top w:w="70" w:type="dxa"/>
-              <w:start w:w="80" w:type="dxa"/>
-              <w:bottom w:w="70" w:type="dxa"/>
-              <w:end w:w="80" w:type="dxa"/>
+              <w:top w:w="85" w:type="dxa"/>
+              <w:start w:w="90" w:type="dxa"/>
+              <w:bottom w:w="85" w:type="dxa"/>
+              <w:end w:w="90" w:type="dxa"/>
             </w:tcMar>
           </w:tcPr>
           <w:p>
-            <w:pPr>
-              <w:spacing w:after="0"/>
-            </w:pPr>
             <w:r>
-              <w:rPr>
-                <w:sz w:val="15"/>
-              </w:rPr>
-              <w:t>Apa yang berubah berdasarkan exploit maturity/threat saat ini?</w:t>
+              <w:t xml:space="preserve">Apa yang berubah berdasarkan exploit maturity/aktivitas threat saat ini?</w:t>
             </w:r>
           </w:p>
         </w:tc>
@@ -1598,21 +1768,18 @@
           <w:tcPr>
             <w:tcW w:type="dxa" w:w="4984"/>
             <w:tcMar>
-              <w:top w:w="70" w:type="dxa"/>
-              <w:start w:w="80" w:type="dxa"/>
-              <w:bottom w:w="70" w:type="dxa"/>
-              <w:end w:w="80" w:type="dxa"/>
+              <w:top w:w="85" w:type="dxa"/>
+              <w:start w:w="90" w:type="dxa"/>
+              <w:bottom w:w="85" w:type="dxa"/>
+              <w:end w:w="90" w:type="dxa"/>
             </w:tcMar>
           </w:tcPr>
           <w:p>
-            <w:pPr>
-              <w:spacing w:after="0"/>
-            </w:pPr>
             <w:r>
               <w:rPr>
-                <w:sz w:val="15"/>
+                <w:b/>
               </w:rPr>
-              <w:t>Environmental</w:t>
+              <w:t xml:space="preserve">Environmental</w:t>
             </w:r>
           </w:p>
         </w:tc>
@@ -1620,21 +1787,15 @@
           <w:tcPr>
             <w:tcW w:type="dxa" w:w="4984"/>
             <w:tcMar>
-              <w:top w:w="70" w:type="dxa"/>
-              <w:start w:w="80" w:type="dxa"/>
-              <w:bottom w:w="70" w:type="dxa"/>
-              <w:end w:w="80" w:type="dxa"/>
+              <w:top w:w="85" w:type="dxa"/>
+              <w:start w:w="90" w:type="dxa"/>
+              <w:bottom w:w="85" w:type="dxa"/>
+              <w:end w:w="90" w:type="dxa"/>
             </w:tcMar>
           </w:tcPr>
           <w:p>
-            <w:pPr>
-              <w:spacing w:after="0"/>
-            </w:pPr>
             <w:r>
-              <w:rPr>
-                <w:sz w:val="15"/>
-              </w:rPr>
-              <w:t>Bagaimana karakteristik environment kita mengubah dampak/importance?</w:t>
+              <w:t xml:space="preserve">Bagaimana karakteristik environment kita mengubah dampak/importance-nya?</w:t>
             </w:r>
           </w:p>
         </w:tc>
@@ -1644,21 +1805,18 @@
           <w:tcPr>
             <w:tcW w:type="dxa" w:w="4984"/>
             <w:tcMar>
-              <w:top w:w="70" w:type="dxa"/>
-              <w:start w:w="80" w:type="dxa"/>
-              <w:bottom w:w="70" w:type="dxa"/>
-              <w:end w:w="80" w:type="dxa"/>
+              <w:top w:w="85" w:type="dxa"/>
+              <w:start w:w="90" w:type="dxa"/>
+              <w:bottom w:w="85" w:type="dxa"/>
+              <w:end w:w="90" w:type="dxa"/>
             </w:tcMar>
           </w:tcPr>
           <w:p>
-            <w:pPr>
-              <w:spacing w:after="0"/>
-            </w:pPr>
             <w:r>
               <w:rPr>
-                <w:sz w:val="15"/>
+                <w:b/>
               </w:rPr>
-              <w:t>Supplemental</w:t>
+              <w:t xml:space="preserve">Supplemental</w:t>
             </w:r>
           </w:p>
         </w:tc>
@@ -1666,36 +1824,33 @@
           <w:tcPr>
             <w:tcW w:type="dxa" w:w="4984"/>
             <w:tcMar>
-              <w:top w:w="70" w:type="dxa"/>
-              <w:start w:w="80" w:type="dxa"/>
-              <w:bottom w:w="70" w:type="dxa"/>
-              <w:end w:w="80" w:type="dxa"/>
+              <w:top w:w="85" w:type="dxa"/>
+              <w:start w:w="90" w:type="dxa"/>
+              <w:bottom w:w="85" w:type="dxa"/>
+              <w:end w:w="90" w:type="dxa"/>
             </w:tcMar>
           </w:tcPr>
           <w:p>
-            <w:pPr>
-              <w:spacing w:after="0"/>
-            </w:pPr>
+            <w:r>
+              <w:t xml:space="preserve">Info tambahan (safety, automatable, recovery, provider urgency) — </w:t>
+            </w:r>
             <w:r>
               <w:rPr>
-                <w:sz w:val="15"/>
+                <w:b/>
               </w:rPr>
-              <w:t>Informasi tambahan seperti safety, automatable, recovery, provider urgency; tidak mengubah score final.</w:t>
+              <w:t xml:space="preserve">tidak</w:t>
+            </w:r>
+            <w:r>
+              <w:t xml:space="preserve"> mengubah score final</w:t>
             </w:r>
           </w:p>
         </w:tc>
       </w:tr>
     </w:tbl>
-    <w:p>
-      <w:pPr>
-        <w:spacing w:after="20"/>
-      </w:pPr>
-    </w:p>
     <w:tbl>
       <w:tblPr>
         <w:tblW w:type="auto" w:w="0"/>
         <w:jc w:val="center"/>
-        <w:tblLook w:firstColumn="1" w:firstRow="1" w:lastColumn="0" w:lastRow="0" w:noHBand="0" w:noVBand="1" w:val="04A0"/>
       </w:tblPr>
       <w:tblGrid>
         <w:gridCol w:w="9968"/>
@@ -1707,7 +1862,7 @@
         <w:tc>
           <w:tcPr>
             <w:tcW w:type="dxa" w:w="9968"/>
-            <w:shd w:fill="FEF2F2"/>
+            <w:shd w:fill="EFF6FF"/>
             <w:tcMar>
               <w:top w:w="135" w:type="dxa"/>
               <w:start w:w="165" w:type="dxa"/>
@@ -1722,35 +1877,44 @@
             <w:r>
               <w:rPr>
                 <w:b/>
-                <w:color w:val="991B1B"/>
-                <w:sz w:val="18"/>
+                <w:color w:val="1D4ED8"/>
+                <w:sz w:val="19"/>
               </w:rPr>
-              <w:t>NVD reminder</w:t>
+              <w:t xml:space="preserve">NVD reminder.</w:t>
             </w:r>
           </w:p>
           <w:p>
             <w:pPr>
-              <w:spacing w:after="0" w:line="252" w:lineRule="auto"/>
+              <w:spacing w:after="0"/>
             </w:pPr>
             <w:r>
-              <w:t>NVD secara eksplisit menyatakan CVSS adalah ukuran severity, bukan ukuran risk. Jangan menerjemahkan CVSS 9.8 menjadi "risk 9.8" tanpa business/exposure context.</w:t>
+              <w:t xml:space="preserve">NVD secara eksplisit menyatakan </w:t>
+            </w:r>
+            <w:r>
+              <w:rPr>
+                <w:b/>
+              </w:rPr>
+              <w:t xml:space="preserve">CVSS adalah ukuran severity, bukan ukuran risk</w:t>
+            </w:r>
+            <w:r>
+              <w:t xml:space="preserve">. Jangan menerjemahkan CVSS 9.8 menjadi "risk 9.8" tanpa business/exposure context.</w:t>
             </w:r>
           </w:p>
         </w:tc>
       </w:tr>
     </w:tbl>
     <w:p>
-      <w:pPr>
-        <w:spacing w:after="20"/>
-      </w:pPr>
-    </w:p>
-    <w:p>
+      <w:r>
+        <w:t xml:space="preserve">Saat mencatat CVSS, selalu simpan </w:t>
+      </w:r>
       <w:r>
         <w:rPr>
-          <w:rFonts w:ascii="Liberation Sans" w:hAnsi="Liberation Sans"/>
-          <w:b w:val="0"/>
+          <w:b/>
         </w:rPr>
-        <w:t>Saat mencatat CVSS, simpan score DAN vector. Vector membuat orang lain dapat memahami metric choices, bukan hanya melihat angka akhir.</w:t>
+        <w:t xml:space="preserve">score DAN vector</w:t>
+      </w:r>
+      <w:r>
+        <w:t xml:space="preserve">:</w:t>
       </w:r>
     </w:p>
     <w:tbl>
@@ -1758,7 +1922,6 @@
         <w:tblW w:type="auto" w:w="0"/>
         <w:jc w:val="center"/>
         <w:tblLayout w:type="autofit"/>
-        <w:tblLook w:firstColumn="1" w:firstRow="1" w:lastColumn="0" w:lastRow="0" w:noHBand="0" w:noVBand="1" w:val="04A0"/>
       </w:tblPr>
       <w:tblGrid>
         <w:gridCol w:w="9968"/>
@@ -1788,111 +1951,46 @@
                 <w:color w:val="F9FAFB"/>
                 <w:sz w:val="15"/>
               </w:rPr>
-              <w:t>Example notation:</w:t>
+              <w:t xml:space="preserve">CVSS-B: 8.7</w:t>
             </w:r>
-            <w:r>
-              <w:br/>
-            </w:r>
+          </w:p>
+          <w:p>
+            <w:pPr>
+              <w:spacing w:after="0" w:line="240" w:lineRule="auto"/>
+            </w:pPr>
             <w:r>
               <w:rPr>
                 <w:rFonts w:ascii="Liberation Mono" w:hAnsi="Liberation Mono"/>
                 <w:color w:val="F9FAFB"/>
                 <w:sz w:val="15"/>
               </w:rPr>
-              <w:t>CVSS-B: 8.7</w:t>
-            </w:r>
-            <w:r>
-              <w:br/>
-            </w:r>
-            <w:r>
-              <w:rPr>
-                <w:rFonts w:ascii="Liberation Mono" w:hAnsi="Liberation Mono"/>
-                <w:color w:val="F9FAFB"/>
-                <w:sz w:val="15"/>
-              </w:rPr>
-              <w:t>Vector: CVSS:4.0/AV:N/AC:L/AT:N/PR:N/UI:N/...</w:t>
-            </w:r>
-            <w:r>
-              <w:br/>
-            </w:r>
-            <w:r>
-              <w:rPr>
-                <w:rFonts w:ascii="Liberation Mono" w:hAnsi="Liberation Mono"/>
-                <w:color w:val="F9FAFB"/>
-                <w:sz w:val="15"/>
-              </w:rPr>
-            </w:r>
-            <w:r>
-              <w:br/>
-            </w:r>
-            <w:r>
-              <w:rPr>
-                <w:rFonts w:ascii="Liberation Mono" w:hAnsi="Liberation Mono"/>
-                <w:color w:val="F9FAFB"/>
-                <w:sz w:val="15"/>
-              </w:rPr>
-              <w:t>Gunakan FIRST calculator untuk scoring; jangan menebak vector dari label scanner.</w:t>
+              <w:t xml:space="preserve">Vector: CVSS:4.0/AV:N/AC:L/AT:N/PR:N/UI:N/...</w:t>
             </w:r>
           </w:p>
         </w:tc>
       </w:tr>
     </w:tbl>
     <w:p>
-      <w:pPr>
-        <w:spacing w:after="20"/>
-      </w:pPr>
-    </w:p>
-    <w:p>
-      <w:pPr>
-        <w:pStyle w:val="Heading1"/>
-      </w:pPr>
       <w:r>
-        <w:t>7. Scanner Mechanics &amp; Limitations</w:t>
+        <w:t xml:space="preserve">Vector membuat orang lain bisa memahami </w:t>
       </w:r>
-    </w:p>
-    <w:p>
-      <w:pPr>
-        <w:pStyle w:val="ListBullet"/>
-        <w:spacing w:after="40"/>
-      </w:pPr>
       <w:r>
-        <w:t>Signature/database scanner bekerja dari evidence seperti package name/version, CPE, advisory metadata, configuration checks, atau network probes.</w:t>
+        <w:rPr>
+          <w:i/>
+        </w:rPr>
+        <w:t xml:space="preserve">metric choices</w:t>
       </w:r>
-    </w:p>
-    <w:p>
-      <w:pPr>
-        <w:pStyle w:val="ListBullet"/>
-        <w:spacing w:after="40"/>
-      </w:pPr>
       <w:r>
-        <w:t>Database freshness mempengaruhi hasil. Scanner hari ini dan bulan depan dapat memberi result berbeda pada input yang sama.</w:t>
+        <w:t xml:space="preserve"> di baliknya — bukan sekadar melihat angka akhir. Gunakan </w:t>
       </w:r>
-    </w:p>
-    <w:p>
-      <w:pPr>
-        <w:pStyle w:val="ListBullet"/>
-        <w:spacing w:after="40"/>
-      </w:pPr>
       <w:r>
-        <w:t>Unauthenticated network scan hanya melihat apa yang exposed dari luar; credentialed/local scan biasanya punya visibility jauh lebih tinggi.</w:t>
+        <w:rPr>
+          <w:b/>
+        </w:rPr>
+        <w:t xml:space="preserve">FIRST calculator</w:t>
       </w:r>
-    </w:p>
-    <w:p>
-      <w:pPr>
-        <w:pStyle w:val="ListBullet"/>
-        <w:spacing w:after="40"/>
-      </w:pPr>
       <w:r>
-        <w:t>Scanner dapat salah mapping package/product, gagal mengenali vendor backport, atau tidak memahami apakah vulnerable code path benar-benar reachable.</w:t>
-      </w:r>
-    </w:p>
-    <w:p>
-      <w:pPr>
-        <w:pStyle w:val="ListBullet"/>
-        <w:spacing w:after="40"/>
-      </w:pPr>
-      <w:r>
-        <w:t>False negative juga mungkin: komponen custom, third-party binary, runtime-only dependency, shadow IT, atau database coverage yang tidak lengkap.</w:t>
+        <w:t xml:space="preserve"> untuk scoring; jangan menebak vector dari label scanner.</w:t>
       </w:r>
     </w:p>
     <w:p>
@@ -1900,7 +1998,86 @@
         <w:pStyle w:val="Heading1"/>
       </w:pPr>
       <w:r>
-        <w:t>8. Scanner Types</w:t>
+        <w:t xml:space="preserve">6. Scanner Mechanics &amp; Limitations</w:t>
+      </w:r>
+    </w:p>
+    <w:p>
+      <w:pPr>
+        <w:numPr>
+          <w:numId w:val="1"/>
+        </w:numPr>
+      </w:pPr>
+      <w:r>
+        <w:t xml:space="preserve">Signature/database scanner bekerja dari evidence: package name/version, CPE, advisory metadata, configuration check, atau network probe.</w:t>
+      </w:r>
+    </w:p>
+    <w:p>
+      <w:pPr>
+        <w:numPr>
+          <w:numId w:val="1"/>
+        </w:numPr>
+      </w:pPr>
+      <w:r>
+        <w:rPr>
+          <w:b/>
+        </w:rPr>
+        <w:t xml:space="preserve">Database freshness</w:t>
+      </w:r>
+      <w:r>
+        <w:t xml:space="preserve"> memengaruhi hasil — scanner hari ini dan bulan depan bisa memberi hasil berbeda pada input yang sama persis.</w:t>
+      </w:r>
+    </w:p>
+    <w:p>
+      <w:pPr>
+        <w:numPr>
+          <w:numId w:val="1"/>
+        </w:numPr>
+      </w:pPr>
+      <w:r>
+        <w:t xml:space="preserve">Unauthenticated network scan cuma melihat apa yang exposed dari luar; credentialed/local scan biasanya punya visibility jauh lebih tinggi.</w:t>
+      </w:r>
+    </w:p>
+    <w:p>
+      <w:pPr>
+        <w:numPr>
+          <w:numId w:val="1"/>
+        </w:numPr>
+      </w:pPr>
+      <w:r>
+        <w:t xml:space="preserve">Scanner bisa salah mapping package/product, gagal mengenali vendor backport, atau tidak tahu apakah vulnerable code path benar-benar </w:t>
+      </w:r>
+      <w:r>
+        <w:rPr>
+          <w:i/>
+        </w:rPr>
+        <w:t xml:space="preserve">reachable</w:t>
+      </w:r>
+      <w:r>
+        <w:t xml:space="preserve">.</w:t>
+      </w:r>
+    </w:p>
+    <w:p>
+      <w:pPr>
+        <w:numPr>
+          <w:numId w:val="1"/>
+        </w:numPr>
+      </w:pPr>
+      <w:r>
+        <w:rPr>
+          <w:b/>
+        </w:rPr>
+        <w:t xml:space="preserve">False negative</w:t>
+      </w:r>
+      <w:r>
+        <w:t xml:space="preserve"> juga mungkin: komponen custom, third-party binary, runtime-only dependency, shadow IT, atau database coverage yang tidak lengkap.</w:t>
+      </w:r>
+    </w:p>
+    <w:p>
+      <w:pPr>
+        <w:pStyle w:val="Heading2"/>
+      </w:pPr>
+      <w:r>
+        <w:t xml:space="preserve">Jenis scanner</w:t>
       </w:r>
     </w:p>
     <w:tbl>
@@ -1908,7 +2085,6 @@
         <w:tblW w:type="auto" w:w="0"/>
         <w:jc w:val="center"/>
         <w:tblLayout w:type="autofit"/>
-        <w:tblLook w:firstColumn="1" w:firstRow="1" w:lastColumn="0" w:lastRow="0" w:noHBand="0" w:noVBand="1" w:val="04A0"/>
         <w:tblBorders>
           <w:top w:val="single" w:sz="5" w:space="0" w:color="E5E7EB"/>
           <w:left w:val="single" w:sz="5" w:space="0" w:color="E5E7EB"/>
@@ -1938,16 +2114,13 @@
             <w:vAlign w:val="center"/>
           </w:tcPr>
           <w:p>
-            <w:pPr>
-              <w:spacing w:after="0"/>
-            </w:pPr>
             <w:r>
               <w:rPr>
                 <w:b/>
                 <w:color w:val="FFFFFF"/>
-                <w:sz w:val="15"/>
+                <w:sz w:val="16"/>
               </w:rPr>
-              <w:t>Jenis</w:t>
+              <w:t xml:space="preserve">Jenis</w:t>
             </w:r>
           </w:p>
         </w:tc>
@@ -1964,16 +2137,13 @@
             <w:vAlign w:val="center"/>
           </w:tcPr>
           <w:p>
-            <w:pPr>
-              <w:spacing w:after="0"/>
-            </w:pPr>
             <w:r>
               <w:rPr>
                 <w:b/>
                 <w:color w:val="FFFFFF"/>
-                <w:sz w:val="15"/>
+                <w:sz w:val="16"/>
               </w:rPr>
-              <w:t>Contoh</w:t>
+              <w:t xml:space="preserve">Contoh</w:t>
             </w:r>
           </w:p>
         </w:tc>
@@ -1990,16 +2160,13 @@
             <w:vAlign w:val="center"/>
           </w:tcPr>
           <w:p>
-            <w:pPr>
-              <w:spacing w:after="0"/>
-            </w:pPr>
             <w:r>
               <w:rPr>
                 <w:b/>
                 <w:color w:val="FFFFFF"/>
-                <w:sz w:val="15"/>
+                <w:sz w:val="16"/>
               </w:rPr>
-              <w:t>Kekuatan</w:t>
+              <w:t xml:space="preserve">Kekuatan</w:t>
             </w:r>
           </w:p>
         </w:tc>
@@ -2016,16 +2183,13 @@
             <w:vAlign w:val="center"/>
           </w:tcPr>
           <w:p>
-            <w:pPr>
-              <w:spacing w:after="0"/>
-            </w:pPr>
             <w:r>
               <w:rPr>
                 <w:b/>
                 <w:color w:val="FFFFFF"/>
-                <w:sz w:val="15"/>
+                <w:sz w:val="16"/>
               </w:rPr>
-              <w:t>Keterbatasan</w:t>
+              <w:t xml:space="preserve">Keterbatasan</w:t>
             </w:r>
           </w:p>
         </w:tc>
@@ -2035,21 +2199,15 @@
           <w:tcPr>
             <w:tcW w:type="dxa" w:w="2492"/>
             <w:tcMar>
-              <w:top w:w="70" w:type="dxa"/>
-              <w:start w:w="80" w:type="dxa"/>
-              <w:bottom w:w="70" w:type="dxa"/>
-              <w:end w:w="80" w:type="dxa"/>
+              <w:top w:w="85" w:type="dxa"/>
+              <w:start w:w="90" w:type="dxa"/>
+              <w:bottom w:w="85" w:type="dxa"/>
+              <w:end w:w="90" w:type="dxa"/>
             </w:tcMar>
           </w:tcPr>
           <w:p>
-            <w:pPr>
-              <w:spacing w:after="0"/>
-            </w:pPr>
             <w:r>
-              <w:rPr>
-                <w:sz w:val="15"/>
-              </w:rPr>
-              <w:t>SCA / filesystem</w:t>
+              <w:t xml:space="preserve">SCA / filesystem</w:t>
             </w:r>
           </w:p>
         </w:tc>
@@ -2057,21 +2215,15 @@
           <w:tcPr>
             <w:tcW w:type="dxa" w:w="2492"/>
             <w:tcMar>
-              <w:top w:w="70" w:type="dxa"/>
-              <w:start w:w="80" w:type="dxa"/>
-              <w:bottom w:w="70" w:type="dxa"/>
-              <w:end w:w="80" w:type="dxa"/>
+              <w:top w:w="85" w:type="dxa"/>
+              <w:start w:w="90" w:type="dxa"/>
+              <w:bottom w:w="85" w:type="dxa"/>
+              <w:end w:w="90" w:type="dxa"/>
             </w:tcMar>
           </w:tcPr>
           <w:p>
-            <w:pPr>
-              <w:spacing w:after="0"/>
-            </w:pPr>
             <w:r>
-              <w:rPr>
-                <w:sz w:val="15"/>
-              </w:rPr>
-              <w:t>Trivy, Dependency-Check</w:t>
+              <w:t xml:space="preserve">Trivy, Dependency-Check</w:t>
             </w:r>
           </w:p>
         </w:tc>
@@ -2079,21 +2231,15 @@
           <w:tcPr>
             <w:tcW w:type="dxa" w:w="2492"/>
             <w:tcMar>
-              <w:top w:w="70" w:type="dxa"/>
-              <w:start w:w="80" w:type="dxa"/>
-              <w:bottom w:w="70" w:type="dxa"/>
-              <w:end w:w="80" w:type="dxa"/>
+              <w:top w:w="85" w:type="dxa"/>
+              <w:start w:w="90" w:type="dxa"/>
+              <w:bottom w:w="85" w:type="dxa"/>
+              <w:end w:w="90" w:type="dxa"/>
             </w:tcMar>
           </w:tcPr>
           <w:p>
-            <w:pPr>
-              <w:spacing w:after="0"/>
-            </w:pPr>
             <w:r>
-              <w:rPr>
-                <w:sz w:val="15"/>
-              </w:rPr>
-              <w:t>Dependency/component visibility</w:t>
+              <w:t xml:space="preserve">Dependency/component visibility</w:t>
             </w:r>
           </w:p>
         </w:tc>
@@ -2101,21 +2247,15 @@
           <w:tcPr>
             <w:tcW w:type="dxa" w:w="2492"/>
             <w:tcMar>
-              <w:top w:w="70" w:type="dxa"/>
-              <w:start w:w="80" w:type="dxa"/>
-              <w:bottom w:w="70" w:type="dxa"/>
-              <w:end w:w="80" w:type="dxa"/>
+              <w:top w:w="85" w:type="dxa"/>
+              <w:start w:w="90" w:type="dxa"/>
+              <w:bottom w:w="85" w:type="dxa"/>
+              <w:end w:w="90" w:type="dxa"/>
             </w:tcMar>
           </w:tcPr>
           <w:p>
-            <w:pPr>
-              <w:spacing w:after="0"/>
-            </w:pPr>
             <w:r>
-              <w:rPr>
-                <w:sz w:val="15"/>
-              </w:rPr>
-              <w:t>Presence tidak sama dengan exploitability.</w:t>
+              <w:t xml:space="preserve">Presence ≠ exploitability</w:t>
             </w:r>
           </w:p>
         </w:tc>
@@ -2125,21 +2265,15 @@
           <w:tcPr>
             <w:tcW w:type="dxa" w:w="2492"/>
             <w:tcMar>
-              <w:top w:w="70" w:type="dxa"/>
-              <w:start w:w="80" w:type="dxa"/>
-              <w:bottom w:w="70" w:type="dxa"/>
-              <w:end w:w="80" w:type="dxa"/>
+              <w:top w:w="85" w:type="dxa"/>
+              <w:start w:w="90" w:type="dxa"/>
+              <w:bottom w:w="85" w:type="dxa"/>
+              <w:end w:w="90" w:type="dxa"/>
             </w:tcMar>
           </w:tcPr>
           <w:p>
-            <w:pPr>
-              <w:spacing w:after="0"/>
-            </w:pPr>
             <w:r>
-              <w:rPr>
-                <w:sz w:val="15"/>
-              </w:rPr>
-              <w:t>Container / image</w:t>
+              <w:t xml:space="preserve">Container/image</w:t>
             </w:r>
           </w:p>
         </w:tc>
@@ -2147,21 +2281,15 @@
           <w:tcPr>
             <w:tcW w:type="dxa" w:w="2492"/>
             <w:tcMar>
-              <w:top w:w="70" w:type="dxa"/>
-              <w:start w:w="80" w:type="dxa"/>
-              <w:bottom w:w="70" w:type="dxa"/>
-              <w:end w:w="80" w:type="dxa"/>
+              <w:top w:w="85" w:type="dxa"/>
+              <w:start w:w="90" w:type="dxa"/>
+              <w:bottom w:w="85" w:type="dxa"/>
+              <w:end w:w="90" w:type="dxa"/>
             </w:tcMar>
           </w:tcPr>
           <w:p>
-            <w:pPr>
-              <w:spacing w:after="0"/>
-            </w:pPr>
             <w:r>
-              <w:rPr>
-                <w:sz w:val="15"/>
-              </w:rPr>
-              <w:t>Trivy</w:t>
+              <w:t xml:space="preserve">Trivy</w:t>
             </w:r>
           </w:p>
         </w:tc>
@@ -2169,21 +2297,15 @@
           <w:tcPr>
             <w:tcW w:type="dxa" w:w="2492"/>
             <w:tcMar>
-              <w:top w:w="70" w:type="dxa"/>
-              <w:start w:w="80" w:type="dxa"/>
-              <w:bottom w:w="70" w:type="dxa"/>
-              <w:end w:w="80" w:type="dxa"/>
+              <w:top w:w="85" w:type="dxa"/>
+              <w:start w:w="90" w:type="dxa"/>
+              <w:bottom w:w="85" w:type="dxa"/>
+              <w:end w:w="90" w:type="dxa"/>
             </w:tcMar>
           </w:tcPr>
           <w:p>
-            <w:pPr>
-              <w:spacing w:after="0"/>
-            </w:pPr>
             <w:r>
-              <w:rPr>
-                <w:sz w:val="15"/>
-              </w:rPr>
-              <w:t>OS + language packages sebelum deploy</w:t>
+              <w:t xml:space="preserve">OS + language packages sebelum deploy</w:t>
             </w:r>
           </w:p>
         </w:tc>
@@ -2191,21 +2313,15 @@
           <w:tcPr>
             <w:tcW w:type="dxa" w:w="2492"/>
             <w:tcMar>
-              <w:top w:w="70" w:type="dxa"/>
-              <w:start w:w="80" w:type="dxa"/>
-              <w:bottom w:w="70" w:type="dxa"/>
-              <w:end w:w="80" w:type="dxa"/>
+              <w:top w:w="85" w:type="dxa"/>
+              <w:start w:w="90" w:type="dxa"/>
+              <w:bottom w:w="85" w:type="dxa"/>
+              <w:end w:w="90" w:type="dxa"/>
             </w:tcMar>
           </w:tcPr>
           <w:p>
-            <w:pPr>
-              <w:spacing w:after="0"/>
-            </w:pPr>
             <w:r>
-              <w:rPr>
-                <w:sz w:val="15"/>
-              </w:rPr>
-              <w:t>Image != runtime exposure.</w:t>
+              <w:t xml:space="preserve">Image state ≠ runtime exposure</w:t>
             </w:r>
           </w:p>
         </w:tc>
@@ -2215,21 +2331,15 @@
           <w:tcPr>
             <w:tcW w:type="dxa" w:w="2492"/>
             <w:tcMar>
-              <w:top w:w="70" w:type="dxa"/>
-              <w:start w:w="80" w:type="dxa"/>
-              <w:bottom w:w="70" w:type="dxa"/>
-              <w:end w:w="80" w:type="dxa"/>
+              <w:top w:w="85" w:type="dxa"/>
+              <w:start w:w="90" w:type="dxa"/>
+              <w:bottom w:w="85" w:type="dxa"/>
+              <w:end w:w="90" w:type="dxa"/>
             </w:tcMar>
           </w:tcPr>
           <w:p>
-            <w:pPr>
-              <w:spacing w:after="0"/>
-            </w:pPr>
             <w:r>
-              <w:rPr>
-                <w:sz w:val="15"/>
-              </w:rPr>
-              <w:t>Infrastructure VM</w:t>
+              <w:t xml:space="preserve">Infrastructure VM</w:t>
             </w:r>
           </w:p>
         </w:tc>
@@ -2237,21 +2347,15 @@
           <w:tcPr>
             <w:tcW w:type="dxa" w:w="2492"/>
             <w:tcMar>
-              <w:top w:w="70" w:type="dxa"/>
-              <w:start w:w="80" w:type="dxa"/>
-              <w:bottom w:w="70" w:type="dxa"/>
-              <w:end w:w="80" w:type="dxa"/>
+              <w:top w:w="85" w:type="dxa"/>
+              <w:start w:w="90" w:type="dxa"/>
+              <w:bottom w:w="85" w:type="dxa"/>
+              <w:end w:w="90" w:type="dxa"/>
             </w:tcMar>
           </w:tcPr>
           <w:p>
-            <w:pPr>
-              <w:spacing w:after="0"/>
-            </w:pPr>
             <w:r>
-              <w:rPr>
-                <w:sz w:val="15"/>
-              </w:rPr>
-              <w:t>Greenbone/OpenVAS</w:t>
+              <w:t xml:space="preserve">Greenbone/OpenVAS</w:t>
             </w:r>
           </w:p>
         </w:tc>
@@ -2259,21 +2363,15 @@
           <w:tcPr>
             <w:tcW w:type="dxa" w:w="2492"/>
             <w:tcMar>
-              <w:top w:w="70" w:type="dxa"/>
-              <w:start w:w="80" w:type="dxa"/>
-              <w:bottom w:w="70" w:type="dxa"/>
-              <w:end w:w="80" w:type="dxa"/>
+              <w:top w:w="85" w:type="dxa"/>
+              <w:start w:w="90" w:type="dxa"/>
+              <w:bottom w:w="85" w:type="dxa"/>
+              <w:end w:w="90" w:type="dxa"/>
             </w:tcMar>
           </w:tcPr>
           <w:p>
-            <w:pPr>
-              <w:spacing w:after="0"/>
-            </w:pPr>
             <w:r>
-              <w:rPr>
-                <w:sz w:val="15"/>
-              </w:rPr>
-              <w:t>Network services + vulnerability tests</w:t>
+              <w:t xml:space="preserve">Network services + vulnerability tests</w:t>
             </w:r>
           </w:p>
         </w:tc>
@@ -2281,21 +2379,15 @@
           <w:tcPr>
             <w:tcW w:type="dxa" w:w="2492"/>
             <w:tcMar>
-              <w:top w:w="70" w:type="dxa"/>
-              <w:start w:w="80" w:type="dxa"/>
-              <w:bottom w:w="70" w:type="dxa"/>
-              <w:end w:w="80" w:type="dxa"/>
+              <w:top w:w="85" w:type="dxa"/>
+              <w:start w:w="90" w:type="dxa"/>
+              <w:bottom w:w="85" w:type="dxa"/>
+              <w:end w:w="90" w:type="dxa"/>
             </w:tcMar>
           </w:tcPr>
           <w:p>
-            <w:pPr>
-              <w:spacing w:after="0"/>
-            </w:pPr>
             <w:r>
-              <w:rPr>
-                <w:sz w:val="15"/>
-              </w:rPr>
-              <w:t>Butuh tuning, credentials, dan impact awareness.</w:t>
+              <w:t xml:space="preserve">Butuh tuning, credential, impact awareness</w:t>
             </w:r>
           </w:p>
         </w:tc>
@@ -2305,21 +2397,15 @@
           <w:tcPr>
             <w:tcW w:type="dxa" w:w="2492"/>
             <w:tcMar>
-              <w:top w:w="70" w:type="dxa"/>
-              <w:start w:w="80" w:type="dxa"/>
-              <w:bottom w:w="70" w:type="dxa"/>
-              <w:end w:w="80" w:type="dxa"/>
+              <w:top w:w="85" w:type="dxa"/>
+              <w:start w:w="90" w:type="dxa"/>
+              <w:bottom w:w="85" w:type="dxa"/>
+              <w:end w:w="90" w:type="dxa"/>
             </w:tcMar>
           </w:tcPr>
           <w:p>
-            <w:pPr>
-              <w:spacing w:after="0"/>
-            </w:pPr>
             <w:r>
-              <w:rPr>
-                <w:sz w:val="15"/>
-              </w:rPr>
-              <w:t>Authenticated host</w:t>
+              <w:t xml:space="preserve">Authenticated host</w:t>
             </w:r>
           </w:p>
         </w:tc>
@@ -2327,21 +2413,15 @@
           <w:tcPr>
             <w:tcW w:type="dxa" w:w="2492"/>
             <w:tcMar>
-              <w:top w:w="70" w:type="dxa"/>
-              <w:start w:w="80" w:type="dxa"/>
-              <w:bottom w:w="70" w:type="dxa"/>
-              <w:end w:w="80" w:type="dxa"/>
+              <w:top w:w="85" w:type="dxa"/>
+              <w:start w:w="90" w:type="dxa"/>
+              <w:bottom w:w="85" w:type="dxa"/>
+              <w:end w:w="90" w:type="dxa"/>
             </w:tcMar>
           </w:tcPr>
           <w:p>
-            <w:pPr>
-              <w:spacing w:after="0"/>
-            </w:pPr>
             <w:r>
-              <w:rPr>
-                <w:sz w:val="15"/>
-              </w:rPr>
-              <w:t>Scanner agent/credentialed scan</w:t>
+              <w:t xml:space="preserve">Scanner agent/credentialed scan</w:t>
             </w:r>
           </w:p>
         </w:tc>
@@ -2349,21 +2429,15 @@
           <w:tcPr>
             <w:tcW w:type="dxa" w:w="2492"/>
             <w:tcMar>
-              <w:top w:w="70" w:type="dxa"/>
-              <w:start w:w="80" w:type="dxa"/>
-              <w:bottom w:w="70" w:type="dxa"/>
-              <w:end w:w="80" w:type="dxa"/>
+              <w:top w:w="85" w:type="dxa"/>
+              <w:start w:w="90" w:type="dxa"/>
+              <w:bottom w:w="85" w:type="dxa"/>
+              <w:end w:w="90" w:type="dxa"/>
             </w:tcMar>
           </w:tcPr>
           <w:p>
-            <w:pPr>
-              <w:spacing w:after="0"/>
-            </w:pPr>
             <w:r>
-              <w:rPr>
-                <w:sz w:val="15"/>
-              </w:rPr>
-              <w:t>Package/config visibility tinggi</w:t>
+              <w:t xml:space="preserve">Package/config visibility tinggi</w:t>
             </w:r>
           </w:p>
         </w:tc>
@@ -2371,21 +2445,15 @@
           <w:tcPr>
             <w:tcW w:type="dxa" w:w="2492"/>
             <w:tcMar>
-              <w:top w:w="70" w:type="dxa"/>
-              <w:start w:w="80" w:type="dxa"/>
-              <w:bottom w:w="70" w:type="dxa"/>
-              <w:end w:w="80" w:type="dxa"/>
+              <w:top w:w="85" w:type="dxa"/>
+              <w:start w:w="90" w:type="dxa"/>
+              <w:bottom w:w="85" w:type="dxa"/>
+              <w:end w:w="90" w:type="dxa"/>
             </w:tcMar>
           </w:tcPr>
           <w:p>
-            <w:pPr>
-              <w:spacing w:after="0"/>
-            </w:pPr>
             <w:r>
-              <w:rPr>
-                <w:sz w:val="15"/>
-              </w:rPr>
-              <w:t>Credential handling dan privilege harus aman.</w:t>
+              <w:t xml:space="preserve">Credential handling &amp; privilege harus aman</w:t>
             </w:r>
           </w:p>
         </w:tc>
@@ -2395,21 +2463,15 @@
           <w:tcPr>
             <w:tcW w:type="dxa" w:w="2492"/>
             <w:tcMar>
-              <w:top w:w="70" w:type="dxa"/>
-              <w:start w:w="80" w:type="dxa"/>
-              <w:bottom w:w="70" w:type="dxa"/>
-              <w:end w:w="80" w:type="dxa"/>
+              <w:top w:w="85" w:type="dxa"/>
+              <w:start w:w="90" w:type="dxa"/>
+              <w:bottom w:w="85" w:type="dxa"/>
+              <w:end w:w="90" w:type="dxa"/>
             </w:tcMar>
           </w:tcPr>
           <w:p>
-            <w:pPr>
-              <w:spacing w:after="0"/>
-            </w:pPr>
             <w:r>
-              <w:rPr>
-                <w:sz w:val="15"/>
-              </w:rPr>
-              <w:t>DAST/web</w:t>
+              <w:t xml:space="preserve">DAST/web</w:t>
             </w:r>
           </w:p>
         </w:tc>
@@ -2417,21 +2479,15 @@
           <w:tcPr>
             <w:tcW w:type="dxa" w:w="2492"/>
             <w:tcMar>
-              <w:top w:w="70" w:type="dxa"/>
-              <w:start w:w="80" w:type="dxa"/>
-              <w:bottom w:w="70" w:type="dxa"/>
-              <w:end w:w="80" w:type="dxa"/>
+              <w:top w:w="85" w:type="dxa"/>
+              <w:start w:w="90" w:type="dxa"/>
+              <w:bottom w:w="85" w:type="dxa"/>
+              <w:end w:w="90" w:type="dxa"/>
             </w:tcMar>
           </w:tcPr>
           <w:p>
-            <w:pPr>
-              <w:spacing w:after="0"/>
-            </w:pPr>
             <w:r>
-              <w:rPr>
-                <w:sz w:val="15"/>
-              </w:rPr>
-              <w:t>Burp/ZAP class tools</w:t>
+              <w:t xml:space="preserve">Burp/ZAP class tools</w:t>
             </w:r>
           </w:p>
         </w:tc>
@@ -2439,21 +2495,15 @@
           <w:tcPr>
             <w:tcW w:type="dxa" w:w="2492"/>
             <w:tcMar>
-              <w:top w:w="70" w:type="dxa"/>
-              <w:start w:w="80" w:type="dxa"/>
-              <w:bottom w:w="70" w:type="dxa"/>
-              <w:end w:w="80" w:type="dxa"/>
+              <w:top w:w="85" w:type="dxa"/>
+              <w:start w:w="90" w:type="dxa"/>
+              <w:bottom w:w="85" w:type="dxa"/>
+              <w:end w:w="90" w:type="dxa"/>
             </w:tcMar>
           </w:tcPr>
           <w:p>
-            <w:pPr>
-              <w:spacing w:after="0"/>
-            </w:pPr>
             <w:r>
-              <w:rPr>
-                <w:sz w:val="15"/>
-              </w:rPr>
-              <w:t>Runtime behavior</w:t>
+              <w:t xml:space="preserve">Runtime behavior</w:t>
             </w:r>
           </w:p>
         </w:tc>
@@ -2461,21 +2511,15 @@
           <w:tcPr>
             <w:tcW w:type="dxa" w:w="2492"/>
             <w:tcMar>
-              <w:top w:w="70" w:type="dxa"/>
-              <w:start w:w="80" w:type="dxa"/>
-              <w:bottom w:w="70" w:type="dxa"/>
-              <w:end w:w="80" w:type="dxa"/>
+              <w:top w:w="85" w:type="dxa"/>
+              <w:start w:w="90" w:type="dxa"/>
+              <w:bottom w:w="85" w:type="dxa"/>
+              <w:end w:w="90" w:type="dxa"/>
             </w:tcMar>
           </w:tcPr>
           <w:p>
-            <w:pPr>
-              <w:spacing w:after="0"/>
-            </w:pPr>
             <w:r>
-              <w:rPr>
-                <w:sz w:val="15"/>
-              </w:rPr>
-              <w:t>Coverage bergantung crawl/auth/business flows.</w:t>
+              <w:t xml:space="preserve">Coverage bergantung crawl/auth/business flow</w:t>
             </w:r>
           </w:p>
         </w:tc>
@@ -2483,29 +2527,24 @@
     </w:tbl>
     <w:p>
       <w:pPr>
-        <w:spacing w:after="20"/>
-      </w:pPr>
-    </w:p>
-    <w:p>
-      <w:r>
-        <w:br w:type="page"/>
-      </w:r>
-    </w:p>
-    <w:p>
-      <w:pPr>
         <w:pStyle w:val="Heading1"/>
       </w:pPr>
       <w:r>
-        <w:t>9. Prioritization: Severity + Threat + Exposure + Business</w:t>
+        <w:t xml:space="preserve">7. Prioritization: Severity + Threat + Exposure + Business</w:t>
       </w:r>
     </w:p>
     <w:p>
       <w:r>
+        <w:t xml:space="preserve">Prioritas yang berguna menjawab </w:t>
+      </w:r>
+      <w:r>
         <w:rPr>
-          <w:rFonts w:ascii="Liberation Sans" w:hAnsi="Liberation Sans"/>
-          <w:b w:val="0"/>
+          <w:i/>
         </w:rPr>
-        <w:t>Priority yang berguna menjawab "apa yang harus diperbaiki dulu?", bukan sekadar mengurutkan CVSS. Gunakan technical severity sebagai salah satu input, lalu tambahkan exploitation evidence, exposure, asset role, privilege path, data sensitivity, dan compensating controls.</w:t>
+        <w:t xml:space="preserve">"apa yang harus diperbaiki dulu?"</w:t>
+      </w:r>
+      <w:r>
+        <w:t xml:space="preserve"> — bukan sekadar mengurutkan angka CVSS.</w:t>
       </w:r>
     </w:p>
     <w:tbl>
@@ -2513,7 +2552,6 @@
         <w:tblW w:type="auto" w:w="0"/>
         <w:jc w:val="center"/>
         <w:tblLayout w:type="autofit"/>
-        <w:tblLook w:firstColumn="1" w:firstRow="1" w:lastColumn="0" w:lastRow="0" w:noHBand="0" w:noVBand="1" w:val="04A0"/>
         <w:tblBorders>
           <w:top w:val="single" w:sz="5" w:space="0" w:color="E5E7EB"/>
           <w:left w:val="single" w:sz="5" w:space="0" w:color="E5E7EB"/>
@@ -2541,16 +2579,13 @@
             <w:vAlign w:val="center"/>
           </w:tcPr>
           <w:p>
-            <w:pPr>
-              <w:spacing w:after="0"/>
-            </w:pPr>
             <w:r>
               <w:rPr>
                 <w:b/>
                 <w:color w:val="FFFFFF"/>
-                <w:sz w:val="15"/>
+                <w:sz w:val="16"/>
               </w:rPr>
-              <w:t>Signal</w:t>
+              <w:t xml:space="preserve">Signal</w:t>
             </w:r>
           </w:p>
         </w:tc>
@@ -2567,16 +2602,13 @@
             <w:vAlign w:val="center"/>
           </w:tcPr>
           <w:p>
-            <w:pPr>
-              <w:spacing w:after="0"/>
-            </w:pPr>
             <w:r>
               <w:rPr>
                 <w:b/>
                 <w:color w:val="FFFFFF"/>
-                <w:sz w:val="15"/>
+                <w:sz w:val="16"/>
               </w:rPr>
-              <w:t>Contoh interpretasi</w:t>
+              <w:t xml:space="preserve">Contoh interpretasi</w:t>
             </w:r>
           </w:p>
         </w:tc>
@@ -2586,21 +2618,15 @@
           <w:tcPr>
             <w:tcW w:type="dxa" w:w="4984"/>
             <w:tcMar>
-              <w:top w:w="70" w:type="dxa"/>
-              <w:start w:w="80" w:type="dxa"/>
-              <w:bottom w:w="70" w:type="dxa"/>
-              <w:end w:w="80" w:type="dxa"/>
+              <w:top w:w="85" w:type="dxa"/>
+              <w:start w:w="90" w:type="dxa"/>
+              <w:bottom w:w="85" w:type="dxa"/>
+              <w:end w:w="90" w:type="dxa"/>
             </w:tcMar>
           </w:tcPr>
           <w:p>
-            <w:pPr>
-              <w:spacing w:after="0"/>
-            </w:pPr>
             <w:r>
-              <w:rPr>
-                <w:sz w:val="15"/>
-              </w:rPr>
-              <w:t>Known exploited</w:t>
+              <w:t xml:space="preserve">Known exploited</w:t>
             </w:r>
           </w:p>
         </w:tc>
@@ -2608,21 +2634,15 @@
           <w:tcPr>
             <w:tcW w:type="dxa" w:w="4984"/>
             <w:tcMar>
-              <w:top w:w="70" w:type="dxa"/>
-              <w:start w:w="80" w:type="dxa"/>
-              <w:bottom w:w="70" w:type="dxa"/>
-              <w:end w:w="80" w:type="dxa"/>
+              <w:top w:w="85" w:type="dxa"/>
+              <w:start w:w="90" w:type="dxa"/>
+              <w:bottom w:w="85" w:type="dxa"/>
+              <w:end w:w="90" w:type="dxa"/>
             </w:tcMar>
           </w:tcPr>
           <w:p>
-            <w:pPr>
-              <w:spacing w:after="0"/>
-            </w:pPr>
             <w:r>
-              <w:rPr>
-                <w:sz w:val="15"/>
-              </w:rPr>
-              <w:t>CISA KEV atau vendor mengonfirmasi active exploitation -&gt; urgency naik.</w:t>
+              <w:t xml:space="preserve">CISA KEV / vendor konfirmasi active exploitation → urgency naik</w:t>
             </w:r>
           </w:p>
         </w:tc>
@@ -2632,21 +2652,15 @@
           <w:tcPr>
             <w:tcW w:type="dxa" w:w="4984"/>
             <w:tcMar>
-              <w:top w:w="70" w:type="dxa"/>
-              <w:start w:w="80" w:type="dxa"/>
-              <w:bottom w:w="70" w:type="dxa"/>
-              <w:end w:w="80" w:type="dxa"/>
+              <w:top w:w="85" w:type="dxa"/>
+              <w:start w:w="90" w:type="dxa"/>
+              <w:bottom w:w="85" w:type="dxa"/>
+              <w:end w:w="90" w:type="dxa"/>
             </w:tcMar>
           </w:tcPr>
           <w:p>
-            <w:pPr>
-              <w:spacing w:after="0"/>
-            </w:pPr>
             <w:r>
-              <w:rPr>
-                <w:sz w:val="15"/>
-              </w:rPr>
-              <w:t>Internet exposed</w:t>
+              <w:t xml:space="preserve">Internet exposed</w:t>
             </w:r>
           </w:p>
         </w:tc>
@@ -2654,21 +2668,15 @@
           <w:tcPr>
             <w:tcW w:type="dxa" w:w="4984"/>
             <w:tcMar>
-              <w:top w:w="70" w:type="dxa"/>
-              <w:start w:w="80" w:type="dxa"/>
-              <w:bottom w:w="70" w:type="dxa"/>
-              <w:end w:w="80" w:type="dxa"/>
+              <w:top w:w="85" w:type="dxa"/>
+              <w:start w:w="90" w:type="dxa"/>
+              <w:bottom w:w="85" w:type="dxa"/>
+              <w:end w:w="90" w:type="dxa"/>
             </w:tcMar>
           </w:tcPr>
           <w:p>
-            <w:pPr>
-              <w:spacing w:after="0"/>
-            </w:pPr>
             <w:r>
-              <w:rPr>
-                <w:sz w:val="15"/>
-              </w:rPr>
-              <w:t>Attack surface terbuka tanpa internal foothold -&gt; urgency naik.</w:t>
+              <w:t xml:space="preserve">Attack surface terbuka tanpa internal foothold → urgency naik</w:t>
             </w:r>
           </w:p>
         </w:tc>
@@ -2678,21 +2686,15 @@
           <w:tcPr>
             <w:tcW w:type="dxa" w:w="4984"/>
             <w:tcMar>
-              <w:top w:w="70" w:type="dxa"/>
-              <w:start w:w="80" w:type="dxa"/>
-              <w:bottom w:w="70" w:type="dxa"/>
-              <w:end w:w="80" w:type="dxa"/>
+              <w:top w:w="85" w:type="dxa"/>
+              <w:start w:w="90" w:type="dxa"/>
+              <w:bottom w:w="85" w:type="dxa"/>
+              <w:end w:w="90" w:type="dxa"/>
             </w:tcMar>
           </w:tcPr>
           <w:p>
-            <w:pPr>
-              <w:spacing w:after="0"/>
-            </w:pPr>
             <w:r>
-              <w:rPr>
-                <w:sz w:val="15"/>
-              </w:rPr>
-              <w:t>Privileged service</w:t>
+              <w:t xml:space="preserve">Privileged service</w:t>
             </w:r>
           </w:p>
         </w:tc>
@@ -2700,21 +2702,15 @@
           <w:tcPr>
             <w:tcW w:type="dxa" w:w="4984"/>
             <w:tcMar>
-              <w:top w:w="70" w:type="dxa"/>
-              <w:start w:w="80" w:type="dxa"/>
-              <w:bottom w:w="70" w:type="dxa"/>
-              <w:end w:w="80" w:type="dxa"/>
+              <w:top w:w="85" w:type="dxa"/>
+              <w:start w:w="90" w:type="dxa"/>
+              <w:bottom w:w="85" w:type="dxa"/>
+              <w:end w:w="90" w:type="dxa"/>
             </w:tcMar>
           </w:tcPr>
           <w:p>
-            <w:pPr>
-              <w:spacing w:after="0"/>
-            </w:pPr>
             <w:r>
-              <w:rPr>
-                <w:sz w:val="15"/>
-              </w:rPr>
-              <w:t>Compromise memberi SYSTEM/root/domain impact -&gt; urgency naik.</w:t>
+              <w:t xml:space="preserve">Compromise memberi dampak SYSTEM/root/domain → urgency naik</w:t>
             </w:r>
           </w:p>
         </w:tc>
@@ -2724,21 +2720,15 @@
           <w:tcPr>
             <w:tcW w:type="dxa" w:w="4984"/>
             <w:tcMar>
-              <w:top w:w="70" w:type="dxa"/>
-              <w:start w:w="80" w:type="dxa"/>
-              <w:bottom w:w="70" w:type="dxa"/>
-              <w:end w:w="80" w:type="dxa"/>
+              <w:top w:w="85" w:type="dxa"/>
+              <w:start w:w="90" w:type="dxa"/>
+              <w:bottom w:w="85" w:type="dxa"/>
+              <w:end w:w="90" w:type="dxa"/>
             </w:tcMar>
           </w:tcPr>
           <w:p>
-            <w:pPr>
-              <w:spacing w:after="0"/>
-            </w:pPr>
             <w:r>
-              <w:rPr>
-                <w:sz w:val="15"/>
-              </w:rPr>
-              <w:t>Business critical</w:t>
+              <w:t xml:space="preserve">Business critical</w:t>
             </w:r>
           </w:p>
         </w:tc>
@@ -2746,21 +2736,15 @@
           <w:tcPr>
             <w:tcW w:type="dxa" w:w="4984"/>
             <w:tcMar>
-              <w:top w:w="70" w:type="dxa"/>
-              <w:start w:w="80" w:type="dxa"/>
-              <w:bottom w:w="70" w:type="dxa"/>
-              <w:end w:w="80" w:type="dxa"/>
+              <w:top w:w="85" w:type="dxa"/>
+              <w:start w:w="90" w:type="dxa"/>
+              <w:bottom w:w="85" w:type="dxa"/>
+              <w:end w:w="90" w:type="dxa"/>
             </w:tcMar>
           </w:tcPr>
           <w:p>
-            <w:pPr>
-              <w:spacing w:after="0"/>
-            </w:pPr>
             <w:r>
-              <w:rPr>
-                <w:sz w:val="15"/>
-              </w:rPr>
-              <w:t>Downtime/data loss berdampak tinggi -&gt; impact context naik.</w:t>
+              <w:t xml:space="preserve">Downtime/data loss berdampak tinggi → impact context naik</w:t>
             </w:r>
           </w:p>
         </w:tc>
@@ -2770,21 +2754,15 @@
           <w:tcPr>
             <w:tcW w:type="dxa" w:w="4984"/>
             <w:tcMar>
-              <w:top w:w="70" w:type="dxa"/>
-              <w:start w:w="80" w:type="dxa"/>
-              <w:bottom w:w="70" w:type="dxa"/>
-              <w:end w:w="80" w:type="dxa"/>
+              <w:top w:w="85" w:type="dxa"/>
+              <w:start w:w="90" w:type="dxa"/>
+              <w:bottom w:w="85" w:type="dxa"/>
+              <w:end w:w="90" w:type="dxa"/>
             </w:tcMar>
           </w:tcPr>
           <w:p>
-            <w:pPr>
-              <w:spacing w:after="0"/>
-            </w:pPr>
             <w:r>
-              <w:rPr>
-                <w:sz w:val="15"/>
-              </w:rPr>
-              <w:t>Strong compensating control</w:t>
+              <w:t xml:space="preserve">Strong compensating control</w:t>
             </w:r>
           </w:p>
         </w:tc>
@@ -2792,21 +2770,15 @@
           <w:tcPr>
             <w:tcW w:type="dxa" w:w="4984"/>
             <w:tcMar>
-              <w:top w:w="70" w:type="dxa"/>
-              <w:start w:w="80" w:type="dxa"/>
-              <w:bottom w:w="70" w:type="dxa"/>
-              <w:end w:w="80" w:type="dxa"/>
+              <w:top w:w="85" w:type="dxa"/>
+              <w:start w:w="90" w:type="dxa"/>
+              <w:bottom w:w="85" w:type="dxa"/>
+              <w:end w:w="90" w:type="dxa"/>
             </w:tcMar>
           </w:tcPr>
           <w:p>
-            <w:pPr>
-              <w:spacing w:after="0"/>
-            </w:pPr>
             <w:r>
-              <w:rPr>
-                <w:sz w:val="15"/>
-              </w:rPr>
-              <w:t>Segmentation, feature disabled, WAF/ACL, no vulnerable path -&gt; residual risk bisa turun.</w:t>
+              <w:t xml:space="preserve">Segmentation, feature disabled, WAF/ACL, vulnerable path tidak reachable → residual risk bisa turun</w:t>
             </w:r>
           </w:p>
         </w:tc>
@@ -2816,21 +2788,15 @@
           <w:tcPr>
             <w:tcW w:type="dxa" w:w="4984"/>
             <w:tcMar>
-              <w:top w:w="70" w:type="dxa"/>
-              <w:start w:w="80" w:type="dxa"/>
-              <w:bottom w:w="70" w:type="dxa"/>
-              <w:end w:w="80" w:type="dxa"/>
+              <w:top w:w="85" w:type="dxa"/>
+              <w:start w:w="90" w:type="dxa"/>
+              <w:bottom w:w="85" w:type="dxa"/>
+              <w:end w:w="90" w:type="dxa"/>
             </w:tcMar>
           </w:tcPr>
           <w:p>
-            <w:pPr>
-              <w:spacing w:after="0"/>
-            </w:pPr>
             <w:r>
-              <w:rPr>
-                <w:sz w:val="15"/>
-              </w:rPr>
-              <w:t>No fix yet</w:t>
+              <w:t xml:space="preserve">No fix yet</w:t>
             </w:r>
           </w:p>
         </w:tc>
@@ -2838,21 +2804,62 @@
           <w:tcPr>
             <w:tcW w:type="dxa" w:w="4984"/>
             <w:tcMar>
-              <w:top w:w="70" w:type="dxa"/>
-              <w:start w:w="80" w:type="dxa"/>
-              <w:bottom w:w="70" w:type="dxa"/>
-              <w:end w:w="80" w:type="dxa"/>
+              <w:top w:w="85" w:type="dxa"/>
+              <w:start w:w="90" w:type="dxa"/>
+              <w:bottom w:w="85" w:type="dxa"/>
+              <w:end w:w="90" w:type="dxa"/>
             </w:tcMar>
           </w:tcPr>
+          <w:p>
+            <w:r>
+              <w:t xml:space="preserve">Pakai vendor workaround/mitigation + monitoring — jangan sekadar "accept" tanpa owner/expiry</w:t>
+            </w:r>
+          </w:p>
+        </w:tc>
+      </w:tr>
+    </w:tbl>
+    <w:tbl>
+      <w:tblPr>
+        <w:tblW w:type="auto" w:w="0"/>
+        <w:jc w:val="center"/>
+      </w:tblPr>
+      <w:tblGrid>
+        <w:gridCol w:w="9968"/>
+      </w:tblGrid>
+      <w:tr>
+        <w:trPr>
+          <w:cantSplit/>
+        </w:trPr>
+        <w:tc>
+          <w:tcPr>
+            <w:tcW w:type="dxa" w:w="9968"/>
+            <w:shd w:fill="EFF6FF"/>
+            <w:tcMar>
+              <w:top w:w="135" w:type="dxa"/>
+              <w:start w:w="165" w:type="dxa"/>
+              <w:bottom w:w="135" w:type="dxa"/>
+              <w:end w:w="165" w:type="dxa"/>
+            </w:tcMar>
+          </w:tcPr>
+          <w:p>
+            <w:pPr>
+              <w:spacing w:after="60"/>
+            </w:pPr>
+            <w:r>
+              <w:rPr>
+                <w:b/>
+                <w:color w:val="1D4ED8"/>
+                <w:sz w:val="19"/>
+              </w:rPr>
+              <w:t xml:space="preserve">KEV adalah priority signal</w:t>
+            </w:r>
+          </w:p>
           <w:p>
             <w:pPr>
               <w:spacing w:after="0"/>
             </w:pPr>
             <w:r>
-              <w:rPr>
-                <w:sz w:val="15"/>
-              </w:rPr>
-              <w:t>Gunakan vendor workaround/mitigation dan monitoring; jangan sekadar "accept" tanpa owner/expiry.</w:t>
+              <w:t xml:space="preserve">, bukan auto-critical. CISA KEV sengaja dibuat untuk membantu organisasi memprioritaskan vulnerability yang sudah diketahui dieksploitasi — tapi tetap validasi apakah product/version lo affected dan apakah asset-nya relevan dengan environment yang di-KEV-kan.</w:t>
             </w:r>
           </w:p>
         </w:tc>
@@ -2860,14 +2867,110 @@
     </w:tbl>
     <w:p>
       <w:pPr>
-        <w:spacing w:after="20"/>
+        <w:pStyle w:val="Heading1"/>
       </w:pPr>
+      <w:r>
+        <w:t xml:space="preserve">8. Remediation Quality</w:t>
+      </w:r>
+    </w:p>
+    <w:p>
+      <w:pPr>
+        <w:numPr>
+          <w:numId w:val="1"/>
+        </w:numPr>
+      </w:pPr>
+      <w:r>
+        <w:t xml:space="preserve">Tentukan root cause/component yang harus diubah.</w:t>
+      </w:r>
+    </w:p>
+    <w:p>
+      <w:pPr>
+        <w:numPr>
+          <w:numId w:val="1"/>
+        </w:numPr>
+      </w:pPr>
+      <w:r>
+        <w:t xml:space="preserve">Pilih patch/upgrade/vendor workaround yang </w:t>
+      </w:r>
+      <w:r>
+        <w:rPr>
+          <w:b/>
+        </w:rPr>
+        <w:t xml:space="preserve">supported</w:t>
+      </w:r>
+      <w:r>
+        <w:t xml:space="preserve">.</w:t>
+      </w:r>
+    </w:p>
+    <w:p>
+      <w:pPr>
+        <w:numPr>
+          <w:numId w:val="1"/>
+        </w:numPr>
+      </w:pPr>
+      <w:r>
+        <w:t xml:space="preserve">Uji compatibility di environment yang sesuai.</w:t>
+      </w:r>
+    </w:p>
+    <w:p>
+      <w:pPr>
+        <w:numPr>
+          <w:numId w:val="1"/>
+        </w:numPr>
+      </w:pPr>
+      <w:r>
+        <w:t xml:space="preserve">Deploy dengan change control.</w:t>
+      </w:r>
+    </w:p>
+    <w:p>
+      <w:pPr>
+        <w:numPr>
+          <w:numId w:val="1"/>
+        </w:numPr>
+      </w:pPr>
+      <w:r>
+        <w:rPr>
+          <w:b/>
+        </w:rPr>
+        <w:t xml:space="preserve">Rescan/re-test</w:t>
+      </w:r>
+      <w:r>
+        <w:t xml:space="preserve"> menggunakan evidence path yang sama.</w:t>
+      </w:r>
+    </w:p>
+    <w:p>
+      <w:pPr>
+        <w:numPr>
+          <w:numId w:val="1"/>
+        </w:numPr>
+      </w:pPr>
+      <w:r>
+        <w:t xml:space="preserve">Bandingkan before/after dan simpan buktinya.</w:t>
+      </w:r>
+    </w:p>
+    <w:p>
+      <w:pPr>
+        <w:numPr>
+          <w:numId w:val="1"/>
+        </w:numPr>
+      </w:pPr>
+      <w:r>
+        <w:t xml:space="preserve">Tutup finding </w:t>
+      </w:r>
+      <w:r>
+        <w:rPr>
+          <w:b/>
+        </w:rPr>
+        <w:t xml:space="preserve">hanya</w:t>
+      </w:r>
+      <w:r>
+        <w:t xml:space="preserve"> kalau acceptance criteria terpenuhi.</w:t>
+      </w:r>
     </w:p>
     <w:tbl>
       <w:tblPr>
         <w:tblW w:type="auto" w:w="0"/>
         <w:jc w:val="center"/>
-        <w:tblLook w:firstColumn="1" w:firstRow="1" w:lastColumn="0" w:lastRow="0" w:noHBand="0" w:noVBand="1" w:val="04A0"/>
       </w:tblPr>
       <w:tblGrid>
         <w:gridCol w:w="9968"/>
@@ -2895,17 +2998,26 @@
               <w:rPr>
                 <w:b/>
                 <w:color w:val="047857"/>
-                <w:sz w:val="18"/>
+                <w:sz w:val="19"/>
               </w:rPr>
-              <w:t>KEV is a priority signal</w:t>
+              <w:t xml:space="preserve">Fix ≠ silence scanner.</w:t>
             </w:r>
           </w:p>
           <w:p>
             <w:pPr>
-              <w:spacing w:after="0" w:line="252" w:lineRule="auto"/>
+              <w:spacing w:after="0"/>
             </w:pPr>
             <w:r>
-              <w:t>CISA KEV sengaja dibuat untuk membantu organisasi memprioritaskan vulnerabilities yang sudah diketahui dieksploitasi. Tetap validasi apakah product/version lo affected dan apakah asset berada dalam environment yang relevan.</w:t>
+              <w:t xml:space="preserve">Menyembunyikan finding via ignore/suppression bukan remediation. Suppression hanya legitimate kalau ada </w:t>
+            </w:r>
+            <w:r>
+              <w:rPr>
+                <w:i/>
+              </w:rPr>
+              <w:t xml:space="preserve">documented justification</w:t>
+            </w:r>
+            <w:r>
+              <w:t xml:space="preserve">: false positive, not-applicable, accepted risk dengan owner/expiry, atau pernyataan VEX/vendor yang valid.</w:t>
             </w:r>
           </w:p>
         </w:tc>
@@ -2913,132 +3025,10 @@
     </w:tbl>
     <w:p>
       <w:pPr>
-        <w:spacing w:after="20"/>
-      </w:pPr>
-    </w:p>
-    <w:p>
-      <w:pPr>
         <w:pStyle w:val="Heading1"/>
       </w:pPr>
       <w:r>
-        <w:t>10. Remediation Quality</w:t>
-      </w:r>
-    </w:p>
-    <w:p>
-      <w:pPr>
-        <w:spacing w:after="40"/>
-      </w:pPr>
-      <w:r>
-        <w:t>1. Tentukan root cause/component yang harus diubah.</w:t>
-      </w:r>
-    </w:p>
-    <w:p>
-      <w:pPr>
-        <w:spacing w:after="40"/>
-      </w:pPr>
-      <w:r>
-        <w:t>2. Pilih patch/upgrade/vendor workaround yang supported.</w:t>
-      </w:r>
-    </w:p>
-    <w:p>
-      <w:pPr>
-        <w:spacing w:after="40"/>
-      </w:pPr>
-      <w:r>
-        <w:t>3. Uji compatibility di environment yang sesuai.</w:t>
-      </w:r>
-    </w:p>
-    <w:p>
-      <w:pPr>
-        <w:spacing w:after="40"/>
-      </w:pPr>
-      <w:r>
-        <w:t>4. Deploy dengan change control.</w:t>
-      </w:r>
-    </w:p>
-    <w:p>
-      <w:pPr>
-        <w:spacing w:after="40"/>
-      </w:pPr>
-      <w:r>
-        <w:t>5. Rescan atau re-test menggunakan evidence path yang sama.</w:t>
-      </w:r>
-    </w:p>
-    <w:p>
-      <w:pPr>
-        <w:spacing w:after="40"/>
-      </w:pPr>
-      <w:r>
-        <w:t>6. Bandingkan before/after dan simpan bukti.</w:t>
-      </w:r>
-    </w:p>
-    <w:p>
-      <w:pPr>
-        <w:spacing w:after="40"/>
-      </w:pPr>
-      <w:r>
-        <w:t>7. Tutup finding hanya jika acceptance criteria terpenuhi.</w:t>
-      </w:r>
-    </w:p>
-    <w:tbl>
-      <w:tblPr>
-        <w:tblW w:type="auto" w:w="0"/>
-        <w:jc w:val="center"/>
-        <w:tblLook w:firstColumn="1" w:firstRow="1" w:lastColumn="0" w:lastRow="0" w:noHBand="0" w:noVBand="1" w:val="04A0"/>
-      </w:tblPr>
-      <w:tblGrid>
-        <w:gridCol w:w="9968"/>
-      </w:tblGrid>
-      <w:tr>
-        <w:trPr>
-          <w:cantSplit/>
-        </w:trPr>
-        <w:tc>
-          <w:tcPr>
-            <w:tcW w:type="dxa" w:w="9968"/>
-            <w:shd w:fill="FFFBEB"/>
-            <w:tcMar>
-              <w:top w:w="135" w:type="dxa"/>
-              <w:start w:w="165" w:type="dxa"/>
-              <w:bottom w:w="135" w:type="dxa"/>
-              <w:end w:w="165" w:type="dxa"/>
-            </w:tcMar>
-          </w:tcPr>
-          <w:p>
-            <w:pPr>
-              <w:spacing w:after="60"/>
-            </w:pPr>
-            <w:r>
-              <w:rPr>
-                <w:b/>
-                <w:color w:val="92400E"/>
-                <w:sz w:val="18"/>
-              </w:rPr>
-              <w:t>Fix != silence scanner</w:t>
-            </w:r>
-          </w:p>
-          <w:p>
-            <w:pPr>
-              <w:spacing w:after="0" w:line="252" w:lineRule="auto"/>
-            </w:pPr>
-            <w:r>
-              <w:t>Menyembunyikan finding via ignore/suppression bukan remediation. Suppression hanya legitimate bila ada documented justification seperti false positive, not-applicable, accepted risk dengan owner/expiry, atau VEX/vendor statement yang valid.</w:t>
-            </w:r>
-          </w:p>
-        </w:tc>
-      </w:tr>
-    </w:tbl>
-    <w:p>
-      <w:pPr>
-        <w:spacing w:after="20"/>
-      </w:pPr>
-    </w:p>
-    <w:p>
-      <w:pPr>
-        <w:pStyle w:val="Heading1"/>
-      </w:pPr>
-      <w:r>
-        <w:t>11. Lab Design</w:t>
+        <w:t xml:space="preserve">9. Lab Design</w:t>
       </w:r>
     </w:p>
     <w:p>
@@ -3097,24 +3087,16 @@
     </w:p>
     <w:p>
       <w:r>
+        <w:t xml:space="preserve">Fixture berisi beberapa dependency versi lama untuk menghasilkan candidate finding. </w:t>
+      </w:r>
+      <w:r>
         <w:rPr>
-          <w:rFonts w:ascii="Liberation Sans" w:hAnsi="Liberation Sans"/>
-          <w:b w:val="0"/>
+          <w:b/>
         </w:rPr>
-        <w:t>Fixture berisi beberapa dependency version lama untuk menghasilkan candidate findings. Exact CVE count dapat berubah karena database vulnerability terus diperbarui. Itu justru bagian dari pelajaran: evidence harus punya timestamp dan database context.</w:t>
+        <w:t xml:space="preserve">Exact CVE count bisa berubah</w:t>
       </w:r>
-    </w:p>
-    <w:p>
       <w:r>
-        <w:br w:type="page"/>
-      </w:r>
-    </w:p>
-    <w:p>
-      <w:pPr>
-        <w:pStyle w:val="Heading1"/>
-      </w:pPr>
-      <w:r>
-        <w:t>12. Hands-on Lab 1 - Workspace &amp; Training Marker</w:t>
+        <w:t xml:space="preserve"> karena database vulnerability terus diperbarui — itu justru bagian dari pelajaran: evidence harus punya timestamp dan database context yang jelas, bukan angka yang dianggap tetap selamanya.</w:t>
       </w:r>
     </w:p>
     <w:tbl>
@@ -3122,7 +3104,6 @@
         <w:tblW w:type="auto" w:w="0"/>
         <w:jc w:val="center"/>
         <w:tblLayout w:type="autofit"/>
-        <w:tblLook w:firstColumn="1" w:firstRow="1" w:lastColumn="0" w:lastRow="0" w:noHBand="0" w:noVBand="1" w:val="04A0"/>
       </w:tblPr>
       <w:tblGrid>
         <w:gridCol w:w="9968"/>
@@ -3152,35 +3133,134 @@
                 <w:color w:val="F9FAFB"/>
                 <w:sz w:val="15"/>
               </w:rPr>
-              <w:t>./labs/va-init.sh module09-va</w:t>
+              <w:t xml:space="preserve">module09-va/</w:t>
             </w:r>
-            <w:r>
-              <w:br/>
-            </w:r>
+          </w:p>
+          <w:p>
+            <w:pPr>
+              <w:spacing w:after="0" w:line="240" w:lineRule="auto"/>
+            </w:pPr>
             <w:r>
               <w:rPr>
                 <w:rFonts w:ascii="Liberation Mono" w:hAnsi="Liberation Mono"/>
                 <w:color w:val="F9FAFB"/>
                 <w:sz w:val="15"/>
               </w:rPr>
-              <w:t>cat module09-va/00-scope/README.md</w:t>
+              <w:t xml:space="preserve">├── 00-scope/</w:t>
+            </w:r>
+          </w:p>
+          <w:p>
+            <w:pPr>
+              <w:spacing w:after="0" w:line="240" w:lineRule="auto"/>
+            </w:pPr>
+            <w:r>
+              <w:rPr>
+                <w:rFonts w:ascii="Liberation Mono" w:hAnsi="Liberation Mono"/>
+                <w:color w:val="F9FAFB"/>
+                <w:sz w:val="15"/>
+              </w:rPr>
+              <w:t xml:space="preserve">├── 01-target/requirements.txt         ← fixture: dependency sengaja outdated, TIDAK di-install</w:t>
+            </w:r>
+          </w:p>
+          <w:p>
+            <w:pPr>
+              <w:spacing w:after="0" w:line="240" w:lineRule="auto"/>
+            </w:pPr>
+            <w:r>
+              <w:rPr>
+                <w:rFonts w:ascii="Liberation Mono" w:hAnsi="Liberation Mono"/>
+                <w:color w:val="F9FAFB"/>
+                <w:sz w:val="15"/>
+              </w:rPr>
+              <w:t xml:space="preserve">├── 02-scans/trivy.json                ← raw evidence</w:t>
+            </w:r>
+          </w:p>
+          <w:p>
+            <w:pPr>
+              <w:spacing w:after="0" w:line="240" w:lineRule="auto"/>
+            </w:pPr>
+            <w:r>
+              <w:rPr>
+                <w:rFonts w:ascii="Liberation Mono" w:hAnsi="Liberation Mono"/>
+                <w:color w:val="F9FAFB"/>
+                <w:sz w:val="15"/>
+              </w:rPr>
+              <w:t xml:space="preserve">├── 03-normalized/findings.csv         ← view terstruktur untuk triage</w:t>
+            </w:r>
+          </w:p>
+          <w:p>
+            <w:pPr>
+              <w:spacing w:after="0" w:line="240" w:lineRule="auto"/>
+            </w:pPr>
+            <w:r>
+              <w:rPr>
+                <w:rFonts w:ascii="Liberation Mono" w:hAnsi="Liberation Mono"/>
+                <w:color w:val="F9FAFB"/>
+                <w:sz w:val="15"/>
+              </w:rPr>
+              <w:t xml:space="preserve">├── 04-triage/decisions.csv            ← decision log manual</w:t>
+            </w:r>
+          </w:p>
+          <w:p>
+            <w:pPr>
+              <w:spacing w:after="0" w:line="240" w:lineRule="auto"/>
+            </w:pPr>
+            <w:r>
+              <w:rPr>
+                <w:rFonts w:ascii="Liberation Mono" w:hAnsi="Liberation Mono"/>
+                <w:color w:val="F9FAFB"/>
+                <w:sz w:val="15"/>
+              </w:rPr>
+              <w:t xml:space="preserve">├── 05-remediation/</w:t>
+            </w:r>
+          </w:p>
+          <w:p>
+            <w:pPr>
+              <w:spacing w:after="0" w:line="240" w:lineRule="auto"/>
+            </w:pPr>
+            <w:r>
+              <w:rPr>
+                <w:rFonts w:ascii="Liberation Mono" w:hAnsi="Liberation Mono"/>
+                <w:color w:val="F9FAFB"/>
+                <w:sz w:val="15"/>
+              </w:rPr>
+              <w:t xml:space="preserve">├── 06-evidence/sha256-manifest.txt</w:t>
+            </w:r>
+          </w:p>
+          <w:p>
+            <w:pPr>
+              <w:spacing w:after="0" w:line="240" w:lineRule="auto"/>
+            </w:pPr>
+            <w:r>
+              <w:rPr>
+                <w:rFonts w:ascii="Liberation Mono" w:hAnsi="Liberation Mono"/>
+                <w:color w:val="F9FAFB"/>
+                <w:sz w:val="15"/>
+              </w:rPr>
+              <w:t xml:space="preserve">└── 07-summary/vulnerability-summary.md</w:t>
             </w:r>
           </w:p>
         </w:tc>
       </w:tr>
     </w:tbl>
     <w:p>
-      <w:pPr>
-        <w:spacing w:after="20"/>
-      </w:pPr>
-    </w:p>
-    <w:p>
       <w:r>
         <w:rPr>
-          <w:rFonts w:ascii="Liberation Sans" w:hAnsi="Liberation Sans"/>
-          <w:b w:val="0"/>
+          <w:rFonts w:ascii="Liberation Mono" w:hAnsi="Liberation Mono"/>
         </w:rPr>
-        <w:t>run-trivy.sh hanya mau scan path yang punya marker .module09-training-target. Guardrail ini sengaja mencegah script latihan dipakai untuk scan filesystem arbitrary secara tidak sengaja.</w:t>
+        <w:t xml:space="preserve">run-trivy.sh</w:t>
+      </w:r>
+      <w:r>
+        <w:t xml:space="preserve"> hanya mau men-scan path yang punya marker </w:t>
+      </w:r>
+      <w:r>
+        <w:rPr>
+          <w:rFonts w:ascii="Liberation Mono" w:hAnsi="Liberation Mono"/>
+        </w:rPr>
+        <w:t xml:space="preserve">.module09-training-target</w:t>
+      </w:r>
+      <w:r>
+        <w:t xml:space="preserve"> — guardrail ini sengaja mencegah script latihan dipakai scan filesystem arbitrary secara tidak sengaja.</w:t>
       </w:r>
     </w:p>
     <w:p>
@@ -3188,7 +3268,7 @@
         <w:pStyle w:val="Heading1"/>
       </w:pPr>
       <w:r>
-        <w:t>13. Hands-on Lab 2 - Create Intentionally Outdated Manifest</w:t>
+        <w:t xml:space="preserve">10. Hands-on Lab 1 — Workspace &amp; Training Marker</w:t>
       </w:r>
     </w:p>
     <w:tbl>
@@ -3196,7 +3276,6 @@
         <w:tblW w:type="auto" w:w="0"/>
         <w:jc w:val="center"/>
         <w:tblLayout w:type="autofit"/>
-        <w:tblLook w:firstColumn="1" w:firstRow="1" w:lastColumn="0" w:lastRow="0" w:noHBand="0" w:noVBand="1" w:val="04A0"/>
       </w:tblPr>
       <w:tblGrid>
         <w:gridCol w:w="9968"/>
@@ -3226,18 +3305,33 @@
                 <w:color w:val="F9FAFB"/>
                 <w:sz w:val="15"/>
               </w:rPr>
-              <w:t>./labs/make-fixture.sh module09-va</w:t>
+              <w:t xml:space="preserve">cd modules/09-vulnerability-assessment/labs</w:t>
             </w:r>
-            <w:r>
-              <w:br/>
-            </w:r>
+          </w:p>
+          <w:p>
+            <w:pPr>
+              <w:spacing w:after="0" w:line="240" w:lineRule="auto"/>
+            </w:pPr>
             <w:r>
               <w:rPr>
                 <w:rFonts w:ascii="Liberation Mono" w:hAnsi="Liberation Mono"/>
                 <w:color w:val="F9FAFB"/>
                 <w:sz w:val="15"/>
               </w:rPr>
-              <w:t>cat module09-va/01-target/requirements.txt</w:t>
+              <w:t xml:space="preserve">./va-init.sh module09-va</w:t>
+            </w:r>
+          </w:p>
+          <w:p>
+            <w:pPr>
+              <w:spacing w:after="0" w:line="240" w:lineRule="auto"/>
+            </w:pPr>
+            <w:r>
+              <w:rPr>
+                <w:rFonts w:ascii="Liberation Mono" w:hAnsi="Liberation Mono"/>
+                <w:color w:val="F9FAFB"/>
+                <w:sz w:val="15"/>
+              </w:rPr>
+              <w:t xml:space="preserve">cat module09-va/00-scope/README.md</w:t>
             </w:r>
           </w:p>
         </w:tc>
@@ -3245,68 +3339,10 @@
     </w:tbl>
     <w:p>
       <w:pPr>
-        <w:spacing w:after="20"/>
-      </w:pPr>
-    </w:p>
-    <w:tbl>
-      <w:tblPr>
-        <w:tblW w:type="auto" w:w="0"/>
-        <w:jc w:val="center"/>
-        <w:tblLook w:firstColumn="1" w:firstRow="1" w:lastColumn="0" w:lastRow="0" w:noHBand="0" w:noVBand="1" w:val="04A0"/>
-      </w:tblPr>
-      <w:tblGrid>
-        <w:gridCol w:w="9968"/>
-      </w:tblGrid>
-      <w:tr>
-        <w:trPr>
-          <w:cantSplit/>
-        </w:trPr>
-        <w:tc>
-          <w:tcPr>
-            <w:tcW w:type="dxa" w:w="9968"/>
-            <w:shd w:fill="FEF2F2"/>
-            <w:tcMar>
-              <w:top w:w="135" w:type="dxa"/>
-              <w:start w:w="165" w:type="dxa"/>
-              <w:bottom w:w="135" w:type="dxa"/>
-              <w:end w:w="165" w:type="dxa"/>
-            </w:tcMar>
-          </w:tcPr>
-          <w:p>
-            <w:pPr>
-              <w:spacing w:after="60"/>
-            </w:pPr>
-            <w:r>
-              <w:rPr>
-                <w:b/>
-                <w:color w:val="991B1B"/>
-                <w:sz w:val="18"/>
-              </w:rPr>
-              <w:t>Safe fixture</w:t>
-            </w:r>
-          </w:p>
-          <w:p>
-            <w:pPr>
-              <w:spacing w:after="0" w:line="252" w:lineRule="auto"/>
-            </w:pPr>
-            <w:r>
-              <w:t>Dependency tidak di-install dan tidak dieksekusi. Kita hanya memberi scanner sebuah manifest untuk dipetakan terhadap known vulnerability data.</w:t>
-            </w:r>
-          </w:p>
-        </w:tc>
-      </w:tr>
-    </w:tbl>
-    <w:p>
-      <w:pPr>
-        <w:spacing w:after="20"/>
-      </w:pPr>
-    </w:p>
-    <w:p>
-      <w:pPr>
         <w:pStyle w:val="Heading1"/>
       </w:pPr>
       <w:r>
-        <w:t>14. Hands-on Lab 3 - First Trivy Scan</w:t>
+        <w:t xml:space="preserve">11. Hands-on Lab 2 — Create Intentionally Outdated Manifest</w:t>
       </w:r>
     </w:p>
     <w:tbl>
@@ -3314,7 +3350,6 @@
         <w:tblW w:type="auto" w:w="0"/>
         <w:jc w:val="center"/>
         <w:tblLayout w:type="autofit"/>
-        <w:tblLook w:firstColumn="1" w:firstRow="1" w:lastColumn="0" w:lastRow="0" w:noHBand="0" w:noVBand="1" w:val="04A0"/>
       </w:tblPr>
       <w:tblGrid>
         <w:gridCol w:w="9968"/>
@@ -3344,7 +3379,126 @@
                 <w:color w:val="F9FAFB"/>
                 <w:sz w:val="15"/>
               </w:rPr>
-              <w:t>./labs/run-trivy.sh module09-va</w:t>
+              <w:t xml:space="preserve">./make-fixture.sh module09-va</w:t>
+            </w:r>
+          </w:p>
+          <w:p>
+            <w:pPr>
+              <w:spacing w:after="0" w:line="240" w:lineRule="auto"/>
+            </w:pPr>
+            <w:r>
+              <w:rPr>
+                <w:rFonts w:ascii="Liberation Mono" w:hAnsi="Liberation Mono"/>
+                <w:color w:val="F9FAFB"/>
+                <w:sz w:val="15"/>
+              </w:rPr>
+              <w:t xml:space="preserve">cat module09-va/01-target/requirements.txt</w:t>
+            </w:r>
+          </w:p>
+        </w:tc>
+      </w:tr>
+    </w:tbl>
+    <w:p>
+      <w:r>
+        <w:t xml:space="preserve">Isinya lima package versi lama (</w:t>
+      </w:r>
+      <w:r>
+        <w:rPr>
+          <w:rFonts w:ascii="Liberation Mono" w:hAnsi="Liberation Mono"/>
+        </w:rPr>
+        <w:t xml:space="preserve">urllib3</w:t>
+      </w:r>
+      <w:r>
+        <w:t xml:space="preserve">, </w:t>
+      </w:r>
+      <w:r>
+        <w:rPr>
+          <w:rFonts w:ascii="Liberation Mono" w:hAnsi="Liberation Mono"/>
+        </w:rPr>
+        <w:t xml:space="preserve">Jinja2</w:t>
+      </w:r>
+      <w:r>
+        <w:t xml:space="preserve">, </w:t>
+      </w:r>
+      <w:r>
+        <w:rPr>
+          <w:rFonts w:ascii="Liberation Mono" w:hAnsi="Liberation Mono"/>
+        </w:rPr>
+        <w:t xml:space="preserve">PyYAML</w:t>
+      </w:r>
+      <w:r>
+        <w:t xml:space="preserve">, </w:t>
+      </w:r>
+      <w:r>
+        <w:rPr>
+          <w:rFonts w:ascii="Liberation Mono" w:hAnsi="Liberation Mono"/>
+        </w:rPr>
+        <w:t xml:space="preserve">Django</w:t>
+      </w:r>
+      <w:r>
+        <w:t xml:space="preserve">, </w:t>
+      </w:r>
+      <w:r>
+        <w:rPr>
+          <w:rFonts w:ascii="Liberation Mono" w:hAnsi="Liberation Mono"/>
+        </w:rPr>
+        <w:t xml:space="preserve">Pillow</w:t>
+      </w:r>
+      <w:r>
+        <w:t xml:space="preserve">) — murni sebagai </w:t>
+      </w:r>
+      <w:r>
+        <w:rPr>
+          <w:i/>
+        </w:rPr>
+        <w:t xml:space="preserve">scanner input</w:t>
+      </w:r>
+      <w:r>
+        <w:t xml:space="preserve">, bukan sesuatu yang di-install atau dieksekusi.</w:t>
+      </w:r>
+    </w:p>
+    <w:tbl>
+      <w:tblPr>
+        <w:tblW w:type="auto" w:w="0"/>
+        <w:jc w:val="center"/>
+      </w:tblPr>
+      <w:tblGrid>
+        <w:gridCol w:w="9968"/>
+      </w:tblGrid>
+      <w:tr>
+        <w:trPr>
+          <w:cantSplit/>
+        </w:trPr>
+        <w:tc>
+          <w:tcPr>
+            <w:tcW w:type="dxa" w:w="9968"/>
+            <w:shd w:fill="ECFDF5"/>
+            <w:tcMar>
+              <w:top w:w="135" w:type="dxa"/>
+              <w:start w:w="165" w:type="dxa"/>
+              <w:bottom w:w="135" w:type="dxa"/>
+              <w:end w:w="165" w:type="dxa"/>
+            </w:tcMar>
+          </w:tcPr>
+          <w:p>
+            <w:pPr>
+              <w:spacing w:after="60"/>
+            </w:pPr>
+            <w:r>
+              <w:rPr>
+                <w:b/>
+                <w:color w:val="047857"/>
+                <w:sz w:val="19"/>
+              </w:rPr>
+              <w:t xml:space="preserve">Safe fixture.</w:t>
+            </w:r>
+          </w:p>
+          <w:p>
+            <w:pPr>
+              <w:spacing w:after="0"/>
+            </w:pPr>
+            <w:r>
+              <w:t xml:space="preserve">Kita cuma memberi scanner sebuah manifest untuk dipetakan terhadap known vulnerability data — tidak ada dependency vulnerable yang benar-benar jalan di mesin lo.</w:t>
             </w:r>
           </w:p>
         </w:tc>
@@ -3352,15 +3506,17 @@
     </w:tbl>
     <w:p>
       <w:pPr>
-        <w:spacing w:after="20"/>
+        <w:pStyle w:val="Heading1"/>
       </w:pPr>
+      <w:r>
+        <w:t xml:space="preserve">12. Hands-on Lab 3 — First Trivy Scan</w:t>
+      </w:r>
     </w:p>
     <w:tbl>
       <w:tblPr>
         <w:tblW w:type="auto" w:w="0"/>
         <w:jc w:val="center"/>
         <w:tblLayout w:type="autofit"/>
-        <w:tblLook w:firstColumn="1" w:firstRow="1" w:lastColumn="0" w:lastRow="0" w:noHBand="0" w:noVBand="1" w:val="04A0"/>
       </w:tblPr>
       <w:tblGrid>
         <w:gridCol w:w="9968"/>
@@ -3390,24 +3546,63 @@
                 <w:color w:val="F9FAFB"/>
                 <w:sz w:val="15"/>
               </w:rPr>
-              <w:t>jq '.Results[] | {Target,Type,count:(.Vulnerabilities // [] | length)}' module09-va/02-scans/trivy.json</w:t>
+              <w:t xml:space="preserve">./run-trivy.sh module09-va</w:t>
+            </w:r>
+          </w:p>
+          <w:p>
+            <w:pPr>
+              <w:spacing w:after="0" w:line="240" w:lineRule="auto"/>
+            </w:pPr>
+            <w:r>
+              <w:rPr>
+                <w:rFonts w:ascii="Liberation Mono" w:hAnsi="Liberation Mono"/>
+                <w:color w:val="F9FAFB"/>
+                <w:sz w:val="15"/>
+              </w:rPr>
+              <w:t xml:space="preserve"> </w:t>
+            </w:r>
+          </w:p>
+          <w:p>
+            <w:pPr>
+              <w:spacing w:after="0" w:line="240" w:lineRule="auto"/>
+            </w:pPr>
+            <w:r>
+              <w:rPr>
+                <w:rFonts w:ascii="Liberation Mono" w:hAnsi="Liberation Mono"/>
+                <w:color w:val="F9FAFB"/>
+                <w:sz w:val="15"/>
+              </w:rPr>
+              <w:t xml:space="preserve">jq '.Results[] | {Target,Type,count:(.Vulnerabilities // [] | length)}' \</w:t>
+            </w:r>
+          </w:p>
+          <w:p>
+            <w:pPr>
+              <w:spacing w:after="0" w:line="240" w:lineRule="auto"/>
+            </w:pPr>
+            <w:r>
+              <w:rPr>
+                <w:rFonts w:ascii="Liberation Mono" w:hAnsi="Liberation Mono"/>
+                <w:color w:val="F9FAFB"/>
+                <w:sz w:val="15"/>
+              </w:rPr>
+              <w:t xml:space="preserve">  module09-va/02-scans/trivy.json</w:t>
             </w:r>
           </w:p>
         </w:tc>
       </w:tr>
     </w:tbl>
     <w:p>
-      <w:pPr>
-        <w:spacing w:after="20"/>
-      </w:pPr>
-    </w:p>
-    <w:p>
+      <w:r>
+        <w:t xml:space="preserve">First run biasanya perlu mengunduh vulnerability database dulu. </w:t>
+      </w:r>
       <w:r>
         <w:rPr>
-          <w:rFonts w:ascii="Liberation Sans" w:hAnsi="Liberation Sans"/>
-          <w:b w:val="0"/>
+          <w:b/>
         </w:rPr>
-        <w:t>First run Trivy biasanya perlu mengambil vulnerability database. Simpan waktu scan dan tool version karena output dapat berubah seiring database update.</w:t>
+        <w:t xml:space="preserve">Simpan waktu scan dan tool version</w:t>
+      </w:r>
+      <w:r>
+        <w:t xml:space="preserve"> karena output bisa berubah seiring update database:</w:t>
       </w:r>
     </w:p>
     <w:tbl>
@@ -3415,7 +3610,6 @@
         <w:tblW w:type="auto" w:w="0"/>
         <w:jc w:val="center"/>
         <w:tblLayout w:type="autofit"/>
-        <w:tblLook w:firstColumn="1" w:firstRow="1" w:lastColumn="0" w:lastRow="0" w:noHBand="0" w:noVBand="1" w:val="04A0"/>
       </w:tblPr>
       <w:tblGrid>
         <w:gridCol w:w="9968"/>
@@ -3445,18 +3639,20 @@
                 <w:color w:val="F9FAFB"/>
                 <w:sz w:val="15"/>
               </w:rPr>
-              <w:t>trivy --version</w:t>
+              <w:t xml:space="preserve">trivy --version</w:t>
             </w:r>
-            <w:r>
-              <w:br/>
-            </w:r>
+          </w:p>
+          <w:p>
+            <w:pPr>
+              <w:spacing w:after="0" w:line="240" w:lineRule="auto"/>
+            </w:pPr>
             <w:r>
               <w:rPr>
                 <w:rFonts w:ascii="Liberation Mono" w:hAnsi="Liberation Mono"/>
                 <w:color w:val="F9FAFB"/>
                 <w:sz w:val="15"/>
               </w:rPr>
-              <w:t>date -u +%FT%TZ</w:t>
+              <w:t xml:space="preserve">date -u +%FT%TZ</w:t>
             </w:r>
           </w:p>
         </w:tc>
@@ -3464,15 +3660,10 @@
     </w:tbl>
     <w:p>
       <w:pPr>
-        <w:spacing w:after="20"/>
-      </w:pPr>
-    </w:p>
-    <w:p>
-      <w:pPr>
         <w:pStyle w:val="Heading1"/>
       </w:pPr>
       <w:r>
-        <w:t>15. Hands-on Lab 4 - Normalize Evidence</w:t>
+        <w:t xml:space="preserve">13. Hands-on Lab 4 — Normalize Evidence</w:t>
       </w:r>
     </w:p>
     <w:tbl>
@@ -3480,7 +3671,6 @@
         <w:tblW w:type="auto" w:w="0"/>
         <w:jc w:val="center"/>
         <w:tblLayout w:type="autofit"/>
-        <w:tblLook w:firstColumn="1" w:firstRow="1" w:lastColumn="0" w:lastRow="0" w:noHBand="0" w:noVBand="1" w:val="04A0"/>
       </w:tblPr>
       <w:tblGrid>
         <w:gridCol w:w="9968"/>
@@ -3510,11 +3700,13 @@
                 <w:color w:val="F9FAFB"/>
                 <w:sz w:val="15"/>
               </w:rPr>
-              <w:t>python labs/normalize-trivy.py \</w:t>
+              <w:t xml:space="preserve">python normalize-trivy.py \</w:t>
             </w:r>
-            <w:r>
-              <w:br/>
-            </w:r>
+          </w:p>
+          <w:p>
+            <w:pPr>
+              <w:spacing w:after="0" w:line="240" w:lineRule="auto"/>
+            </w:pPr>
             <w:r>
               <w:rPr>
                 <w:rFonts w:ascii="Liberation Mono" w:hAnsi="Liberation Mono"/>
@@ -3523,9 +3715,11 @@
               </w:rPr>
               <w:t xml:space="preserve">  module09-va/02-scans/trivy.json \</w:t>
             </w:r>
-            <w:r>
-              <w:br/>
-            </w:r>
+          </w:p>
+          <w:p>
+            <w:pPr>
+              <w:spacing w:after="0" w:line="240" w:lineRule="auto"/>
+            </w:pPr>
             <w:r>
               <w:rPr>
                 <w:rFonts w:ascii="Liberation Mono" w:hAnsi="Liberation Mono"/>
@@ -3535,20 +3729,346 @@
               <w:t xml:space="preserve">  --output module09-va/03-normalized/findings.csv</w:t>
             </w:r>
           </w:p>
+          <w:p>
+            <w:pPr>
+              <w:spacing w:after="0" w:line="240" w:lineRule="auto"/>
+            </w:pPr>
+            <w:r>
+              <w:rPr>
+                <w:rFonts w:ascii="Liberation Mono" w:hAnsi="Liberation Mono"/>
+                <w:color w:val="F9FAFB"/>
+                <w:sz w:val="15"/>
+              </w:rPr>
+              <w:t xml:space="preserve"> </w:t>
+            </w:r>
+          </w:p>
+          <w:p>
+            <w:pPr>
+              <w:spacing w:after="0" w:line="240" w:lineRule="auto"/>
+            </w:pPr>
+            <w:r>
+              <w:rPr>
+                <w:rFonts w:ascii="Liberation Mono" w:hAnsi="Liberation Mono"/>
+                <w:color w:val="F9FAFB"/>
+                <w:sz w:val="15"/>
+              </w:rPr>
+              <w:t xml:space="preserve">column -s, -t &lt; module09-va/03-normalized/findings.csv | less -S</w:t>
+            </w:r>
+          </w:p>
+        </w:tc>
+      </w:tr>
+    </w:tbl>
+    <w:p>
+      <w:r>
+        <w:t xml:space="preserve">CSV-nya berisi </w:t>
+      </w:r>
+      <w:r>
+        <w:rPr>
+          <w:rFonts w:ascii="Liberation Mono" w:hAnsi="Liberation Mono"/>
+        </w:rPr>
+        <w:t xml:space="preserve">target</w:t>
+      </w:r>
+      <w:r>
+        <w:t xml:space="preserve">, </w:t>
+      </w:r>
+      <w:r>
+        <w:rPr>
+          <w:rFonts w:ascii="Liberation Mono" w:hAnsi="Liberation Mono"/>
+        </w:rPr>
+        <w:t xml:space="preserve">type</w:t>
+      </w:r>
+      <w:r>
+        <w:t xml:space="preserve">, </w:t>
+      </w:r>
+      <w:r>
+        <w:rPr>
+          <w:rFonts w:ascii="Liberation Mono" w:hAnsi="Liberation Mono"/>
+        </w:rPr>
+        <w:t xml:space="preserve">package</w:t>
+      </w:r>
+      <w:r>
+        <w:t xml:space="preserve">, </w:t>
+      </w:r>
+      <w:r>
+        <w:rPr>
+          <w:rFonts w:ascii="Liberation Mono" w:hAnsi="Liberation Mono"/>
+        </w:rPr>
+        <w:t xml:space="preserve">installed</w:t>
+      </w:r>
+      <w:r>
+        <w:t xml:space="preserve">, </w:t>
+      </w:r>
+      <w:r>
+        <w:rPr>
+          <w:rFonts w:ascii="Liberation Mono" w:hAnsi="Liberation Mono"/>
+        </w:rPr>
+        <w:t xml:space="preserve">fixed</w:t>
+      </w:r>
+      <w:r>
+        <w:t xml:space="preserve">, </w:t>
+      </w:r>
+      <w:r>
+        <w:rPr>
+          <w:rFonts w:ascii="Liberation Mono" w:hAnsi="Liberation Mono"/>
+        </w:rPr>
+        <w:t xml:space="preserve">vulnerability</w:t>
+      </w:r>
+      <w:r>
+        <w:t xml:space="preserve">, </w:t>
+      </w:r>
+      <w:r>
+        <w:rPr>
+          <w:rFonts w:ascii="Liberation Mono" w:hAnsi="Liberation Mono"/>
+        </w:rPr>
+        <w:t xml:space="preserve">severity</w:t>
+      </w:r>
+      <w:r>
+        <w:t xml:space="preserve">, </w:t>
+      </w:r>
+      <w:r>
+        <w:rPr>
+          <w:rFonts w:ascii="Liberation Mono" w:hAnsi="Liberation Mono"/>
+        </w:rPr>
+        <w:t xml:space="preserve">status</w:t>
+      </w:r>
+      <w:r>
+        <w:t xml:space="preserve">, </w:t>
+      </w:r>
+      <w:r>
+        <w:rPr>
+          <w:rFonts w:ascii="Liberation Mono" w:hAnsi="Liberation Mono"/>
+        </w:rPr>
+        <w:t xml:space="preserve">primary_url</w:t>
+      </w:r>
+      <w:r>
+        <w:t xml:space="preserve">. </w:t>
+      </w:r>
+      <w:r>
+        <w:rPr>
+          <w:b/>
+        </w:rPr>
+        <w:t xml:space="preserve">JSON tetap jadi raw evidence</w:t>
+      </w:r>
+      <w:r>
+        <w:t xml:space="preserve"> — CSV cuma view terstruktur untuk triage. Jangan hapus sumber mentah setelah normalisasi.</w:t>
+      </w:r>
+    </w:p>
+    <w:p>
+      <w:pPr>
+        <w:pStyle w:val="Heading1"/>
+      </w:pPr>
+      <w:r>
+        <w:t xml:space="preserve">14. Hands-on Lab 5 — Manual CVE Validation</w:t>
+      </w:r>
+    </w:p>
+    <w:p>
+      <w:r>
+        <w:t xml:space="preserve">Pilih satu CVE dari CSV. Untuk CVE tersebut, jawab secara tertulis:</w:t>
+      </w:r>
+    </w:p>
+    <w:p>
+      <w:r>
+        <w:t xml:space="preserve">[ ] Apa product/package yang affected?</w:t>
+      </w:r>
+    </w:p>
+    <w:p>
+      <w:r>
+        <w:t xml:space="preserve">[ ] Version range affected apa?</w:t>
+      </w:r>
+    </w:p>
+    <w:p>
+      <w:r>
+        <w:t xml:space="preserve">[ ] Apa fixed version menurut scanner/vendor advisory?</w:t>
+      </w:r>
+    </w:p>
+    <w:p>
+      <w:r>
+        <w:t xml:space="preserve">[ ] CWE/root cause apa yang terkait?</w:t>
+      </w:r>
+    </w:p>
+    <w:p>
+      <w:r>
+        <w:t xml:space="preserve">[ ] Apa prerequisite/attack vector-nya?</w:t>
+      </w:r>
+    </w:p>
+    <w:p>
+      <w:r>
+        <w:t xml:space="preserve">[ ] Apakah hanya </w:t>
+      </w:r>
+      <w:r>
+        <w:rPr>
+          <w:i/>
+        </w:rPr>
+        <w:t xml:space="preserve">presence</w:t>
+      </w:r>
+      <w:r>
+        <w:t xml:space="preserve"> yang terbukti, atau </w:t>
+      </w:r>
+      <w:r>
+        <w:rPr>
+          <w:i/>
+        </w:rPr>
+        <w:t xml:space="preserve">code path/reachability</w:t>
+      </w:r>
+      <w:r>
+        <w:t xml:space="preserve"> juga terbukti?</w:t>
+      </w:r>
+    </w:p>
+    <w:p>
+      <w:r>
+        <w:t xml:space="preserve">[ ] Apakah ada distro advisory spesifik yang mengubah applicability?</w:t>
+      </w:r>
+    </w:p>
+    <w:p>
+      <w:r>
+        <w:t xml:space="preserve">Gunakan CVE Record/vendor advisory sebagai identitas vulnerability, NVD sebagai enrichment/reference, dan CWE untuk weakness class. </w:t>
+      </w:r>
+      <w:r>
+        <w:rPr>
+          <w:b/>
+        </w:rPr>
+        <w:t xml:space="preserve">Jangan andalkan satu blog/exploit repo acak</w:t>
+      </w:r>
+      <w:r>
+        <w:t xml:space="preserve"> sebagai source of truth.</w:t>
+      </w:r>
+    </w:p>
+    <w:p>
+      <w:pPr>
+        <w:pStyle w:val="Heading1"/>
+      </w:pPr>
+      <w:r>
+        <w:t xml:space="preserve">15. Hands-on Lab 6 — Baca CVSS v4, Jangan Copy Blindly</w:t>
+      </w:r>
+    </w:p>
+    <w:p>
+      <w:pPr>
+        <w:numPr>
+          <w:numId w:val="1"/>
+        </w:numPr>
+      </w:pPr>
+      <w:r>
+        <w:t xml:space="preserve">Buka FIRST CVSS v4 calculator.</w:t>
+      </w:r>
+    </w:p>
+    <w:p>
+      <w:pPr>
+        <w:numPr>
+          <w:numId w:val="1"/>
+        </w:numPr>
+      </w:pPr>
+      <w:r>
+        <w:t xml:space="preserve">Ambil CVSS vector dari advisory authoritative kalau tersedia.</w:t>
+      </w:r>
+    </w:p>
+    <w:p>
+      <w:pPr>
+        <w:numPr>
+          <w:numId w:val="1"/>
+        </w:numPr>
+      </w:pPr>
+      <w:r>
+        <w:t xml:space="preserve">Baca tiap metric dan tulis kenapa nilainya masuk akal.</w:t>
+      </w:r>
+    </w:p>
+    <w:p>
+      <w:pPr>
+        <w:numPr>
+          <w:numId w:val="1"/>
+        </w:numPr>
+      </w:pPr>
+      <w:r>
+        <w:t xml:space="preserve">Bandingkan Base dengan Threat/Environmental context di lab lo.</w:t>
+      </w:r>
+    </w:p>
+    <w:p>
+      <w:pPr>
+        <w:numPr>
+          <w:numId w:val="1"/>
+        </w:numPr>
+      </w:pPr>
+      <w:r>
+        <w:t xml:space="preserve">Catat score </w:t>
+      </w:r>
+      <w:r>
+        <w:rPr>
+          <w:b/>
+        </w:rPr>
+        <w:t xml:space="preserve">+</w:t>
+      </w:r>
+      <w:r>
+        <w:t xml:space="preserve"> vector — bukan score saja.</w:t>
+      </w:r>
+    </w:p>
+    <w:tbl>
+      <w:tblPr>
+        <w:tblW w:type="auto" w:w="0"/>
+        <w:jc w:val="center"/>
+      </w:tblPr>
+      <w:tblGrid>
+        <w:gridCol w:w="9968"/>
+      </w:tblGrid>
+      <w:tr>
+        <w:trPr>
+          <w:cantSplit/>
+        </w:trPr>
+        <w:tc>
+          <w:tcPr>
+            <w:tcW w:type="dxa" w:w="9968"/>
+            <w:shd w:fill="EFF6FF"/>
+            <w:tcMar>
+              <w:top w:w="135" w:type="dxa"/>
+              <w:start w:w="165" w:type="dxa"/>
+              <w:bottom w:w="135" w:type="dxa"/>
+              <w:end w:w="165" w:type="dxa"/>
+            </w:tcMar>
+          </w:tcPr>
+          <w:p>
+            <w:pPr>
+              <w:spacing w:after="60"/>
+            </w:pPr>
+            <w:r>
+              <w:rPr>
+                <w:b/>
+                <w:color w:val="1D4ED8"/>
+                <w:sz w:val="19"/>
+              </w:rPr>
+              <w:t xml:space="preserve">Exercise.</w:t>
+            </w:r>
+          </w:p>
+          <w:p>
+            <w:pPr>
+              <w:spacing w:after="0"/>
+            </w:pPr>
+            <w:r>
+              <w:t xml:space="preserve">Ambil satu finding severity HIGH dari scanner. Bayangkan asset-nya cuma offline build artifact dan vulnerable dependency itu </w:t>
+            </w:r>
+            <w:r>
+              <w:rPr>
+                <w:b/>
+              </w:rPr>
+              <w:t xml:space="preserve">tidak pernah dieksekusi</w:t>
+            </w:r>
+            <w:r>
+              <w:t xml:space="preserve">. Technical severity CVE-nya tidak berubah, tapi remediation priority di environment itu bisa berubah drastis. Jelaskan perbedaannya di notes lo.</w:t>
+            </w:r>
+          </w:p>
         </w:tc>
       </w:tr>
     </w:tbl>
     <w:p>
       <w:pPr>
-        <w:spacing w:after="20"/>
+        <w:pStyle w:val="Heading1"/>
       </w:pPr>
+      <w:r>
+        <w:t xml:space="preserve">16. Hands-on Lab 7 — Triage Decision Log</w:t>
+      </w:r>
     </w:p>
     <w:tbl>
       <w:tblPr>
         <w:tblW w:type="auto" w:w="0"/>
         <w:jc w:val="center"/>
         <w:tblLayout w:type="autofit"/>
-        <w:tblLook w:firstColumn="1" w:firstRow="1" w:lastColumn="0" w:lastRow="0" w:noHBand="0" w:noVBand="1" w:val="04A0"/>
       </w:tblPr>
       <w:tblGrid>
         <w:gridCol w:w="9968"/>
@@ -3578,29 +4098,180 @@
                 <w:color w:val="F9FAFB"/>
                 <w:sz w:val="15"/>
               </w:rPr>
-              <w:t>column -s, -t &lt; module09-va/03-normalized/findings.csv | less -S</w:t>
+              <w:t xml:space="preserve">python finding-note.py \</w:t>
+            </w:r>
+          </w:p>
+          <w:p>
+            <w:pPr>
+              <w:spacing w:after="0" w:line="240" w:lineRule="auto"/>
+            </w:pPr>
+            <w:r>
+              <w:rPr>
+                <w:rFonts w:ascii="Liberation Mono" w:hAnsi="Liberation Mono"/>
+                <w:color w:val="F9FAFB"/>
+                <w:sz w:val="15"/>
+              </w:rPr>
+              <w:t xml:space="preserve">  module09-va/04-triage/decisions.csv \</w:t>
+            </w:r>
+          </w:p>
+          <w:p>
+            <w:pPr>
+              <w:spacing w:after="0" w:line="240" w:lineRule="auto"/>
+            </w:pPr>
+            <w:r>
+              <w:rPr>
+                <w:rFonts w:ascii="Liberation Mono" w:hAnsi="Liberation Mono"/>
+                <w:color w:val="F9FAFB"/>
+                <w:sz w:val="15"/>
+              </w:rPr>
+              <w:t xml:space="preserve">  --cve CVE-YYYY-NNNN \</w:t>
+            </w:r>
+          </w:p>
+          <w:p>
+            <w:pPr>
+              <w:spacing w:after="0" w:line="240" w:lineRule="auto"/>
+            </w:pPr>
+            <w:r>
+              <w:rPr>
+                <w:rFonts w:ascii="Liberation Mono" w:hAnsi="Liberation Mono"/>
+                <w:color w:val="F9FAFB"/>
+                <w:sz w:val="15"/>
+              </w:rPr>
+              <w:t xml:space="preserve">  --package urllib3 \</w:t>
+            </w:r>
+          </w:p>
+          <w:p>
+            <w:pPr>
+              <w:spacing w:after="0" w:line="240" w:lineRule="auto"/>
+            </w:pPr>
+            <w:r>
+              <w:rPr>
+                <w:rFonts w:ascii="Liberation Mono" w:hAnsi="Liberation Mono"/>
+                <w:color w:val="F9FAFB"/>
+                <w:sz w:val="15"/>
+              </w:rPr>
+              <w:t xml:space="preserve">  --decision needs-more-evidence \</w:t>
+            </w:r>
+          </w:p>
+          <w:p>
+            <w:pPr>
+              <w:spacing w:after="0" w:line="240" w:lineRule="auto"/>
+            </w:pPr>
+            <w:r>
+              <w:rPr>
+                <w:rFonts w:ascii="Liberation Mono" w:hAnsi="Liberation Mono"/>
+                <w:color w:val="F9FAFB"/>
+                <w:sz w:val="15"/>
+              </w:rPr>
+              <w:t xml:space="preserve">  --reason "package present; runtime reachability not established" \</w:t>
+            </w:r>
+          </w:p>
+          <w:p>
+            <w:pPr>
+              <w:spacing w:after="0" w:line="240" w:lineRule="auto"/>
+            </w:pPr>
+            <w:r>
+              <w:rPr>
+                <w:rFonts w:ascii="Liberation Mono" w:hAnsi="Liberation Mono"/>
+                <w:color w:val="F9FAFB"/>
+                <w:sz w:val="15"/>
+              </w:rPr>
+              <w:t xml:space="preserve">  --priority P3</w:t>
             </w:r>
           </w:p>
         </w:tc>
       </w:tr>
     </w:tbl>
     <w:p>
-      <w:pPr>
-        <w:spacing w:after="20"/>
-      </w:pPr>
-    </w:p>
-    <w:p>
       <w:r>
         <w:rPr>
-          <w:rFonts w:ascii="Liberation Sans" w:hAnsi="Liberation Sans"/>
-          <w:b w:val="0"/>
+          <w:rFonts w:ascii="Liberation Mono" w:hAnsi="Liberation Mono"/>
         </w:rPr>
-        <w:t>JSON tetap menjadi raw evidence. CSV hanya view terstruktur untuk triage. Jangan menghapus sumber mentah setelah normalisasi.</w:t>
+        <w:t xml:space="preserve">--decision</w:t>
       </w:r>
-    </w:p>
-    <w:p>
       <w:r>
-        <w:br w:type="page"/>
+        <w:t xml:space="preserve"> cuma menerima tiga nilai: </w:t>
+      </w:r>
+      <w:r>
+        <w:rPr>
+          <w:rFonts w:ascii="Liberation Mono" w:hAnsi="Liberation Mono"/>
+        </w:rPr>
+        <w:t xml:space="preserve">validated</w:t>
+      </w:r>
+      <w:r>
+        <w:t xml:space="preserve">, </w:t>
+      </w:r>
+      <w:r>
+        <w:rPr>
+          <w:rFonts w:ascii="Liberation Mono" w:hAnsi="Liberation Mono"/>
+        </w:rPr>
+        <w:t xml:space="preserve">not-applicable</w:t>
+      </w:r>
+      <w:r>
+        <w:t xml:space="preserve">, </w:t>
+      </w:r>
+      <w:r>
+        <w:rPr>
+          <w:rFonts w:ascii="Liberation Mono" w:hAnsi="Liberation Mono"/>
+        </w:rPr>
+        <w:t xml:space="preserve">needs-more-evidence</w:t>
+      </w:r>
+      <w:r>
+        <w:t xml:space="preserve">; </w:t>
+      </w:r>
+      <w:r>
+        <w:rPr>
+          <w:rFonts w:ascii="Liberation Mono" w:hAnsi="Liberation Mono"/>
+        </w:rPr>
+        <w:t xml:space="preserve">--priority</w:t>
+      </w:r>
+      <w:r>
+        <w:t xml:space="preserve"> menerima </w:t>
+      </w:r>
+      <w:r>
+        <w:rPr>
+          <w:rFonts w:ascii="Liberation Mono" w:hAnsi="Liberation Mono"/>
+        </w:rPr>
+        <w:t xml:space="preserve">P1</w:t>
+      </w:r>
+      <w:r>
+        <w:t xml:space="preserve">–</w:t>
+      </w:r>
+      <w:r>
+        <w:rPr>
+          <w:rFonts w:ascii="Liberation Mono" w:hAnsi="Liberation Mono"/>
+        </w:rPr>
+        <w:t xml:space="preserve">P4</w:t>
+      </w:r>
+      <w:r>
+        <w:t xml:space="preserve"> atau </w:t>
+      </w:r>
+      <w:r>
+        <w:rPr>
+          <w:rFonts w:ascii="Liberation Mono" w:hAnsi="Liberation Mono"/>
+        </w:rPr>
+        <w:t xml:space="preserve">defer</w:t>
+      </w:r>
+      <w:r>
+        <w:t xml:space="preserve">. Decision log ini memaksa lo memisahkan </w:t>
+      </w:r>
+      <w:r>
+        <w:rPr>
+          <w:i/>
+        </w:rPr>
+        <w:t xml:space="preserve">"scanner says vulnerable"</w:t>
+      </w:r>
+      <w:r>
+        <w:t xml:space="preserve"> dari </w:t>
+      </w:r>
+      <w:r>
+        <w:rPr>
+          <w:i/>
+        </w:rPr>
+        <w:t xml:space="preserve">"gue sudah punya evidence untuk claim ini"</w:t>
+      </w:r>
+      <w:r>
+        <w:t xml:space="preserve">.</w:t>
       </w:r>
     </w:p>
     <w:p>
@@ -3608,197 +4279,7 @@
         <w:pStyle w:val="Heading1"/>
       </w:pPr>
       <w:r>
-        <w:t>16. Hands-on Lab 5 - Manual CVE Validation</w:t>
-      </w:r>
-    </w:p>
-    <w:p>
-      <w:r>
-        <w:rPr>
-          <w:rFonts w:ascii="Liberation Sans" w:hAnsi="Liberation Sans"/>
-          <w:b w:val="0"/>
-        </w:rPr>
-        <w:t>Pilih satu CVE dari CSV. Untuk CVE tersebut, jawab secara tertulis:</w:t>
-      </w:r>
-    </w:p>
-    <w:p>
-      <w:r>
-        <w:rPr>
-          <w:rFonts w:ascii="Liberation Sans" w:hAnsi="Liberation Sans"/>
-          <w:b w:val="0"/>
-        </w:rPr>
-        <w:t>[ ] Apa product/package yang affected?</w:t>
-      </w:r>
-    </w:p>
-    <w:p>
-      <w:r>
-        <w:rPr>
-          <w:rFonts w:ascii="Liberation Sans" w:hAnsi="Liberation Sans"/>
-          <w:b w:val="0"/>
-        </w:rPr>
-        <w:t>[ ] Version range affected apa?</w:t>
-      </w:r>
-    </w:p>
-    <w:p>
-      <w:r>
-        <w:rPr>
-          <w:rFonts w:ascii="Liberation Sans" w:hAnsi="Liberation Sans"/>
-          <w:b w:val="0"/>
-        </w:rPr>
-        <w:t>[ ] Apa fixed version menurut scanner/vendor advisory?</w:t>
-      </w:r>
-    </w:p>
-    <w:p>
-      <w:r>
-        <w:rPr>
-          <w:rFonts w:ascii="Liberation Sans" w:hAnsi="Liberation Sans"/>
-          <w:b w:val="0"/>
-        </w:rPr>
-        <w:t>[ ] CWE/root cause apa yang terkait?</w:t>
-      </w:r>
-    </w:p>
-    <w:p>
-      <w:r>
-        <w:rPr>
-          <w:rFonts w:ascii="Liberation Sans" w:hAnsi="Liberation Sans"/>
-          <w:b w:val="0"/>
-        </w:rPr>
-        <w:t>[ ] Apa prerequisites/attack vector?</w:t>
-      </w:r>
-    </w:p>
-    <w:p>
-      <w:r>
-        <w:rPr>
-          <w:rFonts w:ascii="Liberation Sans" w:hAnsi="Liberation Sans"/>
-          <w:b w:val="0"/>
-        </w:rPr>
-        <w:t>[ ] Apakah hanya presence yang terbukti, atau code path/reachability juga terbukti?</w:t>
-      </w:r>
-    </w:p>
-    <w:p>
-      <w:r>
-        <w:rPr>
-          <w:rFonts w:ascii="Liberation Sans" w:hAnsi="Liberation Sans"/>
-          <w:b w:val="0"/>
-        </w:rPr>
-        <w:t>[ ] Apakah ada vendor-specific distro advisory yang mengubah applicability?</w:t>
-      </w:r>
-    </w:p>
-    <w:p>
-      <w:r>
-        <w:rPr>
-          <w:rFonts w:ascii="Liberation Sans" w:hAnsi="Liberation Sans"/>
-          <w:b w:val="0"/>
-        </w:rPr>
-        <w:t>Gunakan CVE Record/vendor advisory sebagai identitas vulnerability, NVD sebagai enrichment/reference, dan CWE untuk weakness class. Jangan mengandalkan satu blog/random exploit repository sebagai source of truth.</w:t>
-      </w:r>
-    </w:p>
-    <w:p>
-      <w:pPr>
-        <w:pStyle w:val="Heading1"/>
-      </w:pPr>
-      <w:r>
-        <w:t>17. Hands-on Lab 6 - Read CVSS v4, Jangan Copy Blindly</w:t>
-      </w:r>
-    </w:p>
-    <w:p>
-      <w:pPr>
-        <w:spacing w:after="40"/>
-      </w:pPr>
-      <w:r>
-        <w:t>1. Buka FIRST CVSS v4 calculator.</w:t>
-      </w:r>
-    </w:p>
-    <w:p>
-      <w:pPr>
-        <w:spacing w:after="40"/>
-      </w:pPr>
-      <w:r>
-        <w:t>2. Ambil CVSS vector dari authoritative advisory jika tersedia.</w:t>
-      </w:r>
-    </w:p>
-    <w:p>
-      <w:pPr>
-        <w:spacing w:after="40"/>
-      </w:pPr>
-      <w:r>
-        <w:t>3. Baca setiap metric dan tulis kenapa nilainya masuk akal.</w:t>
-      </w:r>
-    </w:p>
-    <w:p>
-      <w:pPr>
-        <w:spacing w:after="40"/>
-      </w:pPr>
-      <w:r>
-        <w:t>4. Bandingkan Base dengan Threat/Environmental context di lab.</w:t>
-      </w:r>
-    </w:p>
-    <w:p>
-      <w:pPr>
-        <w:spacing w:after="40"/>
-      </w:pPr>
-      <w:r>
-        <w:t>5. Catat score + vector, bukan score saja.</w:t>
-      </w:r>
-    </w:p>
-    <w:tbl>
-      <w:tblPr>
-        <w:tblW w:type="auto" w:w="0"/>
-        <w:jc w:val="center"/>
-        <w:tblLook w:firstColumn="1" w:firstRow="1" w:lastColumn="0" w:lastRow="0" w:noHBand="0" w:noVBand="1" w:val="04A0"/>
-      </w:tblPr>
-      <w:tblGrid>
-        <w:gridCol w:w="9968"/>
-      </w:tblGrid>
-      <w:tr>
-        <w:trPr>
-          <w:cantSplit/>
-        </w:trPr>
-        <w:tc>
-          <w:tcPr>
-            <w:tcW w:type="dxa" w:w="9968"/>
-            <w:shd w:fill="F5F3FF"/>
-            <w:tcMar>
-              <w:top w:w="135" w:type="dxa"/>
-              <w:start w:w="165" w:type="dxa"/>
-              <w:bottom w:w="135" w:type="dxa"/>
-              <w:end w:w="165" w:type="dxa"/>
-            </w:tcMar>
-          </w:tcPr>
-          <w:p>
-            <w:pPr>
-              <w:spacing w:after="60"/>
-            </w:pPr>
-            <w:r>
-              <w:rPr>
-                <w:b/>
-                <w:color w:val="6D28D9"/>
-                <w:sz w:val="18"/>
-              </w:rPr>
-              <w:t>Exercise</w:t>
-            </w:r>
-          </w:p>
-          <w:p>
-            <w:pPr>
-              <w:spacing w:after="0" w:line="252" w:lineRule="auto"/>
-            </w:pPr>
-            <w:r>
-              <w:t>Ambil satu finding severity HIGH dari scanner. Bayangkan asset hanya offline build artifact dan vulnerable dependency tidak pernah dieksekusi. Technical severity CVE tidak berubah, tetapi remediation priority environment dapat berubah. Jelaskan perbedaannya.</w:t>
-            </w:r>
-          </w:p>
-        </w:tc>
-      </w:tr>
-    </w:tbl>
-    <w:p>
-      <w:pPr>
-        <w:spacing w:after="20"/>
-      </w:pPr>
-    </w:p>
-    <w:p>
-      <w:pPr>
-        <w:pStyle w:val="Heading1"/>
-      </w:pPr>
-      <w:r>
-        <w:t>18. Hands-on Lab 7 - Triage Decision Log</w:t>
+        <w:t xml:space="preserve">17. Hands-on Lab 8 — Optional SBOM View</w:t>
       </w:r>
     </w:p>
     <w:tbl>
@@ -3806,7 +4287,6 @@
         <w:tblW w:type="auto" w:w="0"/>
         <w:jc w:val="center"/>
         <w:tblLayout w:type="autofit"/>
-        <w:tblLook w:firstColumn="1" w:firstRow="1" w:lastColumn="0" w:lastRow="0" w:noHBand="0" w:noVBand="1" w:val="04A0"/>
       </w:tblPr>
       <w:tblGrid>
         <w:gridCol w:w="9968"/>
@@ -3836,90 +4316,46 @@
                 <w:color w:val="F9FAFB"/>
                 <w:sz w:val="15"/>
               </w:rPr>
-              <w:t>python labs/finding-note.py \</w:t>
+              <w:t xml:space="preserve">syft dir:module09-va/01-target \</w:t>
             </w:r>
-            <w:r>
-              <w:br/>
-            </w:r>
+          </w:p>
+          <w:p>
+            <w:pPr>
+              <w:spacing w:after="0" w:line="240" w:lineRule="auto"/>
+            </w:pPr>
             <w:r>
               <w:rPr>
                 <w:rFonts w:ascii="Liberation Mono" w:hAnsi="Liberation Mono"/>
                 <w:color w:val="F9FAFB"/>
                 <w:sz w:val="15"/>
               </w:rPr>
-              <w:t xml:space="preserve">  module09-va/04-triage/decisions.csv \</w:t>
-            </w:r>
-            <w:r>
-              <w:br/>
-            </w:r>
-            <w:r>
-              <w:rPr>
-                <w:rFonts w:ascii="Liberation Mono" w:hAnsi="Liberation Mono"/>
-                <w:color w:val="F9FAFB"/>
-                <w:sz w:val="15"/>
-              </w:rPr>
-              <w:t xml:space="preserve">  --cve CVE-YYYY-NNNN \</w:t>
-            </w:r>
-            <w:r>
-              <w:br/>
-            </w:r>
-            <w:r>
-              <w:rPr>
-                <w:rFonts w:ascii="Liberation Mono" w:hAnsi="Liberation Mono"/>
-                <w:color w:val="F9FAFB"/>
-                <w:sz w:val="15"/>
-              </w:rPr>
-              <w:t xml:space="preserve">  --package urllib3 \</w:t>
-            </w:r>
-            <w:r>
-              <w:br/>
-            </w:r>
-            <w:r>
-              <w:rPr>
-                <w:rFonts w:ascii="Liberation Mono" w:hAnsi="Liberation Mono"/>
-                <w:color w:val="F9FAFB"/>
-                <w:sz w:val="15"/>
-              </w:rPr>
-              <w:t xml:space="preserve">  --decision needs-more-evidence \</w:t>
-            </w:r>
-            <w:r>
-              <w:br/>
-            </w:r>
-            <w:r>
-              <w:rPr>
-                <w:rFonts w:ascii="Liberation Mono" w:hAnsi="Liberation Mono"/>
-                <w:color w:val="F9FAFB"/>
-                <w:sz w:val="15"/>
-              </w:rPr>
-              <w:t xml:space="preserve">  --reason "package present; runtime reachability not established" \</w:t>
-            </w:r>
-            <w:r>
-              <w:br/>
-            </w:r>
-            <w:r>
-              <w:rPr>
-                <w:rFonts w:ascii="Liberation Mono" w:hAnsi="Liberation Mono"/>
-                <w:color w:val="F9FAFB"/>
-                <w:sz w:val="15"/>
-              </w:rPr>
-              <w:t xml:space="preserve">  --priority P3</w:t>
+              <w:t xml:space="preserve">  -o cyclonedx-json=module09-va/06-evidence/sbom.cdx.json</w:t>
             </w:r>
           </w:p>
         </w:tc>
       </w:tr>
     </w:tbl>
     <w:p>
-      <w:pPr>
-        <w:spacing w:after="20"/>
-      </w:pPr>
-    </w:p>
-    <w:p>
+      <w:r>
+        <w:t xml:space="preserve">SBOM membantu menjawab </w:t>
+      </w:r>
       <w:r>
         <w:rPr>
-          <w:rFonts w:ascii="Liberation Sans" w:hAnsi="Liberation Sans"/>
-          <w:b w:val="0"/>
+          <w:i/>
         </w:rPr>
-        <w:t>Decision log memaksa lo memisahkan "scanner says vulnerable" dari "gue sudah punya evidence untuk claim ini".</w:t>
+        <w:t xml:space="preserve">komponen apa yang terdeteksi</w:t>
+      </w:r>
+      <w:r>
+        <w:t xml:space="preserve">. </w:t>
+      </w:r>
+      <w:r>
+        <w:rPr>
+          <w:b/>
+        </w:rPr>
+        <w:t xml:space="preserve">SBOM bukan vulnerability report</w:t>
+      </w:r>
+      <w:r>
+        <w:t xml:space="preserve"> dan tidak membuktikan exploitability — ia jadi input inventory yang bisa dikorelasikan dengan vulnerability intelligence di langkah berikutnya.</w:t>
       </w:r>
     </w:p>
     <w:p>
@@ -3927,7 +4363,30 @@
         <w:pStyle w:val="Heading1"/>
       </w:pPr>
       <w:r>
-        <w:t>19. Hands-on Lab 8 - Optional SBOM View</w:t>
+        <w:t xml:space="preserve">18. Hands-on Lab 9 — Remediate One Dependency</w:t>
+      </w:r>
+    </w:p>
+    <w:p>
+      <w:r>
+        <w:t xml:space="preserve">Dari finding yang punya </w:t>
+      </w:r>
+      <w:r>
+        <w:rPr>
+          <w:rFonts w:ascii="Liberation Mono" w:hAnsi="Liberation Mono"/>
+        </w:rPr>
+        <w:t xml:space="preserve">FixedVersion</w:t>
+      </w:r>
+      <w:r>
+        <w:t xml:space="preserve">, pilih satu package. </w:t>
+      </w:r>
+      <w:r>
+        <w:rPr>
+          <w:b/>
+        </w:rPr>
+        <w:t xml:space="preserve">Jangan copy version dari modul ini</w:t>
+      </w:r>
+      <w:r>
+        <w:t xml:space="preserve"> — fixed version bisa berubah; selalu pakai data scanner/vendor yang current.</w:t>
       </w:r>
     </w:p>
     <w:tbl>
@@ -3935,7 +4394,6 @@
         <w:tblW w:type="auto" w:w="0"/>
         <w:jc w:val="center"/>
         <w:tblLayout w:type="autofit"/>
-        <w:tblLook w:firstColumn="1" w:firstRow="1" w:lastColumn="0" w:lastRow="0" w:noHBand="0" w:noVBand="1" w:val="04A0"/>
       </w:tblPr>
       <w:tblGrid>
         <w:gridCol w:w="9968"/>
@@ -3965,57 +4423,63 @@
                 <w:color w:val="F9FAFB"/>
                 <w:sz w:val="15"/>
               </w:rPr>
-              <w:t>syft dir:module09-va/01-target \</w:t>
+              <w:t xml:space="preserve">python remediate-one.py \</w:t>
             </w:r>
-            <w:r>
-              <w:br/>
-            </w:r>
+          </w:p>
+          <w:p>
+            <w:pPr>
+              <w:spacing w:after="0" w:line="240" w:lineRule="auto"/>
+            </w:pPr>
             <w:r>
               <w:rPr>
                 <w:rFonts w:ascii="Liberation Mono" w:hAnsi="Liberation Mono"/>
                 <w:color w:val="F9FAFB"/>
                 <w:sz w:val="15"/>
               </w:rPr>
-              <w:t xml:space="preserve">  -o cyclonedx-json=module09-va/06-evidence/sbom.cdx.json</w:t>
+              <w:t xml:space="preserve">  module09-va/01-target/requirements.txt \</w:t>
+            </w:r>
+          </w:p>
+          <w:p>
+            <w:pPr>
+              <w:spacing w:after="0" w:line="240" w:lineRule="auto"/>
+            </w:pPr>
+            <w:r>
+              <w:rPr>
+                <w:rFonts w:ascii="Liberation Mono" w:hAnsi="Liberation Mono"/>
+                <w:color w:val="F9FAFB"/>
+                <w:sz w:val="15"/>
+              </w:rPr>
+              <w:t xml:space="preserve">  --package urllib3 \</w:t>
+            </w:r>
+          </w:p>
+          <w:p>
+            <w:pPr>
+              <w:spacing w:after="0" w:line="240" w:lineRule="auto"/>
+            </w:pPr>
+            <w:r>
+              <w:rPr>
+                <w:rFonts w:ascii="Liberation Mono" w:hAnsi="Liberation Mono"/>
+                <w:color w:val="F9FAFB"/>
+                <w:sz w:val="15"/>
+              </w:rPr>
+              <w:t xml:space="preserve">  --version &lt;FIXED_VERSION_FROM_CURRENT_EVIDENCE&gt;</w:t>
             </w:r>
           </w:p>
         </w:tc>
       </w:tr>
     </w:tbl>
     <w:p>
-      <w:pPr>
-        <w:spacing w:after="20"/>
-      </w:pPr>
-    </w:p>
-    <w:p>
+      <w:r>
+        <w:t xml:space="preserve">Script ini membuat backup </w:t>
+      </w:r>
       <w:r>
         <w:rPr>
-          <w:rFonts w:ascii="Liberation Sans" w:hAnsi="Liberation Sans"/>
-          <w:b w:val="0"/>
+          <w:rFonts w:ascii="Liberation Mono" w:hAnsi="Liberation Mono"/>
         </w:rPr>
-        <w:t>SBOM membantu menjawab komponen apa yang terdeteksi. SBOM bukan vulnerability report dan tidak membuktikan exploitability. Ia menjadi input inventory yang dapat dikorelasikan dengan vulnerability intelligence.</w:t>
+        <w:t xml:space="preserve">requirements.txt.bak</w:t>
       </w:r>
-    </w:p>
-    <w:p>
       <w:r>
-        <w:br w:type="page"/>
-      </w:r>
-    </w:p>
-    <w:p>
-      <w:pPr>
-        <w:pStyle w:val="Heading1"/>
-      </w:pPr>
-      <w:r>
-        <w:t>20. Hands-on Lab 9 - Remediate One Dependency</w:t>
-      </w:r>
-    </w:p>
-    <w:p>
-      <w:r>
-        <w:rPr>
-          <w:rFonts w:ascii="Liberation Sans" w:hAnsi="Liberation Sans"/>
-          <w:b w:val="0"/>
-        </w:rPr>
-        <w:t>Dari finding yang punya FixedVersion, pilih satu package. Jangan copy version dari modul ini karena fixed version dapat berubah; gunakan current authoritative scanner/vendor data.</w:t>
+        <w:t xml:space="preserve"> secara otomatis. Review diff-nya sebelum rescan:</w:t>
       </w:r>
     </w:p>
     <w:tbl>
@@ -4023,7 +4487,6 @@
         <w:tblW w:type="auto" w:w="0"/>
         <w:jc w:val="center"/>
         <w:tblLayout w:type="autofit"/>
-        <w:tblLook w:firstColumn="1" w:firstRow="1" w:lastColumn="0" w:lastRow="0" w:noHBand="0" w:noVBand="1" w:val="04A0"/>
       </w:tblPr>
       <w:tblGrid>
         <w:gridCol w:w="9968"/>
@@ -4053,40 +4516,20 @@
                 <w:color w:val="F9FAFB"/>
                 <w:sz w:val="15"/>
               </w:rPr>
-              <w:t>python labs/remediate-one.py \</w:t>
+              <w:t xml:space="preserve">diff -u module09-va/01-target/requirements.txt.bak \</w:t>
             </w:r>
-            <w:r>
-              <w:br/>
-            </w:r>
+          </w:p>
+          <w:p>
+            <w:pPr>
+              <w:spacing w:after="0" w:line="240" w:lineRule="auto"/>
+            </w:pPr>
             <w:r>
               <w:rPr>
                 <w:rFonts w:ascii="Liberation Mono" w:hAnsi="Liberation Mono"/>
                 <w:color w:val="F9FAFB"/>
                 <w:sz w:val="15"/>
               </w:rPr>
-              <w:t xml:space="preserve">  module09-va/01-target/requirements.txt \</w:t>
-            </w:r>
-            <w:r>
-              <w:br/>
-            </w:r>
-            <w:r>
-              <w:rPr>
-                <w:rFonts w:ascii="Liberation Mono" w:hAnsi="Liberation Mono"/>
-                <w:color w:val="F9FAFB"/>
-                <w:sz w:val="15"/>
-              </w:rPr>
-              <w:t xml:space="preserve">  --package urllib3 \</w:t>
-            </w:r>
-            <w:r>
-              <w:br/>
-            </w:r>
-            <w:r>
-              <w:rPr>
-                <w:rFonts w:ascii="Liberation Mono" w:hAnsi="Liberation Mono"/>
-                <w:color w:val="F9FAFB"/>
-                <w:sz w:val="15"/>
-              </w:rPr>
-              <w:t xml:space="preserve">  --version &lt;FIXED_VERSION_FROM_CURRENT_EVIDENCE&gt;</w:t>
+              <w:t xml:space="preserve">  module09-va/01-target/requirements.txt || true</w:t>
             </w:r>
           </w:p>
         </w:tc>
@@ -4094,16 +4537,10 @@
     </w:tbl>
     <w:p>
       <w:pPr>
-        <w:spacing w:after="20"/>
+        <w:pStyle w:val="Heading1"/>
       </w:pPr>
-    </w:p>
-    <w:p>
       <w:r>
-        <w:rPr>
-          <w:rFonts w:ascii="Liberation Sans" w:hAnsi="Liberation Sans"/>
-          <w:b w:val="0"/>
-        </w:rPr>
-        <w:t>Script membuat backup requirements.txt.bak. Review diff sebelum rescan:</w:t>
+        <w:t xml:space="preserve">19. Hands-on Lab 10 — Rescan &amp; Compare</w:t>
       </w:r>
     </w:p>
     <w:tbl>
@@ -4111,7 +4548,6 @@
         <w:tblW w:type="auto" w:w="0"/>
         <w:jc w:val="center"/>
         <w:tblLayout w:type="autofit"/>
-        <w:tblLook w:firstColumn="1" w:firstRow="1" w:lastColumn="0" w:lastRow="0" w:noHBand="0" w:noVBand="1" w:val="04A0"/>
       </w:tblPr>
       <w:tblGrid>
         <w:gridCol w:w="9968"/>
@@ -4141,34 +4577,110 @@
                 <w:color w:val="F9FAFB"/>
                 <w:sz w:val="15"/>
               </w:rPr>
-              <w:t>diff -u module09-va/01-target/requirements.txt.bak \</w:t>
+              <w:t xml:space="preserve">cp module09-va/02-scans/trivy.json \</w:t>
             </w:r>
-            <w:r>
-              <w:br/>
-            </w:r>
+          </w:p>
+          <w:p>
+            <w:pPr>
+              <w:spacing w:after="0" w:line="240" w:lineRule="auto"/>
+            </w:pPr>
             <w:r>
               <w:rPr>
                 <w:rFonts w:ascii="Liberation Mono" w:hAnsi="Liberation Mono"/>
                 <w:color w:val="F9FAFB"/>
                 <w:sz w:val="15"/>
               </w:rPr>
-              <w:t xml:space="preserve">  module09-va/01-target/requirements.txt || true</w:t>
+              <w:t xml:space="preserve">  module09-va/05-remediation/trivy-before.json</w:t>
+            </w:r>
+          </w:p>
+          <w:p>
+            <w:pPr>
+              <w:spacing w:after="0" w:line="240" w:lineRule="auto"/>
+            </w:pPr>
+            <w:r>
+              <w:rPr>
+                <w:rFonts w:ascii="Liberation Mono" w:hAnsi="Liberation Mono"/>
+                <w:color w:val="F9FAFB"/>
+                <w:sz w:val="15"/>
+              </w:rPr>
+              <w:t xml:space="preserve"> </w:t>
+            </w:r>
+          </w:p>
+          <w:p>
+            <w:pPr>
+              <w:spacing w:after="0" w:line="240" w:lineRule="auto"/>
+            </w:pPr>
+            <w:r>
+              <w:rPr>
+                <w:rFonts w:ascii="Liberation Mono" w:hAnsi="Liberation Mono"/>
+                <w:color w:val="F9FAFB"/>
+                <w:sz w:val="15"/>
+              </w:rPr>
+              <w:t xml:space="preserve">./run-trivy.sh module09-va</w:t>
+            </w:r>
+          </w:p>
+          <w:p>
+            <w:pPr>
+              <w:spacing w:after="0" w:line="240" w:lineRule="auto"/>
+            </w:pPr>
+            <w:r>
+              <w:rPr>
+                <w:rFonts w:ascii="Liberation Mono" w:hAnsi="Liberation Mono"/>
+                <w:color w:val="F9FAFB"/>
+                <w:sz w:val="15"/>
+              </w:rPr>
+              <w:t xml:space="preserve"> </w:t>
+            </w:r>
+          </w:p>
+          <w:p>
+            <w:pPr>
+              <w:spacing w:after="0" w:line="240" w:lineRule="auto"/>
+            </w:pPr>
+            <w:r>
+              <w:rPr>
+                <w:rFonts w:ascii="Liberation Mono" w:hAnsi="Liberation Mono"/>
+                <w:color w:val="F9FAFB"/>
+                <w:sz w:val="15"/>
+              </w:rPr>
+              <w:t xml:space="preserve">cp module09-va/02-scans/trivy.json \</w:t>
+            </w:r>
+          </w:p>
+          <w:p>
+            <w:pPr>
+              <w:spacing w:after="0" w:line="240" w:lineRule="auto"/>
+            </w:pPr>
+            <w:r>
+              <w:rPr>
+                <w:rFonts w:ascii="Liberation Mono" w:hAnsi="Liberation Mono"/>
+                <w:color w:val="F9FAFB"/>
+                <w:sz w:val="15"/>
+              </w:rPr>
+              <w:t xml:space="preserve">  module09-va/05-remediation/trivy-after.json</w:t>
             </w:r>
           </w:p>
         </w:tc>
       </w:tr>
     </w:tbl>
     <w:p>
-      <w:pPr>
-        <w:spacing w:after="20"/>
-      </w:pPr>
+      <w:r>
+        <w:t xml:space="preserve">Normalize before/after secara terpisah, lalu cek apakah CVE yang ditargetkan hilang/berubah. Finding lain boleh tetap ada — goal lab ini adalah membuktikan </w:t>
+      </w:r>
+      <w:r>
+        <w:rPr>
+          <w:b/>
+        </w:rPr>
+        <w:t xml:space="preserve">satu</w:t>
+      </w:r>
+      <w:r>
+        <w:t xml:space="preserve"> remediation dengan evidence yang repeatable, bukan membersihkan seluruh daftar.</w:t>
+      </w:r>
     </w:p>
     <w:p>
       <w:pPr>
         <w:pStyle w:val="Heading1"/>
       </w:pPr>
       <w:r>
-        <w:t>21. Hands-on Lab 10 - Rescan &amp; Compare</w:t>
+        <w:t xml:space="preserve">20. Evidence Integrity</w:t>
       </w:r>
     </w:p>
     <w:tbl>
@@ -4176,7 +4688,6 @@
         <w:tblW w:type="auto" w:w="0"/>
         <w:jc w:val="center"/>
         <w:tblLayout w:type="autofit"/>
-        <w:tblLook w:firstColumn="1" w:firstRow="1" w:lastColumn="0" w:lastRow="0" w:noHBand="0" w:noVBand="1" w:val="04A0"/>
       </w:tblPr>
       <w:tblGrid>
         <w:gridCol w:w="9968"/>
@@ -4206,71 +4717,85 @@
                 <w:color w:val="F9FAFB"/>
                 <w:sz w:val="15"/>
               </w:rPr>
-              <w:t>cp module09-va/02-scans/trivy.json \</w:t>
+              <w:t xml:space="preserve">./evidence-manifest.sh module09-va</w:t>
             </w:r>
-            <w:r>
-              <w:br/>
-            </w:r>
+          </w:p>
+          <w:p>
+            <w:pPr>
+              <w:spacing w:after="0" w:line="240" w:lineRule="auto"/>
+            </w:pPr>
             <w:r>
               <w:rPr>
                 <w:rFonts w:ascii="Liberation Mono" w:hAnsi="Liberation Mono"/>
                 <w:color w:val="F9FAFB"/>
                 <w:sz w:val="15"/>
               </w:rPr>
-              <w:t xml:space="preserve">  module09-va/05-remediation/trivy-before.json</w:t>
+              <w:t xml:space="preserve">cat module09-va/06-evidence/sha256-manifest.txt</w:t>
             </w:r>
+          </w:p>
+        </w:tc>
+      </w:tr>
+    </w:tbl>
+    <w:tbl>
+      <w:tblPr>
+        <w:tblW w:type="auto" w:w="0"/>
+        <w:jc w:val="center"/>
+      </w:tblPr>
+      <w:tblGrid>
+        <w:gridCol w:w="9968"/>
+      </w:tblGrid>
+      <w:tr>
+        <w:trPr>
+          <w:cantSplit/>
+        </w:trPr>
+        <w:tc>
+          <w:tcPr>
+            <w:tcW w:type="dxa" w:w="9968"/>
+            <w:shd w:fill="EFF6FF"/>
+            <w:tcMar>
+              <w:top w:w="135" w:type="dxa"/>
+              <w:start w:w="165" w:type="dxa"/>
+              <w:bottom w:w="135" w:type="dxa"/>
+              <w:end w:w="165" w:type="dxa"/>
+            </w:tcMar>
+          </w:tcPr>
+          <w:p>
+            <w:pPr>
+              <w:spacing w:after="60"/>
+            </w:pPr>
             <w:r>
-              <w:br/>
+              <w:rPr>
+                <w:b/>
+                <w:color w:val="1D4ED8"/>
+                <w:sz w:val="19"/>
+              </w:rPr>
+              <w:t xml:space="preserve">Integrity scope.</w:t>
+            </w:r>
+          </w:p>
+          <w:p>
+            <w:pPr>
+              <w:spacing w:after="0"/>
+            </w:pPr>
+            <w:r>
+              <w:t xml:space="preserve">SHA-256 membuktikan file </w:t>
             </w:r>
             <w:r>
               <w:rPr>
-                <w:rFonts w:ascii="Liberation Mono" w:hAnsi="Liberation Mono"/>
-                <w:color w:val="F9FAFB"/>
-                <w:sz w:val="15"/>
+                <w:b/>
               </w:rPr>
+              <w:t xml:space="preserve">tidak berubah</w:t>
             </w:r>
             <w:r>
-              <w:br/>
+              <w:t xml:space="preserve"> sejak manifest dibuat. Hash </w:t>
             </w:r>
             <w:r>
               <w:rPr>
-                <w:rFonts w:ascii="Liberation Mono" w:hAnsi="Liberation Mono"/>
-                <w:color w:val="F9FAFB"/>
-                <w:sz w:val="15"/>
+                <w:b/>
               </w:rPr>
-              <w:t>./labs/run-trivy.sh module09-va</w:t>
+              <w:t xml:space="preserve">tidak</w:t>
             </w:r>
             <w:r>
-              <w:br/>
-            </w:r>
-            <w:r>
-              <w:rPr>
-                <w:rFonts w:ascii="Liberation Mono" w:hAnsi="Liberation Mono"/>
-                <w:color w:val="F9FAFB"/>
-                <w:sz w:val="15"/>
-              </w:rPr>
-            </w:r>
-            <w:r>
-              <w:br/>
-            </w:r>
-            <w:r>
-              <w:rPr>
-                <w:rFonts w:ascii="Liberation Mono" w:hAnsi="Liberation Mono"/>
-                <w:color w:val="F9FAFB"/>
-                <w:sz w:val="15"/>
-              </w:rPr>
-              <w:t>cp module09-va/02-scans/trivy.json \</w:t>
-            </w:r>
-            <w:r>
-              <w:br/>
-            </w:r>
-            <w:r>
-              <w:rPr>
-                <w:rFonts w:ascii="Liberation Mono" w:hAnsi="Liberation Mono"/>
-                <w:color w:val="F9FAFB"/>
-                <w:sz w:val="15"/>
-              </w:rPr>
-              <w:t xml:space="preserve">  module09-va/05-remediation/trivy-after.json</w:t>
+              <w:t xml:space="preserve"> membuktikan scanner-nya benar, target-nya benar, atau interpretasi lo benar — itu tetap tanggung jawab analisis manual.</w:t>
             </w:r>
           </w:p>
         </w:tc>
@@ -4278,24 +4803,10 @@
     </w:tbl>
     <w:p>
       <w:pPr>
-        <w:spacing w:after="20"/>
-      </w:pPr>
-    </w:p>
-    <w:p>
-      <w:r>
-        <w:rPr>
-          <w:rFonts w:ascii="Liberation Sans" w:hAnsi="Liberation Sans"/>
-          <w:b w:val="0"/>
-        </w:rPr>
-        <w:t>Normalize before/after secara terpisah, lalu cek apakah CVE yang ditargetkan hilang/berubah. Finding lain boleh tetap ada - goal lab adalah membuktikan satu remediation dengan evidence repeatable.</w:t>
-      </w:r>
-    </w:p>
-    <w:p>
-      <w:pPr>
         <w:pStyle w:val="Heading1"/>
       </w:pPr>
       <w:r>
-        <w:t>22. Evidence Integrity</w:t>
+        <w:t xml:space="preserve">21. Mini Project — Vulnerability Case File</w:t>
       </w:r>
     </w:p>
     <w:tbl>
@@ -4303,7 +4814,6 @@
         <w:tblW w:type="auto" w:w="0"/>
         <w:jc w:val="center"/>
         <w:tblLayout w:type="autofit"/>
-        <w:tblLook w:firstColumn="1" w:firstRow="1" w:lastColumn="0" w:lastRow="0" w:noHBand="0" w:noVBand="1" w:val="04A0"/>
       </w:tblPr>
       <w:tblGrid>
         <w:gridCol w:w="9968"/>
@@ -4333,33 +4843,210 @@
                 <w:color w:val="F9FAFB"/>
                 <w:sz w:val="15"/>
               </w:rPr>
-              <w:t>./labs/evidence-manifest.sh module09-va</w:t>
+              <w:t xml:space="preserve">module09-va/</w:t>
             </w:r>
-            <w:r>
-              <w:br/>
-            </w:r>
+          </w:p>
+          <w:p>
+            <w:pPr>
+              <w:spacing w:after="0" w:line="240" w:lineRule="auto"/>
+            </w:pPr>
             <w:r>
               <w:rPr>
                 <w:rFonts w:ascii="Liberation Mono" w:hAnsi="Liberation Mono"/>
                 <w:color w:val="F9FAFB"/>
                 <w:sz w:val="15"/>
               </w:rPr>
-              <w:t>cat module09-va/06-evidence/sha256-manifest.txt</w:t>
+              <w:t xml:space="preserve">├── 00-scope/</w:t>
+            </w:r>
+          </w:p>
+          <w:p>
+            <w:pPr>
+              <w:spacing w:after="0" w:line="240" w:lineRule="auto"/>
+            </w:pPr>
+            <w:r>
+              <w:rPr>
+                <w:rFonts w:ascii="Liberation Mono" w:hAnsi="Liberation Mono"/>
+                <w:color w:val="F9FAFB"/>
+                <w:sz w:val="15"/>
+              </w:rPr>
+              <w:t xml:space="preserve">├── 01-target/requirements.txt</w:t>
+            </w:r>
+          </w:p>
+          <w:p>
+            <w:pPr>
+              <w:spacing w:after="0" w:line="240" w:lineRule="auto"/>
+            </w:pPr>
+            <w:r>
+              <w:rPr>
+                <w:rFonts w:ascii="Liberation Mono" w:hAnsi="Liberation Mono"/>
+                <w:color w:val="F9FAFB"/>
+                <w:sz w:val="15"/>
+              </w:rPr>
+              <w:t xml:space="preserve">├── 02-scans/trivy.json</w:t>
+            </w:r>
+          </w:p>
+          <w:p>
+            <w:pPr>
+              <w:spacing w:after="0" w:line="240" w:lineRule="auto"/>
+            </w:pPr>
+            <w:r>
+              <w:rPr>
+                <w:rFonts w:ascii="Liberation Mono" w:hAnsi="Liberation Mono"/>
+                <w:color w:val="F9FAFB"/>
+                <w:sz w:val="15"/>
+              </w:rPr>
+              <w:t xml:space="preserve">├── 03-normalized/findings.csv</w:t>
+            </w:r>
+          </w:p>
+          <w:p>
+            <w:pPr>
+              <w:spacing w:after="0" w:line="240" w:lineRule="auto"/>
+            </w:pPr>
+            <w:r>
+              <w:rPr>
+                <w:rFonts w:ascii="Liberation Mono" w:hAnsi="Liberation Mono"/>
+                <w:color w:val="F9FAFB"/>
+                <w:sz w:val="15"/>
+              </w:rPr>
+              <w:t xml:space="preserve">├── 04-triage/decisions.csv</w:t>
+            </w:r>
+          </w:p>
+          <w:p>
+            <w:pPr>
+              <w:spacing w:after="0" w:line="240" w:lineRule="auto"/>
+            </w:pPr>
+            <w:r>
+              <w:rPr>
+                <w:rFonts w:ascii="Liberation Mono" w:hAnsi="Liberation Mono"/>
+                <w:color w:val="F9FAFB"/>
+                <w:sz w:val="15"/>
+              </w:rPr>
+              <w:t xml:space="preserve">├── 05-remediation/</w:t>
+            </w:r>
+          </w:p>
+          <w:p>
+            <w:pPr>
+              <w:spacing w:after="0" w:line="240" w:lineRule="auto"/>
+            </w:pPr>
+            <w:r>
+              <w:rPr>
+                <w:rFonts w:ascii="Liberation Mono" w:hAnsi="Liberation Mono"/>
+                <w:color w:val="F9FAFB"/>
+                <w:sz w:val="15"/>
+              </w:rPr>
+              <w:t xml:space="preserve">├── 06-evidence/</w:t>
+            </w:r>
+          </w:p>
+          <w:p>
+            <w:pPr>
+              <w:spacing w:after="0" w:line="240" w:lineRule="auto"/>
+            </w:pPr>
+            <w:r>
+              <w:rPr>
+                <w:rFonts w:ascii="Liberation Mono" w:hAnsi="Liberation Mono"/>
+                <w:color w:val="F9FAFB"/>
+                <w:sz w:val="15"/>
+              </w:rPr>
+              <w:t xml:space="preserve">└── 07-summary/vulnerability-summary.md</w:t>
             </w:r>
           </w:p>
         </w:tc>
       </w:tr>
     </w:tbl>
     <w:p>
+      <w:r>
+        <w:t xml:space="preserve">Summary minimal mencantumkan: target/component, tool + DB timestamp, candidate finding, manual validation status, severity/vector, asumsi exposure/business, remediation, hasil rescan, dan remaining uncertainty.</w:t>
+      </w:r>
+    </w:p>
+    <w:p>
       <w:pPr>
-        <w:spacing w:after="20"/>
+        <w:pStyle w:val="Heading1"/>
       </w:pPr>
+      <w:r>
+        <w:t xml:space="preserve">22. Practical Challenge — 45 Menit</w:t>
+      </w:r>
+    </w:p>
+    <w:p>
+      <w:r>
+        <w:t xml:space="preserve">[ ] Buat workspace dan fixture baru.</w:t>
+      </w:r>
+    </w:p>
+    <w:p>
+      <w:r>
+        <w:t xml:space="preserve">[ ] Jalankan Trivy dan simpan raw JSON.</w:t>
+      </w:r>
+    </w:p>
+    <w:p>
+      <w:r>
+        <w:t xml:space="preserve">[ ] Normalize ke CSV.</w:t>
+      </w:r>
+    </w:p>
+    <w:p>
+      <w:r>
+        <w:t xml:space="preserve">[ ] Pilih minimal dua CVE dari package berbeda.</w:t>
+      </w:r>
+    </w:p>
+    <w:p>
+      <w:r>
+        <w:t xml:space="preserve">[ ] Untuk masing-masing: cek authoritative CVE/advisory, affected range, fixed version, CWE (kalau ada), dan CVSS vector.</w:t>
+      </w:r>
+    </w:p>
+    <w:p>
+      <w:r>
+        <w:t xml:space="preserve">[ ] Tulis satu finding </w:t>
+      </w:r>
+      <w:r>
+        <w:rPr>
+          <w:rFonts w:ascii="Liberation Mono" w:hAnsi="Liberation Mono"/>
+        </w:rPr>
+        <w:t xml:space="preserve">validated</w:t>
+      </w:r>
+      <w:r>
+        <w:t xml:space="preserve">/likely dan satu finding </w:t>
+      </w:r>
+      <w:r>
+        <w:rPr>
+          <w:rFonts w:ascii="Liberation Mono" w:hAnsi="Liberation Mono"/>
+        </w:rPr>
+        <w:t xml:space="preserve">needs-more-evidence</w:t>
+      </w:r>
+      <w:r>
+        <w:t xml:space="preserve">/</w:t>
+      </w:r>
+      <w:r>
+        <w:rPr>
+          <w:rFonts w:ascii="Liberation Mono" w:hAnsi="Liberation Mono"/>
+        </w:rPr>
+        <w:t xml:space="preserve">not-applicable</w:t>
+      </w:r>
+      <w:r>
+        <w:t xml:space="preserve"> lengkap dengan alasan.</w:t>
+      </w:r>
+    </w:p>
+    <w:p>
+      <w:r>
+        <w:t xml:space="preserve">[ ] Pilih satu dependency dengan fixed version, lakukan remediation manifest.</w:t>
+      </w:r>
+    </w:p>
+    <w:p>
+      <w:r>
+        <w:t xml:space="preserve">[ ] Rescan dan buktikan before/after.</w:t>
+      </w:r>
+    </w:p>
+    <w:p>
+      <w:r>
+        <w:t xml:space="preserve">[ ] Buat SHA-256 evidence manifest.</w:t>
+      </w:r>
+    </w:p>
+    <w:p>
+      <w:r>
+        <w:t xml:space="preserve">[ ] Tulis summary tanpa melebih-lebihkan exploitability.</w:t>
+      </w:r>
     </w:p>
     <w:tbl>
       <w:tblPr>
         <w:tblW w:type="auto" w:w="0"/>
         <w:jc w:val="center"/>
-        <w:tblLook w:firstColumn="1" w:firstRow="1" w:lastColumn="0" w:lastRow="0" w:noHBand="0" w:noVBand="1" w:val="04A0"/>
       </w:tblPr>
       <w:tblGrid>
         <w:gridCol w:w="9968"/>
@@ -4387,17 +5074,17 @@
               <w:rPr>
                 <w:b/>
                 <w:color w:val="1D4ED8"/>
-                <w:sz w:val="18"/>
+                <w:sz w:val="19"/>
               </w:rPr>
-              <w:t>Integrity scope</w:t>
+              <w:t xml:space="preserve">Challenge rule.</w:t>
             </w:r>
           </w:p>
           <w:p>
             <w:pPr>
-              <w:spacing w:after="0" w:line="252" w:lineRule="auto"/>
+              <w:spacing w:after="0"/>
             </w:pPr>
             <w:r>
-              <w:t>SHA-256 membuktikan file tidak berubah sejak manifest dibuat. Hash tidak membuktikan scanner benar, target benar, atau interpretation benar.</w:t>
+              <w:t xml:space="preserve">Lo tidak perlu menjalankan exploit untuk memvalidasi vulnerability assessment dasar. Untuk banyak finding, evidence product/version/configuration/advisory saja sudah cukup. Exploitation baru dilakukan kalau scope, safety, dan objective engagement memang membutuhkan proof yang lebih dalam.</w:t>
             </w:r>
           </w:p>
         </w:tc>
@@ -4405,15 +5092,10 @@
     </w:tbl>
     <w:p>
       <w:pPr>
-        <w:spacing w:after="20"/>
-      </w:pPr>
-    </w:p>
-    <w:p>
-      <w:pPr>
         <w:pStyle w:val="Heading1"/>
       </w:pPr>
       <w:r>
-        <w:t>23. Mini Project - Vulnerability Case File</w:t>
+        <w:t xml:space="preserve">23. Common Mistakes</w:t>
       </w:r>
     </w:p>
     <w:tbl>
@@ -4421,7 +5103,670 @@
         <w:tblW w:type="auto" w:w="0"/>
         <w:jc w:val="center"/>
         <w:tblLayout w:type="autofit"/>
-        <w:tblLook w:firstColumn="1" w:firstRow="1" w:lastColumn="0" w:lastRow="0" w:noHBand="0" w:noVBand="1" w:val="04A0"/>
+        <w:tblBorders>
+          <w:top w:val="single" w:sz="5" w:space="0" w:color="E5E7EB"/>
+          <w:left w:val="single" w:sz="5" w:space="0" w:color="E5E7EB"/>
+          <w:bottom w:val="single" w:sz="5" w:space="0" w:color="E5E7EB"/>
+          <w:right w:val="single" w:sz="5" w:space="0" w:color="E5E7EB"/>
+          <w:insideH w:val="single" w:sz="5" w:space="0" w:color="E5E7EB"/>
+          <w:insideV w:val="single" w:sz="5" w:space="0" w:color="E5E7EB"/>
+        </w:tblBorders>
+      </w:tblPr>
+      <w:tblGrid>
+        <w:gridCol w:w="3322"/>
+        <w:gridCol w:w="3322"/>
+        <w:gridCol w:w="3322"/>
+      </w:tblGrid>
+      <w:tr>
+        <w:tc>
+          <w:tcPr>
+            <w:tcW w:type="dxa" w:w="3322"/>
+            <w:shd w:fill="111827"/>
+            <w:tcMar>
+              <w:top w:w="85" w:type="dxa"/>
+              <w:start w:w="90" w:type="dxa"/>
+              <w:bottom w:w="85" w:type="dxa"/>
+              <w:end w:w="90" w:type="dxa"/>
+            </w:tcMar>
+            <w:vAlign w:val="center"/>
+          </w:tcPr>
+          <w:p>
+            <w:r>
+              <w:rPr>
+                <w:b/>
+                <w:color w:val="FFFFFF"/>
+                <w:sz w:val="16"/>
+              </w:rPr>
+              <w:t xml:space="preserve">Kesalahan</w:t>
+            </w:r>
+          </w:p>
+        </w:tc>
+        <w:tc>
+          <w:tcPr>
+            <w:tcW w:type="dxa" w:w="3322"/>
+            <w:shd w:fill="111827"/>
+            <w:tcMar>
+              <w:top w:w="85" w:type="dxa"/>
+              <w:start w:w="90" w:type="dxa"/>
+              <w:bottom w:w="85" w:type="dxa"/>
+              <w:end w:w="90" w:type="dxa"/>
+            </w:tcMar>
+            <w:vAlign w:val="center"/>
+          </w:tcPr>
+          <w:p>
+            <w:r>
+              <w:rPr>
+                <w:b/>
+                <w:color w:val="FFFFFF"/>
+                <w:sz w:val="16"/>
+              </w:rPr>
+              <w:t xml:space="preserve">Impact</w:t>
+            </w:r>
+          </w:p>
+        </w:tc>
+        <w:tc>
+          <w:tcPr>
+            <w:tcW w:type="dxa" w:w="3322"/>
+            <w:shd w:fill="111827"/>
+            <w:tcMar>
+              <w:top w:w="85" w:type="dxa"/>
+              <w:start w:w="90" w:type="dxa"/>
+              <w:bottom w:w="85" w:type="dxa"/>
+              <w:end w:w="90" w:type="dxa"/>
+            </w:tcMar>
+            <w:vAlign w:val="center"/>
+          </w:tcPr>
+          <w:p>
+            <w:r>
+              <w:rPr>
+                <w:b/>
+                <w:color w:val="FFFFFF"/>
+                <w:sz w:val="16"/>
+              </w:rPr>
+              <w:t xml:space="preserve">Perbaikan</w:t>
+            </w:r>
+          </w:p>
+        </w:tc>
+      </w:tr>
+      <w:tr>
+        <w:tc>
+          <w:tcPr>
+            <w:tcW w:type="dxa" w:w="3322"/>
+            <w:tcMar>
+              <w:top w:w="85" w:type="dxa"/>
+              <w:start w:w="90" w:type="dxa"/>
+              <w:bottom w:w="85" w:type="dxa"/>
+              <w:end w:w="90" w:type="dxa"/>
+            </w:tcMar>
+          </w:tcPr>
+          <w:p>
+            <w:r>
+              <w:t xml:space="preserve">CVSS = risk</w:t>
+            </w:r>
+          </w:p>
+        </w:tc>
+        <w:tc>
+          <w:tcPr>
+            <w:tcW w:type="dxa" w:w="3322"/>
+            <w:tcMar>
+              <w:top w:w="85" w:type="dxa"/>
+              <w:start w:w="90" w:type="dxa"/>
+              <w:bottom w:w="85" w:type="dxa"/>
+              <w:end w:w="90" w:type="dxa"/>
+            </w:tcMar>
+          </w:tcPr>
+          <w:p>
+            <w:r>
+              <w:t xml:space="preserve">Prioritas salah</w:t>
+            </w:r>
+          </w:p>
+        </w:tc>
+        <w:tc>
+          <w:tcPr>
+            <w:tcW w:type="dxa" w:w="3322"/>
+            <w:tcMar>
+              <w:top w:w="85" w:type="dxa"/>
+              <w:start w:w="90" w:type="dxa"/>
+              <w:bottom w:w="85" w:type="dxa"/>
+              <w:end w:w="90" w:type="dxa"/>
+            </w:tcMar>
+          </w:tcPr>
+          <w:p>
+            <w:r>
+              <w:t xml:space="preserve">Gabungkan severity dengan threat/exposure/business context</w:t>
+            </w:r>
+          </w:p>
+        </w:tc>
+      </w:tr>
+      <w:tr>
+        <w:tc>
+          <w:tcPr>
+            <w:tcW w:type="dxa" w:w="3322"/>
+            <w:tcMar>
+              <w:top w:w="85" w:type="dxa"/>
+              <w:start w:w="90" w:type="dxa"/>
+              <w:bottom w:w="85" w:type="dxa"/>
+              <w:end w:w="90" w:type="dxa"/>
+            </w:tcMar>
+          </w:tcPr>
+          <w:p>
+            <w:r>
+              <w:t xml:space="preserve">Version match = vulnerable</w:t>
+            </w:r>
+          </w:p>
+        </w:tc>
+        <w:tc>
+          <w:tcPr>
+            <w:tcW w:type="dxa" w:w="3322"/>
+            <w:tcMar>
+              <w:top w:w="85" w:type="dxa"/>
+              <w:start w:w="90" w:type="dxa"/>
+              <w:bottom w:w="85" w:type="dxa"/>
+              <w:end w:w="90" w:type="dxa"/>
+            </w:tcMar>
+          </w:tcPr>
+          <w:p>
+            <w:r>
+              <w:t xml:space="preserve">False positive</w:t>
+            </w:r>
+          </w:p>
+        </w:tc>
+        <w:tc>
+          <w:tcPr>
+            <w:tcW w:type="dxa" w:w="3322"/>
+            <w:tcMar>
+              <w:top w:w="85" w:type="dxa"/>
+              <w:start w:w="90" w:type="dxa"/>
+              <w:bottom w:w="85" w:type="dxa"/>
+              <w:end w:w="90" w:type="dxa"/>
+            </w:tcMar>
+          </w:tcPr>
+          <w:p>
+            <w:r>
+              <w:t xml:space="preserve">Cek vendor advisory, backport, config, reachability</w:t>
+            </w:r>
+          </w:p>
+        </w:tc>
+      </w:tr>
+      <w:tr>
+        <w:tc>
+          <w:tcPr>
+            <w:tcW w:type="dxa" w:w="3322"/>
+            <w:tcMar>
+              <w:top w:w="85" w:type="dxa"/>
+              <w:start w:w="90" w:type="dxa"/>
+              <w:bottom w:w="85" w:type="dxa"/>
+              <w:end w:w="90" w:type="dxa"/>
+            </w:tcMar>
+          </w:tcPr>
+          <w:p>
+            <w:r>
+              <w:t xml:space="preserve">Ignore fixed version</w:t>
+            </w:r>
+          </w:p>
+        </w:tc>
+        <w:tc>
+          <w:tcPr>
+            <w:tcW w:type="dxa" w:w="3322"/>
+            <w:tcMar>
+              <w:top w:w="85" w:type="dxa"/>
+              <w:start w:w="90" w:type="dxa"/>
+              <w:bottom w:w="85" w:type="dxa"/>
+              <w:end w:w="90" w:type="dxa"/>
+            </w:tcMar>
+          </w:tcPr>
+          <w:p>
+            <w:r>
+              <w:t xml:space="preserve">Finding tidak actionable</w:t>
+            </w:r>
+          </w:p>
+        </w:tc>
+        <w:tc>
+          <w:tcPr>
+            <w:tcW w:type="dxa" w:w="3322"/>
+            <w:tcMar>
+              <w:top w:w="85" w:type="dxa"/>
+              <w:start w:w="90" w:type="dxa"/>
+              <w:bottom w:w="85" w:type="dxa"/>
+              <w:end w:w="90" w:type="dxa"/>
+            </w:tcMar>
+          </w:tcPr>
+          <w:p>
+            <w:r>
+              <w:t xml:space="preserve">Selalu capture remediation source/fixed version</w:t>
+            </w:r>
+          </w:p>
+        </w:tc>
+      </w:tr>
+      <w:tr>
+        <w:tc>
+          <w:tcPr>
+            <w:tcW w:type="dxa" w:w="3322"/>
+            <w:tcMar>
+              <w:top w:w="85" w:type="dxa"/>
+              <w:start w:w="90" w:type="dxa"/>
+              <w:bottom w:w="85" w:type="dxa"/>
+              <w:end w:w="90" w:type="dxa"/>
+            </w:tcMar>
+          </w:tcPr>
+          <w:p>
+            <w:r>
+              <w:t xml:space="preserve">Scan DB stale</w:t>
+            </w:r>
+          </w:p>
+        </w:tc>
+        <w:tc>
+          <w:tcPr>
+            <w:tcW w:type="dxa" w:w="3322"/>
+            <w:tcMar>
+              <w:top w:w="85" w:type="dxa"/>
+              <w:start w:w="90" w:type="dxa"/>
+              <w:bottom w:w="85" w:type="dxa"/>
+              <w:end w:w="90" w:type="dxa"/>
+            </w:tcMar>
+          </w:tcPr>
+          <w:p>
+            <w:r>
+              <w:t xml:space="preserve">Miss/incorrect finding</w:t>
+            </w:r>
+          </w:p>
+        </w:tc>
+        <w:tc>
+          <w:tcPr>
+            <w:tcW w:type="dxa" w:w="3322"/>
+            <w:tcMar>
+              <w:top w:w="85" w:type="dxa"/>
+              <w:start w:w="90" w:type="dxa"/>
+              <w:bottom w:w="85" w:type="dxa"/>
+              <w:end w:w="90" w:type="dxa"/>
+            </w:tcMar>
+          </w:tcPr>
+          <w:p>
+            <w:r>
+              <w:t xml:space="preserve">Catat DB/tool timestamp, update sesuai policy</w:t>
+            </w:r>
+          </w:p>
+        </w:tc>
+      </w:tr>
+      <w:tr>
+        <w:tc>
+          <w:tcPr>
+            <w:tcW w:type="dxa" w:w="3322"/>
+            <w:tcMar>
+              <w:top w:w="85" w:type="dxa"/>
+              <w:start w:w="90" w:type="dxa"/>
+              <w:bottom w:w="85" w:type="dxa"/>
+              <w:end w:w="90" w:type="dxa"/>
+            </w:tcMar>
+          </w:tcPr>
+          <w:p>
+            <w:r>
+              <w:t xml:space="preserve">Unauth scan dianggap lengkap</w:t>
+            </w:r>
+          </w:p>
+        </w:tc>
+        <w:tc>
+          <w:tcPr>
+            <w:tcW w:type="dxa" w:w="3322"/>
+            <w:tcMar>
+              <w:top w:w="85" w:type="dxa"/>
+              <w:start w:w="90" w:type="dxa"/>
+              <w:bottom w:w="85" w:type="dxa"/>
+              <w:end w:w="90" w:type="dxa"/>
+            </w:tcMar>
+          </w:tcPr>
+          <w:p>
+            <w:r>
+              <w:t xml:space="preserve">False sense of coverage</w:t>
+            </w:r>
+          </w:p>
+        </w:tc>
+        <w:tc>
+          <w:tcPr>
+            <w:tcW w:type="dxa" w:w="3322"/>
+            <w:tcMar>
+              <w:top w:w="85" w:type="dxa"/>
+              <w:start w:w="90" w:type="dxa"/>
+              <w:bottom w:w="85" w:type="dxa"/>
+              <w:end w:w="90" w:type="dxa"/>
+            </w:tcMar>
+          </w:tcPr>
+          <w:p>
+            <w:r>
+              <w:t xml:space="preserve">Pahami visibility; pakai authenticated/local evidence bila diizinkan</w:t>
+            </w:r>
+          </w:p>
+        </w:tc>
+      </w:tr>
+      <w:tr>
+        <w:tc>
+          <w:tcPr>
+            <w:tcW w:type="dxa" w:w="3322"/>
+            <w:tcMar>
+              <w:top w:w="85" w:type="dxa"/>
+              <w:start w:w="90" w:type="dxa"/>
+              <w:bottom w:w="85" w:type="dxa"/>
+              <w:end w:w="90" w:type="dxa"/>
+            </w:tcMar>
+          </w:tcPr>
+          <w:p>
+            <w:r>
+              <w:t xml:space="preserve">Jalankan exploit untuk semua CVE</w:t>
+            </w:r>
+          </w:p>
+        </w:tc>
+        <w:tc>
+          <w:tcPr>
+            <w:tcW w:type="dxa" w:w="3322"/>
+            <w:tcMar>
+              <w:top w:w="85" w:type="dxa"/>
+              <w:start w:w="90" w:type="dxa"/>
+              <w:bottom w:w="85" w:type="dxa"/>
+              <w:end w:w="90" w:type="dxa"/>
+            </w:tcMar>
+          </w:tcPr>
+          <w:p>
+            <w:r>
+              <w:t xml:space="preserve">Risiko operasional</w:t>
+            </w:r>
+          </w:p>
+        </w:tc>
+        <w:tc>
+          <w:tcPr>
+            <w:tcW w:type="dxa" w:w="3322"/>
+            <w:tcMar>
+              <w:top w:w="85" w:type="dxa"/>
+              <w:start w:w="90" w:type="dxa"/>
+              <w:bottom w:w="85" w:type="dxa"/>
+              <w:end w:w="90" w:type="dxa"/>
+            </w:tcMar>
+          </w:tcPr>
+          <w:p>
+            <w:r>
+              <w:t xml:space="preserve">Gunakan validasi least-invasive dulu</w:t>
+            </w:r>
+          </w:p>
+        </w:tc>
+      </w:tr>
+      <w:tr>
+        <w:tc>
+          <w:tcPr>
+            <w:tcW w:type="dxa" w:w="3322"/>
+            <w:tcMar>
+              <w:top w:w="85" w:type="dxa"/>
+              <w:start w:w="90" w:type="dxa"/>
+              <w:bottom w:w="85" w:type="dxa"/>
+              <w:end w:w="90" w:type="dxa"/>
+            </w:tcMar>
+          </w:tcPr>
+          <w:p>
+            <w:r>
+              <w:t xml:space="preserve">Tutup ticket setelah patch deploy</w:t>
+            </w:r>
+          </w:p>
+        </w:tc>
+        <w:tc>
+          <w:tcPr>
+            <w:tcW w:type="dxa" w:w="3322"/>
+            <w:tcMar>
+              <w:top w:w="85" w:type="dxa"/>
+              <w:start w:w="90" w:type="dxa"/>
+              <w:bottom w:w="85" w:type="dxa"/>
+              <w:end w:w="90" w:type="dxa"/>
+            </w:tcMar>
+          </w:tcPr>
+          <w:p>
+            <w:r>
+              <w:t xml:space="preserve">Belum terbukti</w:t>
+            </w:r>
+          </w:p>
+        </w:tc>
+        <w:tc>
+          <w:tcPr>
+            <w:tcW w:type="dxa" w:w="3322"/>
+            <w:tcMar>
+              <w:top w:w="85" w:type="dxa"/>
+              <w:start w:w="90" w:type="dxa"/>
+              <w:bottom w:w="85" w:type="dxa"/>
+              <w:end w:w="90" w:type="dxa"/>
+            </w:tcMar>
+          </w:tcPr>
+          <w:p>
+            <w:r>
+              <w:t xml:space="preserve">Rescan/retest, simpan evidence before/after</w:t>
+            </w:r>
+          </w:p>
+        </w:tc>
+      </w:tr>
+      <w:tr>
+        <w:tc>
+          <w:tcPr>
+            <w:tcW w:type="dxa" w:w="3322"/>
+            <w:tcMar>
+              <w:top w:w="85" w:type="dxa"/>
+              <w:start w:w="90" w:type="dxa"/>
+              <w:bottom w:w="85" w:type="dxa"/>
+              <w:end w:w="90" w:type="dxa"/>
+            </w:tcMar>
+          </w:tcPr>
+          <w:p>
+            <w:r>
+              <w:t xml:space="preserve">Suppress tanpa rationale</w:t>
+            </w:r>
+          </w:p>
+        </w:tc>
+        <w:tc>
+          <w:tcPr>
+            <w:tcW w:type="dxa" w:w="3322"/>
+            <w:tcMar>
+              <w:top w:w="85" w:type="dxa"/>
+              <w:start w:w="90" w:type="dxa"/>
+              <w:bottom w:w="85" w:type="dxa"/>
+              <w:end w:w="90" w:type="dxa"/>
+            </w:tcMar>
+          </w:tcPr>
+          <w:p>
+            <w:r>
+              <w:t xml:space="preserve">Risiko tersembunyi</w:t>
+            </w:r>
+          </w:p>
+        </w:tc>
+        <w:tc>
+          <w:tcPr>
+            <w:tcW w:type="dxa" w:w="3322"/>
+            <w:tcMar>
+              <w:top w:w="85" w:type="dxa"/>
+              <w:start w:w="90" w:type="dxa"/>
+              <w:bottom w:w="85" w:type="dxa"/>
+              <w:end w:w="90" w:type="dxa"/>
+            </w:tcMar>
+          </w:tcPr>
+          <w:p>
+            <w:r>
+              <w:t xml:space="preserve">Owner, reason, expiry, compensating control harus jelas</w:t>
+            </w:r>
+          </w:p>
+        </w:tc>
+      </w:tr>
+    </w:tbl>
+    <w:p>
+      <w:pPr>
+        <w:pStyle w:val="Heading1"/>
+      </w:pPr>
+      <w:r>
+        <w:t xml:space="preserve">24. Knowledge Check</w:t>
+      </w:r>
+    </w:p>
+    <w:p>
+      <w:pPr>
+        <w:numPr>
+          <w:numId w:val="1"/>
+        </w:numPr>
+      </w:pPr>
+      <w:r>
+        <w:t xml:space="preserve">Apa beda CWE dan CVE?</w:t>
+      </w:r>
+    </w:p>
+    <w:p>
+      <w:pPr>
+        <w:numPr>
+          <w:numId w:val="1"/>
+        </w:numPr>
+      </w:pPr>
+      <w:r>
+        <w:t xml:space="preserve">Kenapa NVD menyatakan CVSS bukan risk score?</w:t>
+      </w:r>
+    </w:p>
+    <w:p>
+      <w:pPr>
+        <w:numPr>
+          <w:numId w:val="1"/>
+        </w:numPr>
+      </w:pPr>
+      <w:r>
+        <w:t xml:space="preserve">Apa beda presence, applicability, reachability, dan exploitability?</w:t>
+      </w:r>
+    </w:p>
+    <w:p>
+      <w:pPr>
+        <w:numPr>
+          <w:numId w:val="1"/>
+        </w:numPr>
+      </w:pPr>
+      <w:r>
+        <w:t xml:space="preserve">Kenapa vendor backport bisa membuat version-only matching salah?</w:t>
+      </w:r>
+    </w:p>
+    <w:p>
+      <w:pPr>
+        <w:numPr>
+          <w:numId w:val="1"/>
+        </w:numPr>
+      </w:pPr>
+      <w:r>
+        <w:t xml:space="preserve">Apa beda authenticated dan unauthenticated vulnerability scan?</w:t>
+      </w:r>
+    </w:p>
+    <w:p>
+      <w:pPr>
+        <w:numPr>
+          <w:numId w:val="1"/>
+        </w:numPr>
+      </w:pPr>
+      <w:r>
+        <w:t xml:space="preserve">Kapan sebuah finding bisa dianggap not-applicable?</w:t>
+      </w:r>
+    </w:p>
+    <w:p>
+      <w:pPr>
+        <w:numPr>
+          <w:numId w:val="1"/>
+        </w:numPr>
+      </w:pPr>
+      <w:r>
+        <w:t xml:space="preserve">Kenapa KEV memengaruhi prioritization?</w:t>
+      </w:r>
+    </w:p>
+    <w:p>
+      <w:pPr>
+        <w:numPr>
+          <w:numId w:val="1"/>
+        </w:numPr>
+      </w:pPr>
+      <w:r>
+        <w:t xml:space="preserve">Apa fungsi fixed version dalam remediation workflow?</w:t>
+      </w:r>
+    </w:p>
+    <w:p>
+      <w:pPr>
+        <w:numPr>
+          <w:numId w:val="1"/>
+        </w:numPr>
+      </w:pPr>
+      <w:r>
+        <w:t xml:space="preserve">Kenapa raw JSON scanner tetap disimpan setelah CSV dibuat?</w:t>
+      </w:r>
+    </w:p>
+    <w:p>
+      <w:pPr>
+        <w:numPr>
+          <w:numId w:val="1"/>
+        </w:numPr>
+      </w:pPr>
+      <w:r>
+        <w:t xml:space="preserve">Apa bukti minimum untuk menutup finding setelah patch?</w:t>
+      </w:r>
+    </w:p>
+    <w:p>
+      <w:pPr>
+        <w:pStyle w:val="Heading1"/>
+      </w:pPr>
+      <w:r>
+        <w:t xml:space="preserve">25. Exit Criteria</w:t>
+      </w:r>
+    </w:p>
+    <w:p>
+      <w:r>
+        <w:t xml:space="preserve">[ ] Bisa membedakan CWE, CVE, CVSS, NVD, vendor advisory, dan KEV.</w:t>
+      </w:r>
+    </w:p>
+    <w:p>
+      <w:r>
+        <w:t xml:space="preserve">[ ] Tidak menyebut scanner hit sebagai confirmed vulnerability tanpa validasi.</w:t>
+      </w:r>
+    </w:p>
+    <w:p>
+      <w:r>
+        <w:t xml:space="preserve">[ ] Bisa membaca Trivy JSON dan membuat normalized inventory.</w:t>
+      </w:r>
+    </w:p>
+    <w:p>
+      <w:r>
+        <w:t xml:space="preserve">[ ] Bisa mencatat score + CVSS vector dan menjelaskan kenapa severity bukan risk tunggal.</w:t>
+      </w:r>
+    </w:p>
+    <w:p>
+      <w:r>
+        <w:t xml:space="preserve">[ ] Bisa membuat triage decision dengan evidence/rationale.</w:t>
+      </w:r>
+    </w:p>
+    <w:p>
+      <w:r>
+        <w:t xml:space="preserve">[ ] Bisa memperbaiki satu dependency berdasarkan current fixed-version evidence lalu rescan.</w:t>
+      </w:r>
+    </w:p>
+    <w:p>
+      <w:r>
+        <w:t xml:space="preserve">[ ] Bisa menjelaskan false positive dan false negative secara realistis.</w:t>
+      </w:r>
+    </w:p>
+    <w:p>
+      <w:r>
+        <w:t xml:space="preserve">[ ] Memahami kapan exploitation </w:t>
+      </w:r>
+      <w:r>
+        <w:rPr>
+          <w:b/>
+        </w:rPr>
+        <w:t xml:space="preserve">tidak</w:t>
+      </w:r>
+      <w:r>
+        <w:t xml:space="preserve"> diperlukan untuk vulnerability assessment.</w:t>
+      </w:r>
+    </w:p>
+    <w:p>
+      <w:pPr>
+        <w:pStyle w:val="Heading1"/>
+      </w:pPr>
+      <w:r>
+        <w:t xml:space="preserve">26. Deliverables</w:t>
+      </w:r>
+    </w:p>
+    <w:tbl>
+      <w:tblPr>
+        <w:tblW w:type="auto" w:w="0"/>
+        <w:jc w:val="center"/>
+        <w:tblLayout w:type="autofit"/>
       </w:tblPr>
       <w:tblGrid>
         <w:gridCol w:w="9968"/>
@@ -4451,95 +5796,150 @@
                 <w:color w:val="F9FAFB"/>
                 <w:sz w:val="15"/>
               </w:rPr>
-              <w:t>module09-va/</w:t>
+              <w:t xml:space="preserve">09-vulnerability-assessment/</w:t>
             </w:r>
-            <w:r>
-              <w:br/>
-            </w:r>
+          </w:p>
+          <w:p>
+            <w:pPr>
+              <w:spacing w:after="0" w:line="240" w:lineRule="auto"/>
+            </w:pPr>
             <w:r>
               <w:rPr>
                 <w:rFonts w:ascii="Liberation Mono" w:hAnsi="Liberation Mono"/>
                 <w:color w:val="F9FAFB"/>
                 <w:sz w:val="15"/>
               </w:rPr>
-              <w:t>├── 00-scope/</w:t>
+              <w:t xml:space="preserve">├── README.md</w:t>
             </w:r>
-            <w:r>
-              <w:br/>
-            </w:r>
+          </w:p>
+          <w:p>
+            <w:pPr>
+              <w:spacing w:after="0" w:line="240" w:lineRule="auto"/>
+            </w:pPr>
             <w:r>
               <w:rPr>
                 <w:rFonts w:ascii="Liberation Mono" w:hAnsi="Liberation Mono"/>
                 <w:color w:val="F9FAFB"/>
                 <w:sz w:val="15"/>
               </w:rPr>
-              <w:t>├── 01-target/requirements.txt</w:t>
+              <w:t xml:space="preserve">├── docx/Red-Team-Module-09-Vulnerability-Assessment-Omarchy.docx</w:t>
             </w:r>
-            <w:r>
-              <w:br/>
-            </w:r>
+          </w:p>
+          <w:p>
+            <w:pPr>
+              <w:spacing w:after="0" w:line="240" w:lineRule="auto"/>
+            </w:pPr>
             <w:r>
               <w:rPr>
                 <w:rFonts w:ascii="Liberation Mono" w:hAnsi="Liberation Mono"/>
                 <w:color w:val="F9FAFB"/>
                 <w:sz w:val="15"/>
               </w:rPr>
-              <w:t>├── 02-scans/trivy.json</w:t>
+              <w:t xml:space="preserve">├── pdf/Red-Team-Module-09-Vulnerability-Assessment-Omarchy.pdf</w:t>
             </w:r>
-            <w:r>
-              <w:br/>
-            </w:r>
+          </w:p>
+          <w:p>
+            <w:pPr>
+              <w:spacing w:after="0" w:line="240" w:lineRule="auto"/>
+            </w:pPr>
             <w:r>
               <w:rPr>
                 <w:rFonts w:ascii="Liberation Mono" w:hAnsi="Liberation Mono"/>
                 <w:color w:val="F9FAFB"/>
                 <w:sz w:val="15"/>
               </w:rPr>
-              <w:t>├── 03-normalized/findings.csv</w:t>
+              <w:t xml:space="preserve">└── labs/</w:t>
             </w:r>
-            <w:r>
-              <w:br/>
-            </w:r>
+          </w:p>
+          <w:p>
+            <w:pPr>
+              <w:spacing w:after="0" w:line="240" w:lineRule="auto"/>
+            </w:pPr>
             <w:r>
               <w:rPr>
                 <w:rFonts w:ascii="Liberation Mono" w:hAnsi="Liberation Mono"/>
                 <w:color w:val="F9FAFB"/>
                 <w:sz w:val="15"/>
               </w:rPr>
-              <w:t>├── 04-triage/decisions.csv</w:t>
+              <w:t xml:space="preserve">    ├── va-init.sh          — scaffold workspace + training marker</w:t>
             </w:r>
-            <w:r>
-              <w:br/>
-            </w:r>
+          </w:p>
+          <w:p>
+            <w:pPr>
+              <w:spacing w:after="0" w:line="240" w:lineRule="auto"/>
+            </w:pPr>
             <w:r>
               <w:rPr>
                 <w:rFonts w:ascii="Liberation Mono" w:hAnsi="Liberation Mono"/>
                 <w:color w:val="F9FAFB"/>
                 <w:sz w:val="15"/>
               </w:rPr>
-              <w:t>├── 05-remediation/</w:t>
+              <w:t xml:space="preserve">    ├── make-fixture.sh     — bikin manifest dependency sengaja outdated (tidak dieksekusi)</w:t>
             </w:r>
-            <w:r>
-              <w:br/>
-            </w:r>
+          </w:p>
+          <w:p>
+            <w:pPr>
+              <w:spacing w:after="0" w:line="240" w:lineRule="auto"/>
+            </w:pPr>
             <w:r>
               <w:rPr>
                 <w:rFonts w:ascii="Liberation Mono" w:hAnsi="Liberation Mono"/>
                 <w:color w:val="F9FAFB"/>
                 <w:sz w:val="15"/>
               </w:rPr>
-              <w:t>├── 06-evidence/</w:t>
+              <w:t xml:space="preserve">    ├── run-trivy.sh        — jalankan Trivy, hanya pada path bermarker training</w:t>
             </w:r>
-            <w:r>
-              <w:br/>
-            </w:r>
+          </w:p>
+          <w:p>
+            <w:pPr>
+              <w:spacing w:after="0" w:line="240" w:lineRule="auto"/>
+            </w:pPr>
             <w:r>
               <w:rPr>
                 <w:rFonts w:ascii="Liberation Mono" w:hAnsi="Liberation Mono"/>
                 <w:color w:val="F9FAFB"/>
                 <w:sz w:val="15"/>
               </w:rPr>
-              <w:t>└── 07-summary/vulnerability-summary.md</w:t>
+              <w:t xml:space="preserve">    ├── normalize-trivy.py  — Trivy JSON → CSV findings</w:t>
+            </w:r>
+          </w:p>
+          <w:p>
+            <w:pPr>
+              <w:spacing w:after="0" w:line="240" w:lineRule="auto"/>
+            </w:pPr>
+            <w:r>
+              <w:rPr>
+                <w:rFonts w:ascii="Liberation Mono" w:hAnsi="Liberation Mono"/>
+                <w:color w:val="F9FAFB"/>
+                <w:sz w:val="15"/>
+              </w:rPr>
+              <w:t xml:space="preserve">    ├── finding-note.py     — append baris ke triage decision log (CSV)</w:t>
+            </w:r>
+          </w:p>
+          <w:p>
+            <w:pPr>
+              <w:spacing w:after="0" w:line="240" w:lineRule="auto"/>
+            </w:pPr>
+            <w:r>
+              <w:rPr>
+                <w:rFonts w:ascii="Liberation Mono" w:hAnsi="Liberation Mono"/>
+                <w:color w:val="F9FAFB"/>
+                <w:sz w:val="15"/>
+              </w:rPr>
+              <w:t xml:space="preserve">    ├── remediate-one.py    — update satu pin version di requirements.txt + backup</w:t>
+            </w:r>
+          </w:p>
+          <w:p>
+            <w:pPr>
+              <w:spacing w:after="0" w:line="240" w:lineRule="auto"/>
+            </w:pPr>
+            <w:r>
+              <w:rPr>
+                <w:rFonts w:ascii="Liberation Mono" w:hAnsi="Liberation Mono"/>
+                <w:color w:val="F9FAFB"/>
+                <w:sz w:val="15"/>
+              </w:rPr>
+              <w:t xml:space="preserve">    └── evidence-manifest.sh — SHA-256 manifest untuk scans/normalized/triage</w:t>
             </w:r>
           </w:p>
         </w:tc>
@@ -4547,180 +5947,10 @@
     </w:tbl>
     <w:p>
       <w:pPr>
-        <w:spacing w:after="20"/>
-      </w:pPr>
-    </w:p>
-    <w:p>
-      <w:r>
-        <w:rPr>
-          <w:rFonts w:ascii="Liberation Sans" w:hAnsi="Liberation Sans"/>
-          <w:b w:val="0"/>
-        </w:rPr>
-        <w:t>Summary minimal: target/component, tool+DB timestamp, candidate finding, manual validation status, severity/vector, exposure/business assumptions, remediation, rescan result, dan remaining uncertainty.</w:t>
-      </w:r>
-    </w:p>
-    <w:p>
-      <w:r>
-        <w:br w:type="page"/>
-      </w:r>
-    </w:p>
-    <w:p>
-      <w:pPr>
         <w:pStyle w:val="Heading1"/>
       </w:pPr>
       <w:r>
-        <w:t>24. Practical Challenge - 45 Menit</w:t>
-      </w:r>
-    </w:p>
-    <w:p>
-      <w:r>
-        <w:rPr>
-          <w:rFonts w:ascii="Liberation Sans" w:hAnsi="Liberation Sans"/>
-          <w:b w:val="0"/>
-        </w:rPr>
-        <w:t>[ ] Buat workspace dan fixture baru.</w:t>
-      </w:r>
-    </w:p>
-    <w:p>
-      <w:r>
-        <w:rPr>
-          <w:rFonts w:ascii="Liberation Sans" w:hAnsi="Liberation Sans"/>
-          <w:b w:val="0"/>
-        </w:rPr>
-        <w:t>[ ] Jalankan Trivy dan simpan raw JSON.</w:t>
-      </w:r>
-    </w:p>
-    <w:p>
-      <w:r>
-        <w:rPr>
-          <w:rFonts w:ascii="Liberation Sans" w:hAnsi="Liberation Sans"/>
-          <w:b w:val="0"/>
-        </w:rPr>
-        <w:t>[ ] Normalize ke CSV.</w:t>
-      </w:r>
-    </w:p>
-    <w:p>
-      <w:r>
-        <w:rPr>
-          <w:rFonts w:ascii="Liberation Sans" w:hAnsi="Liberation Sans"/>
-          <w:b w:val="0"/>
-        </w:rPr>
-        <w:t>[ ] Pilih minimal dua CVE dari package berbeda.</w:t>
-      </w:r>
-    </w:p>
-    <w:p>
-      <w:r>
-        <w:rPr>
-          <w:rFonts w:ascii="Liberation Sans" w:hAnsi="Liberation Sans"/>
-          <w:b w:val="0"/>
-        </w:rPr>
-        <w:t>[ ] Untuk masing-masing: cek authoritative CVE/advisory, affected range, fixed version, CWE bila ada, dan CVSS vector.</w:t>
-      </w:r>
-    </w:p>
-    <w:p>
-      <w:r>
-        <w:rPr>
-          <w:rFonts w:ascii="Liberation Sans" w:hAnsi="Liberation Sans"/>
-          <w:b w:val="0"/>
-        </w:rPr>
-        <w:t>[ ] Tulis satu finding validated/likely dan satu finding needs-more-evidence/not-applicable dengan alasan.</w:t>
-      </w:r>
-    </w:p>
-    <w:p>
-      <w:r>
-        <w:rPr>
-          <w:rFonts w:ascii="Liberation Sans" w:hAnsi="Liberation Sans"/>
-          <w:b w:val="0"/>
-        </w:rPr>
-        <w:t>[ ] Pilih satu dependency dengan fixed version dan lakukan remediation manifest.</w:t>
-      </w:r>
-    </w:p>
-    <w:p>
-      <w:r>
-        <w:rPr>
-          <w:rFonts w:ascii="Liberation Sans" w:hAnsi="Liberation Sans"/>
-          <w:b w:val="0"/>
-        </w:rPr>
-        <w:t>[ ] Rescan dan buktikan before/after.</w:t>
-      </w:r>
-    </w:p>
-    <w:p>
-      <w:r>
-        <w:rPr>
-          <w:rFonts w:ascii="Liberation Sans" w:hAnsi="Liberation Sans"/>
-          <w:b w:val="0"/>
-        </w:rPr>
-        <w:t>[ ] Buat SHA-256 evidence manifest.</w:t>
-      </w:r>
-    </w:p>
-    <w:p>
-      <w:r>
-        <w:rPr>
-          <w:rFonts w:ascii="Liberation Sans" w:hAnsi="Liberation Sans"/>
-          <w:b w:val="0"/>
-        </w:rPr>
-        <w:t>[ ] Tulis summary yang tidak melebih-lebihkan exploitability.</w:t>
-      </w:r>
-    </w:p>
-    <w:tbl>
-      <w:tblPr>
-        <w:tblW w:type="auto" w:w="0"/>
-        <w:jc w:val="center"/>
-        <w:tblLook w:firstColumn="1" w:firstRow="1" w:lastColumn="0" w:lastRow="0" w:noHBand="0" w:noVBand="1" w:val="04A0"/>
-      </w:tblPr>
-      <w:tblGrid>
-        <w:gridCol w:w="9968"/>
-      </w:tblGrid>
-      <w:tr>
-        <w:trPr>
-          <w:cantSplit/>
-        </w:trPr>
-        <w:tc>
-          <w:tcPr>
-            <w:tcW w:type="dxa" w:w="9968"/>
-            <w:shd w:fill="FEF2F2"/>
-            <w:tcMar>
-              <w:top w:w="135" w:type="dxa"/>
-              <w:start w:w="165" w:type="dxa"/>
-              <w:bottom w:w="135" w:type="dxa"/>
-              <w:end w:w="165" w:type="dxa"/>
-            </w:tcMar>
-          </w:tcPr>
-          <w:p>
-            <w:pPr>
-              <w:spacing w:after="60"/>
-            </w:pPr>
-            <w:r>
-              <w:rPr>
-                <w:b/>
-                <w:color w:val="991B1B"/>
-                <w:sz w:val="18"/>
-              </w:rPr>
-              <w:t>Challenge rule</w:t>
-            </w:r>
-          </w:p>
-          <w:p>
-            <w:pPr>
-              <w:spacing w:after="0" w:line="252" w:lineRule="auto"/>
-            </w:pPr>
-            <w:r>
-              <w:t>Lo tidak perlu menjalankan exploit untuk memvalidasi vulnerability assessment dasar. Untuk banyak finding, product/version/configuration/advisory evidence sudah cukup. Exploitation hanya dilakukan nanti jika scope, safety, dan objective engagement memang membutuhkan proof yang lebih dalam.</w:t>
-            </w:r>
-          </w:p>
-        </w:tc>
-      </w:tr>
-    </w:tbl>
-    <w:p>
-      <w:pPr>
-        <w:spacing w:after="20"/>
-      </w:pPr>
-    </w:p>
-    <w:p>
-      <w:pPr>
-        <w:pStyle w:val="Heading1"/>
-      </w:pPr>
-      <w:r>
-        <w:t>25. Common Mistakes</w:t>
+        <w:t xml:space="preserve">27. Cheat Sheet</w:t>
       </w:r>
     </w:p>
     <w:tbl>
@@ -4728,848 +5958,6 @@
         <w:tblW w:type="auto" w:w="0"/>
         <w:jc w:val="center"/>
         <w:tblLayout w:type="autofit"/>
-        <w:tblLook w:firstColumn="1" w:firstRow="1" w:lastColumn="0" w:lastRow="0" w:noHBand="0" w:noVBand="1" w:val="04A0"/>
-        <w:tblBorders>
-          <w:top w:val="single" w:sz="5" w:space="0" w:color="E5E7EB"/>
-          <w:left w:val="single" w:sz="5" w:space="0" w:color="E5E7EB"/>
-          <w:bottom w:val="single" w:sz="5" w:space="0" w:color="E5E7EB"/>
-          <w:right w:val="single" w:sz="5" w:space="0" w:color="E5E7EB"/>
-          <w:insideH w:val="single" w:sz="5" w:space="0" w:color="E5E7EB"/>
-          <w:insideV w:val="single" w:sz="5" w:space="0" w:color="E5E7EB"/>
-        </w:tblBorders>
-      </w:tblPr>
-      <w:tblGrid>
-        <w:gridCol w:w="3323"/>
-        <w:gridCol w:w="3323"/>
-        <w:gridCol w:w="3323"/>
-      </w:tblGrid>
-      <w:tr>
-        <w:tc>
-          <w:tcPr>
-            <w:tcW w:type="dxa" w:w="3323"/>
-            <w:shd w:fill="111827"/>
-            <w:tcMar>
-              <w:top w:w="85" w:type="dxa"/>
-              <w:start w:w="90" w:type="dxa"/>
-              <w:bottom w:w="85" w:type="dxa"/>
-              <w:end w:w="90" w:type="dxa"/>
-            </w:tcMar>
-            <w:vAlign w:val="center"/>
-          </w:tcPr>
-          <w:p>
-            <w:pPr>
-              <w:spacing w:after="0"/>
-            </w:pPr>
-            <w:r>
-              <w:rPr>
-                <w:b/>
-                <w:color w:val="FFFFFF"/>
-                <w:sz w:val="15"/>
-              </w:rPr>
-              <w:t>Kesalahan</w:t>
-            </w:r>
-          </w:p>
-        </w:tc>
-        <w:tc>
-          <w:tcPr>
-            <w:tcW w:type="dxa" w:w="3323"/>
-            <w:shd w:fill="111827"/>
-            <w:tcMar>
-              <w:top w:w="85" w:type="dxa"/>
-              <w:start w:w="90" w:type="dxa"/>
-              <w:bottom w:w="85" w:type="dxa"/>
-              <w:end w:w="90" w:type="dxa"/>
-            </w:tcMar>
-            <w:vAlign w:val="center"/>
-          </w:tcPr>
-          <w:p>
-            <w:pPr>
-              <w:spacing w:after="0"/>
-            </w:pPr>
-            <w:r>
-              <w:rPr>
-                <w:b/>
-                <w:color w:val="FFFFFF"/>
-                <w:sz w:val="15"/>
-              </w:rPr>
-              <w:t>Impact</w:t>
-            </w:r>
-          </w:p>
-        </w:tc>
-        <w:tc>
-          <w:tcPr>
-            <w:tcW w:type="dxa" w:w="3323"/>
-            <w:shd w:fill="111827"/>
-            <w:tcMar>
-              <w:top w:w="85" w:type="dxa"/>
-              <w:start w:w="90" w:type="dxa"/>
-              <w:bottom w:w="85" w:type="dxa"/>
-              <w:end w:w="90" w:type="dxa"/>
-            </w:tcMar>
-            <w:vAlign w:val="center"/>
-          </w:tcPr>
-          <w:p>
-            <w:pPr>
-              <w:spacing w:after="0"/>
-            </w:pPr>
-            <w:r>
-              <w:rPr>
-                <w:b/>
-                <w:color w:val="FFFFFF"/>
-                <w:sz w:val="15"/>
-              </w:rPr>
-              <w:t>Perbaikan</w:t>
-            </w:r>
-          </w:p>
-        </w:tc>
-      </w:tr>
-      <w:tr>
-        <w:tc>
-          <w:tcPr>
-            <w:tcW w:type="dxa" w:w="3323"/>
-            <w:tcMar>
-              <w:top w:w="70" w:type="dxa"/>
-              <w:start w:w="80" w:type="dxa"/>
-              <w:bottom w:w="70" w:type="dxa"/>
-              <w:end w:w="80" w:type="dxa"/>
-            </w:tcMar>
-          </w:tcPr>
-          <w:p>
-            <w:pPr>
-              <w:spacing w:after="0"/>
-            </w:pPr>
-            <w:r>
-              <w:rPr>
-                <w:sz w:val="15"/>
-              </w:rPr>
-              <w:t>CVSS = risk</w:t>
-            </w:r>
-          </w:p>
-        </w:tc>
-        <w:tc>
-          <w:tcPr>
-            <w:tcW w:type="dxa" w:w="3323"/>
-            <w:tcMar>
-              <w:top w:w="70" w:type="dxa"/>
-              <w:start w:w="80" w:type="dxa"/>
-              <w:bottom w:w="70" w:type="dxa"/>
-              <w:end w:w="80" w:type="dxa"/>
-            </w:tcMar>
-          </w:tcPr>
-          <w:p>
-            <w:pPr>
-              <w:spacing w:after="0"/>
-            </w:pPr>
-            <w:r>
-              <w:rPr>
-                <w:sz w:val="15"/>
-              </w:rPr>
-              <w:t>Prioritas salah</w:t>
-            </w:r>
-          </w:p>
-        </w:tc>
-        <w:tc>
-          <w:tcPr>
-            <w:tcW w:type="dxa" w:w="3323"/>
-            <w:tcMar>
-              <w:top w:w="70" w:type="dxa"/>
-              <w:start w:w="80" w:type="dxa"/>
-              <w:bottom w:w="70" w:type="dxa"/>
-              <w:end w:w="80" w:type="dxa"/>
-            </w:tcMar>
-          </w:tcPr>
-          <w:p>
-            <w:pPr>
-              <w:spacing w:after="0"/>
-            </w:pPr>
-            <w:r>
-              <w:rPr>
-                <w:sz w:val="15"/>
-              </w:rPr>
-              <w:t>Gabungkan severity dengan threat/exposure/business context.</w:t>
-            </w:r>
-          </w:p>
-        </w:tc>
-      </w:tr>
-      <w:tr>
-        <w:tc>
-          <w:tcPr>
-            <w:tcW w:type="dxa" w:w="3323"/>
-            <w:tcMar>
-              <w:top w:w="70" w:type="dxa"/>
-              <w:start w:w="80" w:type="dxa"/>
-              <w:bottom w:w="70" w:type="dxa"/>
-              <w:end w:w="80" w:type="dxa"/>
-            </w:tcMar>
-          </w:tcPr>
-          <w:p>
-            <w:pPr>
-              <w:spacing w:after="0"/>
-            </w:pPr>
-            <w:r>
-              <w:rPr>
-                <w:sz w:val="15"/>
-              </w:rPr>
-              <w:t>Version match = vulnerable</w:t>
-            </w:r>
-          </w:p>
-        </w:tc>
-        <w:tc>
-          <w:tcPr>
-            <w:tcW w:type="dxa" w:w="3323"/>
-            <w:tcMar>
-              <w:top w:w="70" w:type="dxa"/>
-              <w:start w:w="80" w:type="dxa"/>
-              <w:bottom w:w="70" w:type="dxa"/>
-              <w:end w:w="80" w:type="dxa"/>
-            </w:tcMar>
-          </w:tcPr>
-          <w:p>
-            <w:pPr>
-              <w:spacing w:after="0"/>
-            </w:pPr>
-            <w:r>
-              <w:rPr>
-                <w:sz w:val="15"/>
-              </w:rPr>
-              <w:t>False positive</w:t>
-            </w:r>
-          </w:p>
-        </w:tc>
-        <w:tc>
-          <w:tcPr>
-            <w:tcW w:type="dxa" w:w="3323"/>
-            <w:tcMar>
-              <w:top w:w="70" w:type="dxa"/>
-              <w:start w:w="80" w:type="dxa"/>
-              <w:bottom w:w="70" w:type="dxa"/>
-              <w:end w:w="80" w:type="dxa"/>
-            </w:tcMar>
-          </w:tcPr>
-          <w:p>
-            <w:pPr>
-              <w:spacing w:after="0"/>
-            </w:pPr>
-            <w:r>
-              <w:rPr>
-                <w:sz w:val="15"/>
-              </w:rPr>
-              <w:t>Cek vendor advisory, backport, config, reachability.</w:t>
-            </w:r>
-          </w:p>
-        </w:tc>
-      </w:tr>
-      <w:tr>
-        <w:tc>
-          <w:tcPr>
-            <w:tcW w:type="dxa" w:w="3323"/>
-            <w:tcMar>
-              <w:top w:w="70" w:type="dxa"/>
-              <w:start w:w="80" w:type="dxa"/>
-              <w:bottom w:w="70" w:type="dxa"/>
-              <w:end w:w="80" w:type="dxa"/>
-            </w:tcMar>
-          </w:tcPr>
-          <w:p>
-            <w:pPr>
-              <w:spacing w:after="0"/>
-            </w:pPr>
-            <w:r>
-              <w:rPr>
-                <w:sz w:val="15"/>
-              </w:rPr>
-              <w:t>Ignore fixed version</w:t>
-            </w:r>
-          </w:p>
-        </w:tc>
-        <w:tc>
-          <w:tcPr>
-            <w:tcW w:type="dxa" w:w="3323"/>
-            <w:tcMar>
-              <w:top w:w="70" w:type="dxa"/>
-              <w:start w:w="80" w:type="dxa"/>
-              <w:bottom w:w="70" w:type="dxa"/>
-              <w:end w:w="80" w:type="dxa"/>
-            </w:tcMar>
-          </w:tcPr>
-          <w:p>
-            <w:pPr>
-              <w:spacing w:after="0"/>
-            </w:pPr>
-            <w:r>
-              <w:rPr>
-                <w:sz w:val="15"/>
-              </w:rPr>
-              <w:t>Finding tidak actionable</w:t>
-            </w:r>
-          </w:p>
-        </w:tc>
-        <w:tc>
-          <w:tcPr>
-            <w:tcW w:type="dxa" w:w="3323"/>
-            <w:tcMar>
-              <w:top w:w="70" w:type="dxa"/>
-              <w:start w:w="80" w:type="dxa"/>
-              <w:bottom w:w="70" w:type="dxa"/>
-              <w:end w:w="80" w:type="dxa"/>
-            </w:tcMar>
-          </w:tcPr>
-          <w:p>
-            <w:pPr>
-              <w:spacing w:after="0"/>
-            </w:pPr>
-            <w:r>
-              <w:rPr>
-                <w:sz w:val="15"/>
-              </w:rPr>
-              <w:t>Selalu capture remediation source/fixed version.</w:t>
-            </w:r>
-          </w:p>
-        </w:tc>
-      </w:tr>
-      <w:tr>
-        <w:tc>
-          <w:tcPr>
-            <w:tcW w:type="dxa" w:w="3323"/>
-            <w:tcMar>
-              <w:top w:w="70" w:type="dxa"/>
-              <w:start w:w="80" w:type="dxa"/>
-              <w:bottom w:w="70" w:type="dxa"/>
-              <w:end w:w="80" w:type="dxa"/>
-            </w:tcMar>
-          </w:tcPr>
-          <w:p>
-            <w:pPr>
-              <w:spacing w:after="0"/>
-            </w:pPr>
-            <w:r>
-              <w:rPr>
-                <w:sz w:val="15"/>
-              </w:rPr>
-              <w:t>Scan DB stale</w:t>
-            </w:r>
-          </w:p>
-        </w:tc>
-        <w:tc>
-          <w:tcPr>
-            <w:tcW w:type="dxa" w:w="3323"/>
-            <w:tcMar>
-              <w:top w:w="70" w:type="dxa"/>
-              <w:start w:w="80" w:type="dxa"/>
-              <w:bottom w:w="70" w:type="dxa"/>
-              <w:end w:w="80" w:type="dxa"/>
-            </w:tcMar>
-          </w:tcPr>
-          <w:p>
-            <w:pPr>
-              <w:spacing w:after="0"/>
-            </w:pPr>
-            <w:r>
-              <w:rPr>
-                <w:sz w:val="15"/>
-              </w:rPr>
-              <w:t>Miss/incorrect findings</w:t>
-            </w:r>
-          </w:p>
-        </w:tc>
-        <w:tc>
-          <w:tcPr>
-            <w:tcW w:type="dxa" w:w="3323"/>
-            <w:tcMar>
-              <w:top w:w="70" w:type="dxa"/>
-              <w:start w:w="80" w:type="dxa"/>
-              <w:bottom w:w="70" w:type="dxa"/>
-              <w:end w:w="80" w:type="dxa"/>
-            </w:tcMar>
-          </w:tcPr>
-          <w:p>
-            <w:pPr>
-              <w:spacing w:after="0"/>
-            </w:pPr>
-            <w:r>
-              <w:rPr>
-                <w:sz w:val="15"/>
-              </w:rPr>
-              <w:t>Catat DB/tool timestamp dan update sesuai policy.</w:t>
-            </w:r>
-          </w:p>
-        </w:tc>
-      </w:tr>
-      <w:tr>
-        <w:tc>
-          <w:tcPr>
-            <w:tcW w:type="dxa" w:w="3323"/>
-            <w:tcMar>
-              <w:top w:w="70" w:type="dxa"/>
-              <w:start w:w="80" w:type="dxa"/>
-              <w:bottom w:w="70" w:type="dxa"/>
-              <w:end w:w="80" w:type="dxa"/>
-            </w:tcMar>
-          </w:tcPr>
-          <w:p>
-            <w:pPr>
-              <w:spacing w:after="0"/>
-            </w:pPr>
-            <w:r>
-              <w:rPr>
-                <w:sz w:val="15"/>
-              </w:rPr>
-              <w:t>Unauth scan dianggap lengkap</w:t>
-            </w:r>
-          </w:p>
-        </w:tc>
-        <w:tc>
-          <w:tcPr>
-            <w:tcW w:type="dxa" w:w="3323"/>
-            <w:tcMar>
-              <w:top w:w="70" w:type="dxa"/>
-              <w:start w:w="80" w:type="dxa"/>
-              <w:bottom w:w="70" w:type="dxa"/>
-              <w:end w:w="80" w:type="dxa"/>
-            </w:tcMar>
-          </w:tcPr>
-          <w:p>
-            <w:pPr>
-              <w:spacing w:after="0"/>
-            </w:pPr>
-            <w:r>
-              <w:rPr>
-                <w:sz w:val="15"/>
-              </w:rPr>
-              <w:t>False sense of coverage</w:t>
-            </w:r>
-          </w:p>
-        </w:tc>
-        <w:tc>
-          <w:tcPr>
-            <w:tcW w:type="dxa" w:w="3323"/>
-            <w:tcMar>
-              <w:top w:w="70" w:type="dxa"/>
-              <w:start w:w="80" w:type="dxa"/>
-              <w:bottom w:w="70" w:type="dxa"/>
-              <w:end w:w="80" w:type="dxa"/>
-            </w:tcMar>
-          </w:tcPr>
-          <w:p>
-            <w:pPr>
-              <w:spacing w:after="0"/>
-            </w:pPr>
-            <w:r>
-              <w:rPr>
-                <w:sz w:val="15"/>
-              </w:rPr>
-              <w:t>Pahami visibility dan gunakan authenticated/local evidence bila authorized.</w:t>
-            </w:r>
-          </w:p>
-        </w:tc>
-      </w:tr>
-      <w:tr>
-        <w:tc>
-          <w:tcPr>
-            <w:tcW w:type="dxa" w:w="3323"/>
-            <w:tcMar>
-              <w:top w:w="70" w:type="dxa"/>
-              <w:start w:w="80" w:type="dxa"/>
-              <w:bottom w:w="70" w:type="dxa"/>
-              <w:end w:w="80" w:type="dxa"/>
-            </w:tcMar>
-          </w:tcPr>
-          <w:p>
-            <w:pPr>
-              <w:spacing w:after="0"/>
-            </w:pPr>
-            <w:r>
-              <w:rPr>
-                <w:sz w:val="15"/>
-              </w:rPr>
-              <w:t>Menjalankan exploit untuk semua CVE</w:t>
-            </w:r>
-          </w:p>
-        </w:tc>
-        <w:tc>
-          <w:tcPr>
-            <w:tcW w:type="dxa" w:w="3323"/>
-            <w:tcMar>
-              <w:top w:w="70" w:type="dxa"/>
-              <w:start w:w="80" w:type="dxa"/>
-              <w:bottom w:w="70" w:type="dxa"/>
-              <w:end w:w="80" w:type="dxa"/>
-            </w:tcMar>
-          </w:tcPr>
-          <w:p>
-            <w:pPr>
-              <w:spacing w:after="0"/>
-            </w:pPr>
-            <w:r>
-              <w:rPr>
-                <w:sz w:val="15"/>
-              </w:rPr>
-              <w:t>Operational risk</w:t>
-            </w:r>
-          </w:p>
-        </w:tc>
-        <w:tc>
-          <w:tcPr>
-            <w:tcW w:type="dxa" w:w="3323"/>
-            <w:tcMar>
-              <w:top w:w="70" w:type="dxa"/>
-              <w:start w:w="80" w:type="dxa"/>
-              <w:bottom w:w="70" w:type="dxa"/>
-              <w:end w:w="80" w:type="dxa"/>
-            </w:tcMar>
-          </w:tcPr>
-          <w:p>
-            <w:pPr>
-              <w:spacing w:after="0"/>
-            </w:pPr>
-            <w:r>
-              <w:rPr>
-                <w:sz w:val="15"/>
-              </w:rPr>
-              <w:t>Gunakan least-invasive validation evidence lebih dulu.</w:t>
-            </w:r>
-          </w:p>
-        </w:tc>
-      </w:tr>
-      <w:tr>
-        <w:tc>
-          <w:tcPr>
-            <w:tcW w:type="dxa" w:w="3323"/>
-            <w:tcMar>
-              <w:top w:w="70" w:type="dxa"/>
-              <w:start w:w="80" w:type="dxa"/>
-              <w:bottom w:w="70" w:type="dxa"/>
-              <w:end w:w="80" w:type="dxa"/>
-            </w:tcMar>
-          </w:tcPr>
-          <w:p>
-            <w:pPr>
-              <w:spacing w:after="0"/>
-            </w:pPr>
-            <w:r>
-              <w:rPr>
-                <w:sz w:val="15"/>
-              </w:rPr>
-              <w:t>Close ticket setelah patch deploy</w:t>
-            </w:r>
-          </w:p>
-        </w:tc>
-        <w:tc>
-          <w:tcPr>
-            <w:tcW w:type="dxa" w:w="3323"/>
-            <w:tcMar>
-              <w:top w:w="70" w:type="dxa"/>
-              <w:start w:w="80" w:type="dxa"/>
-              <w:bottom w:w="70" w:type="dxa"/>
-              <w:end w:w="80" w:type="dxa"/>
-            </w:tcMar>
-          </w:tcPr>
-          <w:p>
-            <w:pPr>
-              <w:spacing w:after="0"/>
-            </w:pPr>
-            <w:r>
-              <w:rPr>
-                <w:sz w:val="15"/>
-              </w:rPr>
-              <w:t>Belum terbukti</w:t>
-            </w:r>
-          </w:p>
-        </w:tc>
-        <w:tc>
-          <w:tcPr>
-            <w:tcW w:type="dxa" w:w="3323"/>
-            <w:tcMar>
-              <w:top w:w="70" w:type="dxa"/>
-              <w:start w:w="80" w:type="dxa"/>
-              <w:bottom w:w="70" w:type="dxa"/>
-              <w:end w:w="80" w:type="dxa"/>
-            </w:tcMar>
-          </w:tcPr>
-          <w:p>
-            <w:pPr>
-              <w:spacing w:after="0"/>
-            </w:pPr>
-            <w:r>
-              <w:rPr>
-                <w:sz w:val="15"/>
-              </w:rPr>
-              <w:t>Rescan/retest dan simpan before/after evidence.</w:t>
-            </w:r>
-          </w:p>
-        </w:tc>
-      </w:tr>
-      <w:tr>
-        <w:tc>
-          <w:tcPr>
-            <w:tcW w:type="dxa" w:w="3323"/>
-            <w:tcMar>
-              <w:top w:w="70" w:type="dxa"/>
-              <w:start w:w="80" w:type="dxa"/>
-              <w:bottom w:w="70" w:type="dxa"/>
-              <w:end w:w="80" w:type="dxa"/>
-            </w:tcMar>
-          </w:tcPr>
-          <w:p>
-            <w:pPr>
-              <w:spacing w:after="0"/>
-            </w:pPr>
-            <w:r>
-              <w:rPr>
-                <w:sz w:val="15"/>
-              </w:rPr>
-              <w:t>Suppress tanpa rationale</w:t>
-            </w:r>
-          </w:p>
-        </w:tc>
-        <w:tc>
-          <w:tcPr>
-            <w:tcW w:type="dxa" w:w="3323"/>
-            <w:tcMar>
-              <w:top w:w="70" w:type="dxa"/>
-              <w:start w:w="80" w:type="dxa"/>
-              <w:bottom w:w="70" w:type="dxa"/>
-              <w:end w:w="80" w:type="dxa"/>
-            </w:tcMar>
-          </w:tcPr>
-          <w:p>
-            <w:pPr>
-              <w:spacing w:after="0"/>
-            </w:pPr>
-            <w:r>
-              <w:rPr>
-                <w:sz w:val="15"/>
-              </w:rPr>
-              <w:t>Risk tersembunyi</w:t>
-            </w:r>
-          </w:p>
-        </w:tc>
-        <w:tc>
-          <w:tcPr>
-            <w:tcW w:type="dxa" w:w="3323"/>
-            <w:tcMar>
-              <w:top w:w="70" w:type="dxa"/>
-              <w:start w:w="80" w:type="dxa"/>
-              <w:bottom w:w="70" w:type="dxa"/>
-              <w:end w:w="80" w:type="dxa"/>
-            </w:tcMar>
-          </w:tcPr>
-          <w:p>
-            <w:pPr>
-              <w:spacing w:after="0"/>
-            </w:pPr>
-            <w:r>
-              <w:rPr>
-                <w:sz w:val="15"/>
-              </w:rPr>
-              <w:t>Owner, reason, expiry, compensating controls harus jelas.</w:t>
-            </w:r>
-          </w:p>
-        </w:tc>
-      </w:tr>
-    </w:tbl>
-    <w:p>
-      <w:pPr>
-        <w:spacing w:after="20"/>
-      </w:pPr>
-    </w:p>
-    <w:p>
-      <w:pPr>
-        <w:pStyle w:val="Heading1"/>
-      </w:pPr>
-      <w:r>
-        <w:t>26. Knowledge Check</w:t>
-      </w:r>
-    </w:p>
-    <w:p>
-      <w:r>
-        <w:rPr>
-          <w:rFonts w:ascii="Liberation Sans" w:hAnsi="Liberation Sans"/>
-          <w:b w:val="0"/>
-        </w:rPr>
-        <w:t>1. Apa beda CWE dan CVE?</w:t>
-      </w:r>
-    </w:p>
-    <w:p>
-      <w:r>
-        <w:rPr>
-          <w:rFonts w:ascii="Liberation Sans" w:hAnsi="Liberation Sans"/>
-          <w:b w:val="0"/>
-        </w:rPr>
-        <w:t>2. Kenapa NVD mengatakan CVSS bukan risk score?</w:t>
-      </w:r>
-    </w:p>
-    <w:p>
-      <w:r>
-        <w:rPr>
-          <w:rFonts w:ascii="Liberation Sans" w:hAnsi="Liberation Sans"/>
-          <w:b w:val="0"/>
-        </w:rPr>
-        <w:t>3. Apa bedanya presence, applicability, reachability, dan exploitability?</w:t>
-      </w:r>
-    </w:p>
-    <w:p>
-      <w:r>
-        <w:rPr>
-          <w:rFonts w:ascii="Liberation Sans" w:hAnsi="Liberation Sans"/>
-          <w:b w:val="0"/>
-        </w:rPr>
-        <w:t>4. Kenapa vendor backport dapat membuat version-only matching salah?</w:t>
-      </w:r>
-    </w:p>
-    <w:p>
-      <w:r>
-        <w:rPr>
-          <w:rFonts w:ascii="Liberation Sans" w:hAnsi="Liberation Sans"/>
-          <w:b w:val="0"/>
-        </w:rPr>
-        <w:t>5. Apa beda authenticated dan unauthenticated vulnerability scan?</w:t>
-      </w:r>
-    </w:p>
-    <w:p>
-      <w:r>
-        <w:rPr>
-          <w:rFonts w:ascii="Liberation Sans" w:hAnsi="Liberation Sans"/>
-          <w:b w:val="0"/>
-        </w:rPr>
-        <w:t>6. Kapan finding bisa dianggap not-applicable?</w:t>
-      </w:r>
-    </w:p>
-    <w:p>
-      <w:r>
-        <w:rPr>
-          <w:rFonts w:ascii="Liberation Sans" w:hAnsi="Liberation Sans"/>
-          <w:b w:val="0"/>
-        </w:rPr>
-        <w:t>7. Kenapa KEV mempengaruhi prioritization?</w:t>
-      </w:r>
-    </w:p>
-    <w:p>
-      <w:r>
-        <w:rPr>
-          <w:rFonts w:ascii="Liberation Sans" w:hAnsi="Liberation Sans"/>
-          <w:b w:val="0"/>
-        </w:rPr>
-        <w:t>8. Apa fungsi fixed version dalam remediation workflow?</w:t>
-      </w:r>
-    </w:p>
-    <w:p>
-      <w:r>
-        <w:rPr>
-          <w:rFonts w:ascii="Liberation Sans" w:hAnsi="Liberation Sans"/>
-          <w:b w:val="0"/>
-        </w:rPr>
-        <w:t>9. Kenapa raw JSON scanner tetap disimpan setelah dibuat CSV?</w:t>
-      </w:r>
-    </w:p>
-    <w:p>
-      <w:r>
-        <w:rPr>
-          <w:rFonts w:ascii="Liberation Sans" w:hAnsi="Liberation Sans"/>
-          <w:b w:val="0"/>
-        </w:rPr>
-        <w:t>10. Apa bukti minimum untuk menutup finding setelah patch?</w:t>
-      </w:r>
-    </w:p>
-    <w:p>
-      <w:r>
-        <w:br w:type="page"/>
-      </w:r>
-    </w:p>
-    <w:p>
-      <w:pPr>
-        <w:pStyle w:val="Heading1"/>
-      </w:pPr>
-      <w:r>
-        <w:t>27. Exit Criteria</w:t>
-      </w:r>
-    </w:p>
-    <w:p>
-      <w:r>
-        <w:rPr>
-          <w:rFonts w:ascii="Liberation Sans" w:hAnsi="Liberation Sans"/>
-          <w:b w:val="0"/>
-        </w:rPr>
-        <w:t>[ ] Saya bisa membedakan CWE, CVE, CVSS, NVD, vendor advisory, dan KEV.</w:t>
-      </w:r>
-    </w:p>
-    <w:p>
-      <w:r>
-        <w:rPr>
-          <w:rFonts w:ascii="Liberation Sans" w:hAnsi="Liberation Sans"/>
-          <w:b w:val="0"/>
-        </w:rPr>
-        <w:t>[ ] Saya tidak menyebut scanner hit sebagai confirmed vulnerability tanpa validation.</w:t>
-      </w:r>
-    </w:p>
-    <w:p>
-      <w:r>
-        <w:rPr>
-          <w:rFonts w:ascii="Liberation Sans" w:hAnsi="Liberation Sans"/>
-          <w:b w:val="0"/>
-        </w:rPr>
-        <w:t>[ ] Saya bisa membaca Trivy JSON dan membuat normalized inventory.</w:t>
-      </w:r>
-    </w:p>
-    <w:p>
-      <w:r>
-        <w:rPr>
-          <w:rFonts w:ascii="Liberation Sans" w:hAnsi="Liberation Sans"/>
-          <w:b w:val="0"/>
-        </w:rPr>
-        <w:t>[ ] Saya bisa mencatat score + CVSS vector dan menjelaskan kenapa severity bukan risk tunggal.</w:t>
-      </w:r>
-    </w:p>
-    <w:p>
-      <w:r>
-        <w:rPr>
-          <w:rFonts w:ascii="Liberation Sans" w:hAnsi="Liberation Sans"/>
-          <w:b w:val="0"/>
-        </w:rPr>
-        <w:t>[ ] Saya bisa membuat triage decision dengan evidence/rationale.</w:t>
-      </w:r>
-    </w:p>
-    <w:p>
-      <w:r>
-        <w:rPr>
-          <w:rFonts w:ascii="Liberation Sans" w:hAnsi="Liberation Sans"/>
-          <w:b w:val="0"/>
-        </w:rPr>
-        <w:t>[ ] Saya bisa memperbaiki satu dependency berdasarkan current fixed-version evidence lalu rescan.</w:t>
-      </w:r>
-    </w:p>
-    <w:p>
-      <w:r>
-        <w:rPr>
-          <w:rFonts w:ascii="Liberation Sans" w:hAnsi="Liberation Sans"/>
-          <w:b w:val="0"/>
-        </w:rPr>
-        <w:t>[ ] Saya bisa menjelaskan false positive dan false negative secara realistis.</w:t>
-      </w:r>
-    </w:p>
-    <w:p>
-      <w:r>
-        <w:rPr>
-          <w:rFonts w:ascii="Liberation Sans" w:hAnsi="Liberation Sans"/>
-          <w:b w:val="0"/>
-        </w:rPr>
-        <w:t>[ ] Saya memahami kapan exploitation tidak diperlukan untuk vulnerability assessment.</w:t>
-      </w:r>
-    </w:p>
-    <w:p>
-      <w:pPr>
-        <w:pStyle w:val="Heading1"/>
-      </w:pPr>
-      <w:r>
-        <w:t>28. Cheat Sheet</w:t>
-      </w:r>
-    </w:p>
-    <w:tbl>
-      <w:tblPr>
-        <w:tblW w:type="auto" w:w="0"/>
-        <w:jc w:val="center"/>
-        <w:tblLayout w:type="autofit"/>
-        <w:tblLook w:firstColumn="1" w:firstRow="1" w:lastColumn="0" w:lastRow="0" w:noHBand="0" w:noVBand="1" w:val="04A0"/>
       </w:tblPr>
       <w:tblGrid>
         <w:gridCol w:w="9968"/>
@@ -5599,108 +5987,130 @@
                 <w:color w:val="F9FAFB"/>
                 <w:sz w:val="15"/>
               </w:rPr>
-              <w:t># Install tools</w:t>
+              <w:t xml:space="preserve"># Install tools</w:t>
             </w:r>
-            <w:r>
-              <w:br/>
-            </w:r>
+          </w:p>
+          <w:p>
+            <w:pPr>
+              <w:spacing w:after="0" w:line="240" w:lineRule="auto"/>
+            </w:pPr>
             <w:r>
               <w:rPr>
                 <w:rFonts w:ascii="Liberation Mono" w:hAnsi="Liberation Mono"/>
                 <w:color w:val="F9FAFB"/>
                 <w:sz w:val="15"/>
               </w:rPr>
-              <w:t>omarchy pkg add trivy syft jq python curl</w:t>
+              <w:t xml:space="preserve">omarchy pkg add trivy syft jq python curl</w:t>
             </w:r>
-            <w:r>
-              <w:br/>
-            </w:r>
+          </w:p>
+          <w:p>
+            <w:pPr>
+              <w:spacing w:after="0" w:line="240" w:lineRule="auto"/>
+            </w:pPr>
             <w:r>
               <w:rPr>
                 <w:rFonts w:ascii="Liberation Mono" w:hAnsi="Liberation Mono"/>
                 <w:color w:val="F9FAFB"/>
                 <w:sz w:val="15"/>
               </w:rPr>
+              <w:t xml:space="preserve"> </w:t>
             </w:r>
-            <w:r>
-              <w:br/>
-            </w:r>
+          </w:p>
+          <w:p>
+            <w:pPr>
+              <w:spacing w:after="0" w:line="240" w:lineRule="auto"/>
+            </w:pPr>
             <w:r>
               <w:rPr>
                 <w:rFonts w:ascii="Liberation Mono" w:hAnsi="Liberation Mono"/>
                 <w:color w:val="F9FAFB"/>
                 <w:sz w:val="15"/>
               </w:rPr>
-              <w:t># Workspace + safe fixture</w:t>
+              <w:t xml:space="preserve"># Workspace + safe fixture</w:t>
             </w:r>
-            <w:r>
-              <w:br/>
-            </w:r>
+          </w:p>
+          <w:p>
+            <w:pPr>
+              <w:spacing w:after="0" w:line="240" w:lineRule="auto"/>
+            </w:pPr>
             <w:r>
               <w:rPr>
                 <w:rFonts w:ascii="Liberation Mono" w:hAnsi="Liberation Mono"/>
                 <w:color w:val="F9FAFB"/>
                 <w:sz w:val="15"/>
               </w:rPr>
-              <w:t>./labs/va-init.sh module09-va</w:t>
+              <w:t xml:space="preserve">./labs/va-init.sh module09-va</w:t>
             </w:r>
-            <w:r>
-              <w:br/>
-            </w:r>
+          </w:p>
+          <w:p>
+            <w:pPr>
+              <w:spacing w:after="0" w:line="240" w:lineRule="auto"/>
+            </w:pPr>
             <w:r>
               <w:rPr>
                 <w:rFonts w:ascii="Liberation Mono" w:hAnsi="Liberation Mono"/>
                 <w:color w:val="F9FAFB"/>
                 <w:sz w:val="15"/>
               </w:rPr>
-              <w:t>./labs/make-fixture.sh module09-va</w:t>
+              <w:t xml:space="preserve">./labs/make-fixture.sh module09-va</w:t>
             </w:r>
-            <w:r>
-              <w:br/>
-            </w:r>
+          </w:p>
+          <w:p>
+            <w:pPr>
+              <w:spacing w:after="0" w:line="240" w:lineRule="auto"/>
+            </w:pPr>
             <w:r>
               <w:rPr>
                 <w:rFonts w:ascii="Liberation Mono" w:hAnsi="Liberation Mono"/>
                 <w:color w:val="F9FAFB"/>
                 <w:sz w:val="15"/>
               </w:rPr>
+              <w:t xml:space="preserve"> </w:t>
             </w:r>
-            <w:r>
-              <w:br/>
-            </w:r>
+          </w:p>
+          <w:p>
+            <w:pPr>
+              <w:spacing w:after="0" w:line="240" w:lineRule="auto"/>
+            </w:pPr>
             <w:r>
               <w:rPr>
                 <w:rFonts w:ascii="Liberation Mono" w:hAnsi="Liberation Mono"/>
                 <w:color w:val="F9FAFB"/>
                 <w:sz w:val="15"/>
               </w:rPr>
-              <w:t># Scan</w:t>
+              <w:t xml:space="preserve"># Scan</w:t>
             </w:r>
-            <w:r>
-              <w:br/>
-            </w:r>
+          </w:p>
+          <w:p>
+            <w:pPr>
+              <w:spacing w:after="0" w:line="240" w:lineRule="auto"/>
+            </w:pPr>
             <w:r>
               <w:rPr>
                 <w:rFonts w:ascii="Liberation Mono" w:hAnsi="Liberation Mono"/>
                 <w:color w:val="F9FAFB"/>
                 <w:sz w:val="15"/>
               </w:rPr>
-              <w:t>./labs/run-trivy.sh module09-va</w:t>
+              <w:t xml:space="preserve">./labs/run-trivy.sh module09-va</w:t>
             </w:r>
-            <w:r>
-              <w:br/>
-            </w:r>
+          </w:p>
+          <w:p>
+            <w:pPr>
+              <w:spacing w:after="0" w:line="240" w:lineRule="auto"/>
+            </w:pPr>
             <w:r>
               <w:rPr>
                 <w:rFonts w:ascii="Liberation Mono" w:hAnsi="Liberation Mono"/>
                 <w:color w:val="F9FAFB"/>
                 <w:sz w:val="15"/>
               </w:rPr>
-              <w:t>jq '.Results[] | {Target,Type,count:(.Vulnerabilities // [] | length)}' \</w:t>
+              <w:t xml:space="preserve">jq '.Results[] | {Target,Type,count:(.Vulnerabilities // [] | length)}' \</w:t>
             </w:r>
-            <w:r>
-              <w:br/>
-            </w:r>
+          </w:p>
+          <w:p>
+            <w:pPr>
+              <w:spacing w:after="0" w:line="240" w:lineRule="auto"/>
+            </w:pPr>
             <w:r>
               <w:rPr>
                 <w:rFonts w:ascii="Liberation Mono" w:hAnsi="Liberation Mono"/>
@@ -5709,41 +6119,50 @@
               </w:rPr>
               <w:t xml:space="preserve">  module09-va/02-scans/trivy.json</w:t>
             </w:r>
-            <w:r>
-              <w:br/>
-            </w:r>
+          </w:p>
+          <w:p>
+            <w:pPr>
+              <w:spacing w:after="0" w:line="240" w:lineRule="auto"/>
+            </w:pPr>
             <w:r>
               <w:rPr>
                 <w:rFonts w:ascii="Liberation Mono" w:hAnsi="Liberation Mono"/>
                 <w:color w:val="F9FAFB"/>
                 <w:sz w:val="15"/>
               </w:rPr>
+              <w:t xml:space="preserve"> </w:t>
             </w:r>
-            <w:r>
-              <w:br/>
-            </w:r>
+          </w:p>
+          <w:p>
+            <w:pPr>
+              <w:spacing w:after="0" w:line="240" w:lineRule="auto"/>
+            </w:pPr>
             <w:r>
               <w:rPr>
                 <w:rFonts w:ascii="Liberation Mono" w:hAnsi="Liberation Mono"/>
                 <w:color w:val="F9FAFB"/>
                 <w:sz w:val="15"/>
               </w:rPr>
-              <w:t># Normalize</w:t>
+              <w:t xml:space="preserve"># Normalize</w:t>
             </w:r>
-            <w:r>
-              <w:br/>
-            </w:r>
+          </w:p>
+          <w:p>
+            <w:pPr>
+              <w:spacing w:after="0" w:line="240" w:lineRule="auto"/>
+            </w:pPr>
             <w:r>
               <w:rPr>
                 <w:rFonts w:ascii="Liberation Mono" w:hAnsi="Liberation Mono"/>
                 <w:color w:val="F9FAFB"/>
                 <w:sz w:val="15"/>
               </w:rPr>
-              <w:t>python labs/normalize-trivy.py module09-va/02-scans/trivy.json \</w:t>
+              <w:t xml:space="preserve">python labs/normalize-trivy.py module09-va/02-scans/trivy.json \</w:t>
             </w:r>
-            <w:r>
-              <w:br/>
-            </w:r>
+          </w:p>
+          <w:p>
+            <w:pPr>
+              <w:spacing w:after="0" w:line="240" w:lineRule="auto"/>
+            </w:pPr>
             <w:r>
               <w:rPr>
                 <w:rFonts w:ascii="Liberation Mono" w:hAnsi="Liberation Mono"/>
@@ -5752,41 +6171,50 @@
               </w:rPr>
               <w:t xml:space="preserve">  --output module09-va/03-normalized/findings.csv</w:t>
             </w:r>
-            <w:r>
-              <w:br/>
-            </w:r>
+          </w:p>
+          <w:p>
+            <w:pPr>
+              <w:spacing w:after="0" w:line="240" w:lineRule="auto"/>
+            </w:pPr>
             <w:r>
               <w:rPr>
                 <w:rFonts w:ascii="Liberation Mono" w:hAnsi="Liberation Mono"/>
                 <w:color w:val="F9FAFB"/>
                 <w:sz w:val="15"/>
               </w:rPr>
+              <w:t xml:space="preserve"> </w:t>
             </w:r>
-            <w:r>
-              <w:br/>
-            </w:r>
+          </w:p>
+          <w:p>
+            <w:pPr>
+              <w:spacing w:after="0" w:line="240" w:lineRule="auto"/>
+            </w:pPr>
             <w:r>
               <w:rPr>
                 <w:rFonts w:ascii="Liberation Mono" w:hAnsi="Liberation Mono"/>
                 <w:color w:val="F9FAFB"/>
                 <w:sz w:val="15"/>
               </w:rPr>
-              <w:t># Manual triage log</w:t>
+              <w:t xml:space="preserve"># Manual triage log</w:t>
             </w:r>
-            <w:r>
-              <w:br/>
-            </w:r>
+          </w:p>
+          <w:p>
+            <w:pPr>
+              <w:spacing w:after="0" w:line="240" w:lineRule="auto"/>
+            </w:pPr>
             <w:r>
               <w:rPr>
                 <w:rFonts w:ascii="Liberation Mono" w:hAnsi="Liberation Mono"/>
                 <w:color w:val="F9FAFB"/>
                 <w:sz w:val="15"/>
               </w:rPr>
-              <w:t>python labs/finding-note.py module09-va/04-triage/decisions.csv \</w:t>
+              <w:t xml:space="preserve">python labs/finding-note.py module09-va/04-triage/decisions.csv \</w:t>
             </w:r>
-            <w:r>
-              <w:br/>
-            </w:r>
+          </w:p>
+          <w:p>
+            <w:pPr>
+              <w:spacing w:after="0" w:line="240" w:lineRule="auto"/>
+            </w:pPr>
             <w:r>
               <w:rPr>
                 <w:rFonts w:ascii="Liberation Mono" w:hAnsi="Liberation Mono"/>
@@ -5795,9 +6223,11 @@
               </w:rPr>
               <w:t xml:space="preserve">  --cve CVE-YYYY-NNNN --package PACKAGE \</w:t>
             </w:r>
-            <w:r>
-              <w:br/>
-            </w:r>
+          </w:p>
+          <w:p>
+            <w:pPr>
+              <w:spacing w:after="0" w:line="240" w:lineRule="auto"/>
+            </w:pPr>
             <w:r>
               <w:rPr>
                 <w:rFonts w:ascii="Liberation Mono" w:hAnsi="Liberation Mono"/>
@@ -5806,37 +6236,44 @@
               </w:rPr>
               <w:t xml:space="preserve">  --decision needs-more-evidence --reason "..." --priority P3</w:t>
             </w:r>
-            <w:r>
-              <w:br/>
-            </w:r>
+          </w:p>
+          <w:p>
+            <w:pPr>
+              <w:spacing w:after="0" w:line="240" w:lineRule="auto"/>
+            </w:pPr>
             <w:r>
               <w:rPr>
                 <w:rFonts w:ascii="Liberation Mono" w:hAnsi="Liberation Mono"/>
                 <w:color w:val="F9FAFB"/>
                 <w:sz w:val="15"/>
               </w:rPr>
+              <w:t xml:space="preserve"> </w:t>
             </w:r>
-            <w:r>
-              <w:br/>
-            </w:r>
+          </w:p>
+          <w:p>
+            <w:pPr>
+              <w:spacing w:after="0" w:line="240" w:lineRule="auto"/>
+            </w:pPr>
             <w:r>
               <w:rPr>
                 <w:rFonts w:ascii="Liberation Mono" w:hAnsi="Liberation Mono"/>
                 <w:color w:val="F9FAFB"/>
                 <w:sz w:val="15"/>
               </w:rPr>
-              <w:t># Evidence integrity</w:t>
+              <w:t xml:space="preserve"># Evidence integrity</w:t>
             </w:r>
-            <w:r>
-              <w:br/>
-            </w:r>
+          </w:p>
+          <w:p>
+            <w:pPr>
+              <w:spacing w:after="0" w:line="240" w:lineRule="auto"/>
+            </w:pPr>
             <w:r>
               <w:rPr>
                 <w:rFonts w:ascii="Liberation Mono" w:hAnsi="Liberation Mono"/>
                 <w:color w:val="F9FAFB"/>
                 <w:sz w:val="15"/>
               </w:rPr>
-              <w:t>./labs/evidence-manifest.sh module09-va</w:t>
+              <w:t xml:space="preserve">./labs/evidence-manifest.sh module09-va</w:t>
             </w:r>
           </w:p>
         </w:tc>
@@ -5844,282 +6281,116 @@
     </w:tbl>
     <w:p>
       <w:pPr>
-        <w:spacing w:after="20"/>
-      </w:pPr>
-    </w:p>
-    <w:p>
-      <w:pPr>
         <w:pStyle w:val="Heading1"/>
       </w:pPr>
       <w:r>
-        <w:t>29. Referensi Utama</w:t>
+        <w:t xml:space="preserve">28. References</w:t>
       </w:r>
     </w:p>
     <w:p>
       <w:pPr>
-        <w:spacing w:after="80"/>
+        <w:numPr>
+          <w:numId w:val="1"/>
+        </w:numPr>
       </w:pPr>
       <w:r>
-        <w:rPr>
-          <w:b/>
-        </w:rPr>
-        <w:t>NIST NVD - Vulnerability Detail Pages</w:t>
+        <w:t xml:space="preserve">NIST NVD — Vulnerability Detail Pages — https://nvd.nist.gov/vuln/Vulnerability-Detail-Pages</w:t>
       </w:r>
-      <w:r>
-        <w:t xml:space="preserve"> - NVD enrichment, references, dan reminder bahwa CVSS mengukur severity, bukan risk.</w:t>
-      </w:r>
-      <w:r>
-        <w:br/>
-      </w:r>
-      <w:hyperlink r:id="rId111">
-        <w:r>
-          <w:rPr>
-            <w:color w:val="1D4ED8"/>
-            <w:u w:val="single"/>
-          </w:rPr>
-          <w:t>https://nvd.nist.gov/vuln/Vulnerability-Detail-Pages</w:t>
-        </w:r>
-      </w:hyperlink>
     </w:p>
     <w:p>
       <w:pPr>
-        <w:spacing w:after="80"/>
+        <w:numPr>
+          <w:numId w:val="1"/>
+        </w:numPr>
       </w:pPr>
       <w:r>
-        <w:rPr>
-          <w:b/>
-        </w:rPr>
-        <w:t>FIRST - CVSS v4.0 User Guide</w:t>
+        <w:t xml:space="preserve">FIRST — CVSS v4.0 User Guide — https://www.first.org/cvss/v4.0/user-guide</w:t>
       </w:r>
-      <w:r>
-        <w:t xml:space="preserve"> - Base, Threat, Environmental, Supplemental metrics dan scoring guidance.</w:t>
-      </w:r>
-      <w:r>
-        <w:br/>
-      </w:r>
-      <w:hyperlink r:id="rId112">
-        <w:r>
-          <w:rPr>
-            <w:color w:val="1D4ED8"/>
-            <w:u w:val="single"/>
-          </w:rPr>
-          <w:t>https://www.first.org/cvss/v4.0/user-guide</w:t>
-        </w:r>
-      </w:hyperlink>
     </w:p>
     <w:p>
       <w:pPr>
-        <w:spacing w:after="80"/>
+        <w:numPr>
+          <w:numId w:val="1"/>
+        </w:numPr>
       </w:pPr>
       <w:r>
-        <w:rPr>
-          <w:b/>
-        </w:rPr>
-        <w:t>MITRE CWE - FAQ</w:t>
+        <w:t xml:space="preserve">MITRE CWE — FAQ — https://cwe.mitre.org/about/faq</w:t>
       </w:r>
-      <w:r>
-        <w:t xml:space="preserve"> - Definisi weakness serta perbedaan weakness vs vulnerability.</w:t>
-      </w:r>
-      <w:r>
-        <w:br/>
-      </w:r>
-      <w:hyperlink r:id="rId113">
-        <w:r>
-          <w:rPr>
-            <w:color w:val="1D4ED8"/>
-            <w:u w:val="single"/>
-          </w:rPr>
-          <w:t>https://cwe.mitre.org/about/faq</w:t>
-        </w:r>
-      </w:hyperlink>
     </w:p>
     <w:p>
       <w:pPr>
-        <w:spacing w:after="80"/>
+        <w:numPr>
+          <w:numId w:val="1"/>
+        </w:numPr>
       </w:pPr>
       <w:r>
-        <w:rPr>
-          <w:b/>
-        </w:rPr>
-        <w:t>CVE Program - Glossary</w:t>
+        <w:t xml:space="preserve">CVE Program — Glossary — https://www.cve.org/ResourcesSupport/Glossary</w:t>
       </w:r>
-      <w:r>
-        <w:t xml:space="preserve"> - CVE ID, CVE Record, CNA, dan terminology resmi CVE Program.</w:t>
-      </w:r>
-      <w:r>
-        <w:br/>
-      </w:r>
-      <w:hyperlink r:id="rId114">
-        <w:r>
-          <w:rPr>
-            <w:color w:val="1D4ED8"/>
-            <w:u w:val="single"/>
-          </w:rPr>
-          <w:t>https://www.cve.org/ResourcesSupport/Glossary</w:t>
-        </w:r>
-      </w:hyperlink>
     </w:p>
     <w:p>
       <w:pPr>
-        <w:spacing w:after="80"/>
+        <w:numPr>
+          <w:numId w:val="1"/>
+        </w:numPr>
       </w:pPr>
       <w:r>
-        <w:rPr>
-          <w:b/>
-        </w:rPr>
-        <w:t>CISA - Known Exploited Vulnerabilities Catalog</w:t>
+        <w:t xml:space="preserve">CISA — Known Exploited Vulnerabilities Catalog — https://www.cisa.gov/known-exploited-vulnerabilities-catalog</w:t>
       </w:r>
-      <w:r>
-        <w:t xml:space="preserve"> - Prioritization signal untuk vulnerabilities yang known exploited.</w:t>
-      </w:r>
-      <w:r>
-        <w:br/>
-      </w:r>
-      <w:hyperlink r:id="rId115">
-        <w:r>
-          <w:rPr>
-            <w:color w:val="1D4ED8"/>
-            <w:u w:val="single"/>
-          </w:rPr>
-          <w:t>https://www.cisa.gov/known-exploited-vulnerabilities-catalog</w:t>
-        </w:r>
-      </w:hyperlink>
     </w:p>
     <w:p>
       <w:pPr>
-        <w:spacing w:after="80"/>
+        <w:numPr>
+          <w:numId w:val="1"/>
+        </w:numPr>
       </w:pPr>
       <w:r>
-        <w:rPr>
-          <w:b/>
-        </w:rPr>
-        <w:t>Trivy - Vulnerability Scanning</w:t>
+        <w:t xml:space="preserve">Trivy — Vulnerability Scanning — https://trivy.dev/docs/latest/scanner/vulnerability/</w:t>
       </w:r>
-      <w:r>
-        <w:t xml:space="preserve"> - Coverage dan data sources Trivy.</w:t>
-      </w:r>
-      <w:r>
-        <w:br/>
-      </w:r>
-      <w:hyperlink r:id="rId116">
-        <w:r>
-          <w:rPr>
-            <w:color w:val="1D4ED8"/>
-            <w:u w:val="single"/>
-          </w:rPr>
-          <w:t>https://trivy.dev/docs/latest/scanner/vulnerability/</w:t>
-        </w:r>
-      </w:hyperlink>
     </w:p>
     <w:p>
       <w:pPr>
-        <w:spacing w:after="80"/>
+        <w:numPr>
+          <w:numId w:val="1"/>
+        </w:numPr>
       </w:pPr>
       <w:r>
-        <w:rPr>
-          <w:b/>
-        </w:rPr>
-        <w:t>Arch Linux - trivy package</w:t>
+        <w:t xml:space="preserve">Arch Linux — trivy package — https://archlinux.org/packages/extra/x86_64/trivy/</w:t>
       </w:r>
-      <w:r>
-        <w:t xml:space="preserve"> - Trivy tersedia di repository resmi Arch.</w:t>
-      </w:r>
-      <w:r>
-        <w:br/>
-      </w:r>
-      <w:hyperlink r:id="rId117">
-        <w:r>
-          <w:rPr>
-            <w:color w:val="1D4ED8"/>
-            <w:u w:val="single"/>
-          </w:rPr>
-          <w:t>https://archlinux.org/packages/extra/x86_64/trivy/</w:t>
-        </w:r>
-      </w:hyperlink>
     </w:p>
     <w:p>
       <w:pPr>
-        <w:spacing w:after="80"/>
+        <w:numPr>
+          <w:numId w:val="1"/>
+        </w:numPr>
       </w:pPr>
       <w:r>
-        <w:rPr>
-          <w:b/>
-        </w:rPr>
-        <w:t>OWASP Dependency-Check</w:t>
+        <w:t xml:space="preserve">OWASP Dependency-Check — https://owasp.org/projects/dependency-check</w:t>
       </w:r>
-      <w:r>
-        <w:t xml:space="preserve"> - SCA alternative untuk known vulnerable dependencies.</w:t>
-      </w:r>
-      <w:r>
-        <w:br/>
-      </w:r>
-      <w:hyperlink r:id="rId118">
-        <w:r>
-          <w:rPr>
-            <w:color w:val="1D4ED8"/>
-            <w:u w:val="single"/>
-          </w:rPr>
-          <w:t>https://owasp.org/projects/dependency-check</w:t>
-        </w:r>
-      </w:hyperlink>
     </w:p>
     <w:p>
       <w:pPr>
-        <w:spacing w:after="80"/>
+        <w:numPr>
+          <w:numId w:val="1"/>
+        </w:numPr>
       </w:pPr>
       <w:r>
-        <w:rPr>
-          <w:b/>
-        </w:rPr>
-        <w:t>Greenbone Community Documentation</w:t>
+        <w:t xml:space="preserve">Greenbone Community Documentation — https://greenbone.github.io/docs/latest/</w:t>
       </w:r>
-      <w:r>
-        <w:t xml:space="preserve"> - OpenVAS/Greenbone vulnerability management stack.</w:t>
-      </w:r>
-      <w:r>
-        <w:br/>
-      </w:r>
-      <w:hyperlink r:id="rId119">
-        <w:r>
-          <w:rPr>
-            <w:color w:val="1D4ED8"/>
-            <w:u w:val="single"/>
-          </w:rPr>
-          <w:t>https://greenbone.github.io/docs/latest/</w:t>
-        </w:r>
-      </w:hyperlink>
     </w:p>
     <w:p>
       <w:pPr>
-        <w:spacing w:after="80"/>
+        <w:numPr>
+          <w:numId w:val="1"/>
+        </w:numPr>
       </w:pPr>
       <w:r>
-        <w:rPr>
-          <w:b/>
-        </w:rPr>
-        <w:t>NIST SP 800-115</w:t>
+        <w:t xml:space="preserve">NIST SP 800-115 — Technical Guide to Information Security Testing — https://csrc.nist.gov/pubs/sp/800/115/final</w:t>
       </w:r>
-      <w:r>
-        <w:t xml:space="preserve"> - Benefits, limitations, dan workflow technical security assessment.</w:t>
-      </w:r>
-      <w:r>
-        <w:br/>
-      </w:r>
-      <w:hyperlink r:id="rId90">
-        <w:r>
-          <w:rPr>
-            <w:color w:val="1D4ED8"/>
-            <w:u w:val="single"/>
-          </w:rPr>
-          <w:t>https://csrc.nist.gov/pubs/sp/800/115/final</w:t>
-        </w:r>
-      </w:hyperlink>
     </w:p>
     <w:tbl>
       <w:tblPr>
         <w:tblW w:type="auto" w:w="0"/>
         <w:jc w:val="center"/>
-        <w:tblLook w:firstColumn="1" w:firstRow="1" w:lastColumn="0" w:lastRow="0" w:noHBand="0" w:noVBand="1" w:val="04A0"/>
       </w:tblPr>
       <w:tblGrid>
         <w:gridCol w:w="9968"/>
@@ -6131,7 +6402,7 @@
         <w:tc>
           <w:tcPr>
             <w:tcW w:type="dxa" w:w="9968"/>
-            <w:shd w:fill="ECFDF5"/>
+            <w:shd w:fill="EFF6FF"/>
             <w:tcMar>
               <w:top w:w="135" w:type="dxa"/>
               <w:start w:w="165" w:type="dxa"/>
@@ -6146,28 +6417,23 @@
             <w:r>
               <w:rPr>
                 <w:b/>
-                <w:color w:val="047857"/>
-                <w:sz w:val="18"/>
+                <w:color w:val="1D4ED8"/>
+                <w:sz w:val="19"/>
               </w:rPr>
-              <w:t>Next module</w:t>
+              <w:t xml:space="preserve">Next module:</w:t>
             </w:r>
           </w:p>
           <w:p>
             <w:pPr>
-              <w:spacing w:after="0" w:line="252" w:lineRule="auto"/>
+              <w:spacing w:after="0"/>
             </w:pPr>
             <w:r>
-              <w:t>Module 10 - Burp Suite Fundamentals: proxy, HTTP history, Repeater, scope, TLS interception, request editing, evidence discipline, dan local web lab workflow.</w:t>
+              <w:t xml:space="preserve">10-burp-suite-fundamentals — proxy, HTTP history, Repeater, scope, TLS interception, request editing, evidence discipline, dan local web lab workflow.</w:t>
             </w:r>
           </w:p>
         </w:tc>
       </w:tr>
     </w:tbl>
-    <w:p>
-      <w:pPr>
-        <w:spacing w:after="20"/>
-      </w:pPr>
-    </w:p>
     <w:sectPr>
       <w:headerReference w:type="default" r:id="rId9"/>
       <w:footerReference w:type="default" r:id="rId10"/>
